--- a/Documents/ParserDoc.docx
+++ b/Documents/ParserDoc.docx
@@ -1077,7 +1077,21 @@
         <w:rPr>
           <w:rFonts w:asciiTheme="minorBidi" w:hAnsiTheme="minorBidi"/>
         </w:rPr>
-        <w:t xml:space="preserve"> Function_Statements </w:t>
+        <w:t xml:space="preserve"> </w:t>
+      </w:r>
+      <w:proofErr w:type="spellStart"/>
+      <w:r>
+        <w:rPr>
+          <w:rFonts w:asciiTheme="minorBidi" w:hAnsiTheme="minorBidi"/>
+        </w:rPr>
+        <w:t>Function_Statements</w:t>
+      </w:r>
+      <w:proofErr w:type="spellEnd"/>
+      <w:r>
+        <w:rPr>
+          <w:rFonts w:asciiTheme="minorBidi" w:hAnsiTheme="minorBidi"/>
+        </w:rPr>
+        <w:t xml:space="preserve"> </w:t>
       </w:r>
       <w:r>
         <w:rPr>
@@ -1099,11 +1113,19 @@
           <w:u w:val="single"/>
         </w:rPr>
       </w:pPr>
-      <w:r>
-        <w:rPr>
-          <w:rFonts w:asciiTheme="minorBidi" w:hAnsiTheme="minorBidi"/>
-        </w:rPr>
-        <w:t xml:space="preserve">Function_Statements </w:t>
+      <w:proofErr w:type="spellStart"/>
+      <w:r>
+        <w:rPr>
+          <w:rFonts w:asciiTheme="minorBidi" w:hAnsiTheme="minorBidi"/>
+        </w:rPr>
+        <w:t>Function_Statements</w:t>
+      </w:r>
+      <w:proofErr w:type="spellEnd"/>
+      <w:r>
+        <w:rPr>
+          <w:rFonts w:asciiTheme="minorBidi" w:hAnsiTheme="minorBidi"/>
+        </w:rPr>
+        <w:t xml:space="preserve"> </w:t>
       </w:r>
       <w:r>
         <w:rPr>
@@ -1117,35 +1139,65 @@
         </w:rPr>
         <w:t xml:space="preserve"> </w:t>
       </w:r>
-      <w:r>
-        <w:rPr>
-          <w:rFonts w:asciiTheme="minorBidi" w:hAnsiTheme="minorBidi"/>
-        </w:rPr>
-        <w:t xml:space="preserve">Function_Statement </w:t>
-      </w:r>
-      <w:r>
-        <w:rPr>
-          <w:rFonts w:asciiTheme="minorBidi" w:hAnsiTheme="minorBidi"/>
-        </w:rPr>
-        <w:t>Function_Statements | ε</w:t>
-      </w:r>
-    </w:p>
-    <w:p>
-      <w:pPr>
-        <w:pStyle w:val="ListParagraph"/>
-        <w:numPr>
-          <w:ilvl w:val="0"/>
-          <w:numId w:val="4"/>
-        </w:numPr>
-        <w:rPr>
-          <w:rFonts w:asciiTheme="minorBidi" w:hAnsiTheme="minorBidi"/>
-        </w:rPr>
-      </w:pPr>
-      <w:r>
-        <w:rPr>
-          <w:rFonts w:asciiTheme="minorBidi" w:hAnsiTheme="minorBidi"/>
-        </w:rPr>
-        <w:t xml:space="preserve">Function_Statement </w:t>
+      <w:proofErr w:type="spellStart"/>
+      <w:r>
+        <w:rPr>
+          <w:rFonts w:asciiTheme="minorBidi" w:hAnsiTheme="minorBidi"/>
+        </w:rPr>
+        <w:t>Function_Statements</w:t>
+      </w:r>
+      <w:proofErr w:type="spellEnd"/>
+      <w:r>
+        <w:rPr>
+          <w:rFonts w:asciiTheme="minorBidi" w:hAnsiTheme="minorBidi"/>
+        </w:rPr>
+        <w:t xml:space="preserve"> </w:t>
+      </w:r>
+      <w:proofErr w:type="spellStart"/>
+      <w:r>
+        <w:rPr>
+          <w:rFonts w:asciiTheme="minorBidi" w:hAnsiTheme="minorBidi"/>
+        </w:rPr>
+        <w:t>Function_Statement</w:t>
+      </w:r>
+      <w:proofErr w:type="spellEnd"/>
+      <w:r>
+        <w:rPr>
+          <w:rFonts w:asciiTheme="minorBidi" w:hAnsiTheme="minorBidi"/>
+        </w:rPr>
+        <w:t xml:space="preserve"> </w:t>
+      </w:r>
+      <w:r>
+        <w:rPr>
+          <w:rFonts w:asciiTheme="minorBidi" w:hAnsiTheme="minorBidi"/>
+        </w:rPr>
+        <w:t>| ε</w:t>
+      </w:r>
+    </w:p>
+    <w:p>
+      <w:pPr>
+        <w:pStyle w:val="ListParagraph"/>
+        <w:numPr>
+          <w:ilvl w:val="0"/>
+          <w:numId w:val="4"/>
+        </w:numPr>
+        <w:rPr>
+          <w:rFonts w:asciiTheme="minorBidi" w:hAnsiTheme="minorBidi"/>
+        </w:rPr>
+      </w:pPr>
+      <w:proofErr w:type="spellStart"/>
+      <w:r>
+        <w:rPr>
+          <w:rFonts w:asciiTheme="minorBidi" w:hAnsiTheme="minorBidi"/>
+        </w:rPr>
+        <w:t>Function_Statement</w:t>
+      </w:r>
+      <w:proofErr w:type="spellEnd"/>
+      <w:r>
+        <w:rPr>
+          <w:rFonts w:asciiTheme="minorBidi" w:hAnsiTheme="minorBidi"/>
+        </w:rPr>
+        <w:t xml:space="preserve"> </w:t>
       </w:r>
       <w:r>
         <w:rPr>
@@ -1297,7 +1349,7 @@
           <w:rFonts w:asciiTheme="minorBidi" w:hAnsiTheme="minorBidi"/>
           <w:color w:val="C00000"/>
         </w:rPr>
-        <w:t xml:space="preserve">  </w:t>
+        <w:t xml:space="preserve"> </w:t>
       </w:r>
       <w:r>
         <w:rPr>
@@ -1462,7 +1514,21 @@
         <w:rPr>
           <w:rFonts w:asciiTheme="minorBidi" w:hAnsiTheme="minorBidi"/>
         </w:rPr>
-        <w:t xml:space="preserve"> { Statements Return_Statement }</w:t>
+        <w:t xml:space="preserve"> { Statements </w:t>
+      </w:r>
+      <w:proofErr w:type="spellStart"/>
+      <w:r>
+        <w:rPr>
+          <w:rFonts w:asciiTheme="minorBidi" w:hAnsiTheme="minorBidi"/>
+        </w:rPr>
+        <w:t>Return_Statement</w:t>
+      </w:r>
+      <w:proofErr w:type="spellEnd"/>
+      <w:r>
+        <w:rPr>
+          <w:rFonts w:asciiTheme="minorBidi" w:hAnsiTheme="minorBidi"/>
+        </w:rPr>
+        <w:t xml:space="preserve"> }</w:t>
       </w:r>
     </w:p>
     <w:p>
@@ -1538,6 +1604,20 @@
         </w:rPr>
         <w:t>`</w:t>
       </w:r>
+      <w:r>
+        <w:rPr>
+          <w:rFonts w:asciiTheme="minorBidi" w:hAnsiTheme="minorBidi"/>
+          <w:color w:val="FF0000"/>
+        </w:rPr>
+        <w:t xml:space="preserve"> | </w:t>
+      </w:r>
+      <w:r>
+        <w:rPr>
+          <w:rFonts w:asciiTheme="minorBidi" w:hAnsiTheme="minorBidi"/>
+          <w:color w:val="FF0000"/>
+        </w:rPr>
+        <w:t>ε</w:t>
+      </w:r>
     </w:p>
     <w:p>
       <w:pPr>
@@ -1675,8 +1755,16 @@
         <w:rPr>
           <w:rFonts w:asciiTheme="minorBidi" w:hAnsiTheme="minorBidi"/>
         </w:rPr>
-        <w:t>| Return_Statement</w:t>
-      </w:r>
+        <w:t xml:space="preserve">| </w:t>
+      </w:r>
+      <w:proofErr w:type="spellStart"/>
+      <w:r>
+        <w:rPr>
+          <w:rFonts w:asciiTheme="minorBidi" w:hAnsiTheme="minorBidi"/>
+        </w:rPr>
+        <w:t>Condition_Statement</w:t>
+      </w:r>
+      <w:proofErr w:type="spellEnd"/>
     </w:p>
     <w:p>
       <w:pPr>
@@ -1690,7 +1778,7 @@
         <w:rPr>
           <w:rFonts w:asciiTheme="minorBidi" w:hAnsiTheme="minorBidi"/>
         </w:rPr>
-        <w:t>| Condition_Statement</w:t>
+        <w:t>| If_Statement</w:t>
       </w:r>
     </w:p>
     <w:p>
@@ -1705,7 +1793,7 @@
         <w:rPr>
           <w:rFonts w:asciiTheme="minorBidi" w:hAnsiTheme="minorBidi"/>
         </w:rPr>
-        <w:t>| If_Statement</w:t>
+        <w:t>| Repeat_Statement</w:t>
       </w:r>
     </w:p>
     <w:p>
@@ -1720,7 +1808,13 @@
         <w:rPr>
           <w:rFonts w:asciiTheme="minorBidi" w:hAnsiTheme="minorBidi"/>
         </w:rPr>
-        <w:t>| Repeat_Statement</w:t>
+        <w:t xml:space="preserve">| </w:t>
+      </w:r>
+      <w:r>
+        <w:rPr>
+          <w:rFonts w:asciiTheme="minorBidi" w:hAnsiTheme="minorBidi"/>
+        </w:rPr>
+        <w:t>Function_Call</w:t>
       </w:r>
     </w:p>
     <w:p>
@@ -1735,13 +1829,25 @@
         <w:rPr>
           <w:rFonts w:asciiTheme="minorBidi" w:hAnsiTheme="minorBidi"/>
         </w:rPr>
-        <w:t xml:space="preserve">| </w:t>
-      </w:r>
-      <w:r>
-        <w:rPr>
-          <w:rFonts w:asciiTheme="minorBidi" w:hAnsiTheme="minorBidi"/>
-        </w:rPr>
-        <w:t>Function_Call</w:t>
+        <w:t>| c</w:t>
+      </w:r>
+      <w:r>
+        <w:rPr>
+          <w:rFonts w:asciiTheme="minorBidi" w:hAnsiTheme="minorBidi"/>
+        </w:rPr>
+        <w:t>omment_</w:t>
+      </w:r>
+      <w:r>
+        <w:rPr>
+          <w:rFonts w:asciiTheme="minorBidi" w:hAnsiTheme="minorBidi"/>
+        </w:rPr>
+        <w:t>s</w:t>
+      </w:r>
+      <w:r>
+        <w:rPr>
+          <w:rFonts w:asciiTheme="minorBidi" w:hAnsiTheme="minorBidi"/>
+        </w:rPr>
+        <w:t>tatement</w:t>
       </w:r>
     </w:p>
     <w:p>
@@ -1756,39 +1862,6 @@
         <w:rPr>
           <w:rFonts w:asciiTheme="minorBidi" w:hAnsiTheme="minorBidi"/>
         </w:rPr>
-        <w:t>| c</w:t>
-      </w:r>
-      <w:r>
-        <w:rPr>
-          <w:rFonts w:asciiTheme="minorBidi" w:hAnsiTheme="minorBidi"/>
-        </w:rPr>
-        <w:t>omment_</w:t>
-      </w:r>
-      <w:r>
-        <w:rPr>
-          <w:rFonts w:asciiTheme="minorBidi" w:hAnsiTheme="minorBidi"/>
-        </w:rPr>
-        <w:t>s</w:t>
-      </w:r>
-      <w:r>
-        <w:rPr>
-          <w:rFonts w:asciiTheme="minorBidi" w:hAnsiTheme="minorBidi"/>
-        </w:rPr>
-        <w:t>tatement</w:t>
-      </w:r>
-    </w:p>
-    <w:p>
-      <w:pPr>
-        <w:pStyle w:val="ListParagraph"/>
-        <w:ind w:left="1440" w:firstLine="720"/>
-        <w:rPr>
-          <w:rFonts w:asciiTheme="minorBidi" w:hAnsiTheme="minorBidi"/>
-        </w:rPr>
-      </w:pPr>
-      <w:r>
-        <w:rPr>
-          <w:rFonts w:asciiTheme="minorBidi" w:hAnsiTheme="minorBidi"/>
-        </w:rPr>
         <w:t>| ε</w:t>
       </w:r>
     </w:p>
@@ -1999,7 +2072,35 @@
           <w:rFonts w:asciiTheme="minorBidi" w:hAnsiTheme="minorBidi"/>
           <w:color w:val="000000" w:themeColor="text1"/>
         </w:rPr>
-        <w:t xml:space="preserve"> , identifier | identifier |</w:t>
+        <w:t xml:space="preserve"> , </w:t>
+      </w:r>
+      <w:r>
+        <w:rPr>
+          <w:rFonts w:asciiTheme="minorBidi" w:hAnsiTheme="minorBidi"/>
+          <w:color w:val="000000" w:themeColor="text1"/>
+        </w:rPr>
+        <w:t>Term</w:t>
+      </w:r>
+      <w:r>
+        <w:rPr>
+          <w:rFonts w:asciiTheme="minorBidi" w:hAnsiTheme="minorBidi"/>
+          <w:color w:val="000000" w:themeColor="text1"/>
+        </w:rPr>
+        <w:t xml:space="preserve"> | </w:t>
+      </w:r>
+      <w:r>
+        <w:rPr>
+          <w:rFonts w:asciiTheme="minorBidi" w:hAnsiTheme="minorBidi"/>
+          <w:color w:val="000000" w:themeColor="text1"/>
+        </w:rPr>
+        <w:t>Term</w:t>
+      </w:r>
+      <w:r>
+        <w:rPr>
+          <w:rFonts w:asciiTheme="minorBidi" w:hAnsiTheme="minorBidi"/>
+          <w:color w:val="000000" w:themeColor="text1"/>
+        </w:rPr>
+        <w:t xml:space="preserve"> |</w:t>
       </w:r>
       <w:r>
         <w:rPr>
@@ -2029,6 +2130,15 @@
           <w:color w:val="FF0000"/>
         </w:rPr>
       </w:pPr>
+      <w:proofErr w:type="spellStart"/>
+      <w:r>
+        <w:rPr>
+          <w:rFonts w:asciiTheme="minorBidi" w:hAnsiTheme="minorBidi"/>
+          <w:color w:val="FF0000"/>
+        </w:rPr>
+        <w:t>Args</w:t>
+      </w:r>
+      <w:proofErr w:type="spellEnd"/>
       <w:r>
         <w:rPr>
           <w:rFonts w:asciiTheme="minorBidi" w:hAnsiTheme="minorBidi"/>
@@ -2041,13 +2151,6 @@
           <w:rFonts w:asciiTheme="minorBidi" w:hAnsiTheme="minorBidi"/>
           <w:color w:val="FF0000"/>
         </w:rPr>
-        <w:t xml:space="preserve">Args </w:t>
-      </w:r>
-      <w:r>
-        <w:rPr>
-          <w:rFonts w:asciiTheme="minorBidi" w:hAnsiTheme="minorBidi"/>
-          <w:color w:val="FF0000"/>
-        </w:rPr>
         <w:sym w:font="Wingdings" w:char="F0E0"/>
       </w:r>
       <w:r>
@@ -2055,8 +2158,23 @@
           <w:rFonts w:asciiTheme="minorBidi" w:hAnsiTheme="minorBidi"/>
           <w:color w:val="FF0000"/>
         </w:rPr>
-        <w:t xml:space="preserve"> identifier </w:t>
-      </w:r>
+        <w:t xml:space="preserve"> </w:t>
+      </w:r>
+      <w:r>
+        <w:rPr>
+          <w:rFonts w:asciiTheme="minorBidi" w:hAnsiTheme="minorBidi"/>
+          <w:color w:val="FF0000"/>
+        </w:rPr>
+        <w:t>Term</w:t>
+      </w:r>
+      <w:r>
+        <w:rPr>
+          <w:rFonts w:asciiTheme="minorBidi" w:hAnsiTheme="minorBidi"/>
+          <w:color w:val="FF0000"/>
+        </w:rPr>
+        <w:t xml:space="preserve"> </w:t>
+      </w:r>
+      <w:proofErr w:type="spellStart"/>
       <w:r>
         <w:rPr>
           <w:rFonts w:asciiTheme="minorBidi" w:hAnsiTheme="minorBidi"/>
@@ -2064,6 +2182,7 @@
         </w:rPr>
         <w:t>Args</w:t>
       </w:r>
+      <w:proofErr w:type="spellEnd"/>
       <w:r>
         <w:rPr>
           <w:rFonts w:asciiTheme="minorBidi" w:hAnsiTheme="minorBidi"/>
@@ -2132,8 +2251,23 @@
           <w:rFonts w:asciiTheme="minorBidi" w:hAnsiTheme="minorBidi"/>
           <w:color w:val="FF0000"/>
         </w:rPr>
-        <w:t xml:space="preserve"> , identifier </w:t>
-      </w:r>
+        <w:t xml:space="preserve"> , </w:t>
+      </w:r>
+      <w:r>
+        <w:rPr>
+          <w:rFonts w:asciiTheme="minorBidi" w:hAnsiTheme="minorBidi"/>
+          <w:color w:val="FF0000"/>
+        </w:rPr>
+        <w:t>Term</w:t>
+      </w:r>
+      <w:r>
+        <w:rPr>
+          <w:rFonts w:asciiTheme="minorBidi" w:hAnsiTheme="minorBidi"/>
+          <w:color w:val="FF0000"/>
+        </w:rPr>
+        <w:t xml:space="preserve"> </w:t>
+      </w:r>
+      <w:proofErr w:type="spellStart"/>
       <w:r>
         <w:rPr>
           <w:rFonts w:asciiTheme="minorBidi" w:hAnsiTheme="minorBidi"/>
@@ -2141,6 +2275,7 @@
         </w:rPr>
         <w:t>Args</w:t>
       </w:r>
+      <w:proofErr w:type="spellEnd"/>
       <w:r>
         <w:rPr>
           <w:rFonts w:asciiTheme="minorBidi" w:hAnsiTheme="minorBidi"/>
@@ -2528,6 +2663,40 @@
         <w:rPr>
           <w:rFonts w:asciiTheme="minorBidi" w:hAnsiTheme="minorBidi"/>
           <w:color w:val="000000" w:themeColor="text1"/>
+        </w:rPr>
+        <w:t xml:space="preserve">IdentList </w:t>
+      </w:r>
+      <w:r>
+        <w:rPr>
+          <w:rFonts w:asciiTheme="minorBidi" w:hAnsiTheme="minorBidi"/>
+        </w:rPr>
+        <w:sym w:font="Wingdings" w:char="F0E0"/>
+      </w:r>
+      <w:r>
+        <w:rPr>
+          <w:rFonts w:asciiTheme="minorBidi" w:hAnsiTheme="minorBidi"/>
+          <w:color w:val="000000" w:themeColor="text1"/>
+        </w:rPr>
+        <w:t xml:space="preserve"> Ident , IdentList | Ident        </w:t>
+      </w:r>
+    </w:p>
+    <w:p>
+      <w:pPr>
+        <w:pStyle w:val="ListParagraph"/>
+        <w:numPr>
+          <w:ilvl w:val="1"/>
+          <w:numId w:val="4"/>
+        </w:numPr>
+        <w:jc w:val="both"/>
+        <w:rPr>
+          <w:rFonts w:asciiTheme="minorBidi" w:hAnsiTheme="minorBidi"/>
+          <w:color w:val="FF0000"/>
+        </w:rPr>
+      </w:pPr>
+      <w:r>
+        <w:rPr>
+          <w:rFonts w:asciiTheme="minorBidi" w:hAnsiTheme="minorBidi"/>
+          <w:color w:val="FF0000"/>
         </w:rPr>
         <w:lastRenderedPageBreak/>
         <w:t xml:space="preserve">IdentList </w:t>
@@ -2535,15 +2704,23 @@
       <w:r>
         <w:rPr>
           <w:rFonts w:asciiTheme="minorBidi" w:hAnsiTheme="minorBidi"/>
+          <w:color w:val="FF0000"/>
         </w:rPr>
         <w:sym w:font="Wingdings" w:char="F0E0"/>
       </w:r>
       <w:r>
         <w:rPr>
           <w:rFonts w:asciiTheme="minorBidi" w:hAnsiTheme="minorBidi"/>
-          <w:color w:val="000000" w:themeColor="text1"/>
-        </w:rPr>
-        <w:t xml:space="preserve"> Ident , IdentList | Ident        </w:t>
+          <w:color w:val="FF0000"/>
+        </w:rPr>
+        <w:t xml:space="preserve"> Ident IdentList</w:t>
+      </w:r>
+      <w:r>
+        <w:rPr>
+          <w:rFonts w:asciiTheme="minorBidi" w:hAnsiTheme="minorBidi"/>
+          <w:color w:val="FF0000"/>
+        </w:rPr>
+        <w:t>`</w:t>
       </w:r>
     </w:p>
     <w:p>
@@ -2564,7 +2741,21 @@
           <w:rFonts w:asciiTheme="minorBidi" w:hAnsiTheme="minorBidi"/>
           <w:color w:val="FF0000"/>
         </w:rPr>
-        <w:t xml:space="preserve">IdentList </w:t>
+        <w:t>IdentList</w:t>
+      </w:r>
+      <w:r>
+        <w:rPr>
+          <w:rFonts w:asciiTheme="minorBidi" w:hAnsiTheme="minorBidi"/>
+          <w:color w:val="FF0000"/>
+        </w:rPr>
+        <w:t>`</w:t>
+      </w:r>
+      <w:r>
+        <w:rPr>
+          <w:rFonts w:asciiTheme="minorBidi" w:hAnsiTheme="minorBidi"/>
+          <w:color w:val="FF0000"/>
+        </w:rPr>
+        <w:t xml:space="preserve"> </w:t>
       </w:r>
       <w:r>
         <w:rPr>
@@ -2578,7 +2769,77 @@
           <w:rFonts w:asciiTheme="minorBidi" w:hAnsiTheme="minorBidi"/>
           <w:color w:val="FF0000"/>
         </w:rPr>
-        <w:t xml:space="preserve"> Ident IdentList</w:t>
+        <w:t xml:space="preserve"> , IdentList | ε</w:t>
+      </w:r>
+    </w:p>
+    <w:p>
+      <w:pPr>
+        <w:pStyle w:val="ListParagraph"/>
+        <w:numPr>
+          <w:ilvl w:val="0"/>
+          <w:numId w:val="4"/>
+        </w:numPr>
+        <w:jc w:val="both"/>
+        <w:rPr>
+          <w:rFonts w:asciiTheme="minorBidi" w:hAnsiTheme="minorBidi"/>
+          <w:color w:val="000000" w:themeColor="text1"/>
+        </w:rPr>
+      </w:pPr>
+      <w:r>
+        <w:rPr>
+          <w:rFonts w:asciiTheme="minorBidi" w:hAnsiTheme="minorBidi"/>
+          <w:color w:val="000000" w:themeColor="text1"/>
+        </w:rPr>
+        <w:t xml:space="preserve">Ident </w:t>
+      </w:r>
+      <w:r>
+        <w:rPr>
+          <w:rFonts w:asciiTheme="minorBidi" w:hAnsiTheme="minorBidi"/>
+          <w:color w:val="000000" w:themeColor="text1"/>
+        </w:rPr>
+        <w:sym w:font="Wingdings" w:char="F0E0"/>
+      </w:r>
+      <w:r>
+        <w:rPr>
+          <w:rFonts w:asciiTheme="minorBidi" w:hAnsiTheme="minorBidi"/>
+          <w:color w:val="000000" w:themeColor="text1"/>
+        </w:rPr>
+        <w:t xml:space="preserve"> identifier | identifier := Expression   </w:t>
+      </w:r>
+    </w:p>
+    <w:p>
+      <w:pPr>
+        <w:pStyle w:val="ListParagraph"/>
+        <w:numPr>
+          <w:ilvl w:val="1"/>
+          <w:numId w:val="4"/>
+        </w:numPr>
+        <w:jc w:val="both"/>
+        <w:rPr>
+          <w:rFonts w:asciiTheme="minorBidi" w:hAnsiTheme="minorBidi"/>
+          <w:color w:val="FF0000"/>
+        </w:rPr>
+      </w:pPr>
+      <w:r>
+        <w:rPr>
+          <w:rFonts w:asciiTheme="minorBidi" w:hAnsiTheme="minorBidi"/>
+          <w:color w:val="FF0000"/>
+        </w:rPr>
+        <w:t xml:space="preserve">Ident </w:t>
+      </w:r>
+      <w:r>
+        <w:rPr>
+          <w:rFonts w:asciiTheme="minorBidi" w:hAnsiTheme="minorBidi"/>
+          <w:color w:val="FF0000"/>
+        </w:rPr>
+        <w:sym w:font="Wingdings" w:char="F0E0"/>
+      </w:r>
+      <w:r>
+        <w:rPr>
+          <w:rFonts w:asciiTheme="minorBidi" w:hAnsiTheme="minorBidi"/>
+          <w:color w:val="FF0000"/>
+        </w:rPr>
+        <w:t xml:space="preserve"> identifier Ident</w:t>
       </w:r>
       <w:r>
         <w:rPr>
@@ -2606,7 +2867,7 @@
           <w:rFonts w:asciiTheme="minorBidi" w:hAnsiTheme="minorBidi"/>
           <w:color w:val="FF0000"/>
         </w:rPr>
-        <w:t>IdentList</w:t>
+        <w:t>Ident</w:t>
       </w:r>
       <w:r>
         <w:rPr>
@@ -2634,7 +2895,7 @@
           <w:rFonts w:asciiTheme="minorBidi" w:hAnsiTheme="minorBidi"/>
           <w:color w:val="FF0000"/>
         </w:rPr>
-        <w:t xml:space="preserve"> , IdentList | ε</w:t>
+        <w:t xml:space="preserve"> := Expression | ε</w:t>
       </w:r>
     </w:p>
     <w:p>
@@ -2647,141 +2908,24 @@
         <w:jc w:val="both"/>
         <w:rPr>
           <w:rFonts w:asciiTheme="minorBidi" w:hAnsiTheme="minorBidi"/>
-          <w:color w:val="000000" w:themeColor="text1"/>
-        </w:rPr>
-      </w:pPr>
-      <w:r>
-        <w:rPr>
-          <w:rFonts w:asciiTheme="minorBidi" w:hAnsiTheme="minorBidi"/>
-          <w:color w:val="000000" w:themeColor="text1"/>
-        </w:rPr>
-        <w:t xml:space="preserve">Ident </w:t>
-      </w:r>
-      <w:r>
-        <w:rPr>
-          <w:rFonts w:asciiTheme="minorBidi" w:hAnsiTheme="minorBidi"/>
-          <w:color w:val="000000" w:themeColor="text1"/>
-        </w:rPr>
-        <w:sym w:font="Wingdings" w:char="F0E0"/>
-      </w:r>
-      <w:r>
-        <w:rPr>
-          <w:rFonts w:asciiTheme="minorBidi" w:hAnsiTheme="minorBidi"/>
-          <w:color w:val="000000" w:themeColor="text1"/>
-        </w:rPr>
-        <w:t xml:space="preserve"> identifier | identifier := Expression   </w:t>
-      </w:r>
-    </w:p>
-    <w:p>
-      <w:pPr>
-        <w:pStyle w:val="ListParagraph"/>
-        <w:numPr>
-          <w:ilvl w:val="1"/>
-          <w:numId w:val="4"/>
-        </w:numPr>
-        <w:jc w:val="both"/>
-        <w:rPr>
-          <w:rFonts w:asciiTheme="minorBidi" w:hAnsiTheme="minorBidi"/>
-          <w:color w:val="FF0000"/>
-        </w:rPr>
-      </w:pPr>
-      <w:r>
-        <w:rPr>
-          <w:rFonts w:asciiTheme="minorBidi" w:hAnsiTheme="minorBidi"/>
-          <w:color w:val="FF0000"/>
-        </w:rPr>
-        <w:t xml:space="preserve">Ident </w:t>
-      </w:r>
-      <w:r>
-        <w:rPr>
-          <w:rFonts w:asciiTheme="minorBidi" w:hAnsiTheme="minorBidi"/>
-          <w:color w:val="FF0000"/>
-        </w:rPr>
-        <w:sym w:font="Wingdings" w:char="F0E0"/>
-      </w:r>
-      <w:r>
-        <w:rPr>
-          <w:rFonts w:asciiTheme="minorBidi" w:hAnsiTheme="minorBidi"/>
-          <w:color w:val="FF0000"/>
-        </w:rPr>
-        <w:t xml:space="preserve"> identifier Ident</w:t>
-      </w:r>
-      <w:r>
-        <w:rPr>
-          <w:rFonts w:asciiTheme="minorBidi" w:hAnsiTheme="minorBidi"/>
-          <w:color w:val="FF0000"/>
-        </w:rPr>
-        <w:t>`</w:t>
-      </w:r>
-    </w:p>
-    <w:p>
-      <w:pPr>
-        <w:pStyle w:val="ListParagraph"/>
-        <w:numPr>
-          <w:ilvl w:val="1"/>
-          <w:numId w:val="4"/>
-        </w:numPr>
-        <w:jc w:val="both"/>
-        <w:rPr>
-          <w:rFonts w:asciiTheme="minorBidi" w:hAnsiTheme="minorBidi"/>
-          <w:color w:val="FF0000"/>
-        </w:rPr>
-      </w:pPr>
-      <w:r>
-        <w:rPr>
-          <w:rFonts w:asciiTheme="minorBidi" w:hAnsiTheme="minorBidi"/>
-          <w:color w:val="FF0000"/>
-        </w:rPr>
-        <w:t>Ident</w:t>
-      </w:r>
-      <w:r>
-        <w:rPr>
-          <w:rFonts w:asciiTheme="minorBidi" w:hAnsiTheme="minorBidi"/>
-          <w:color w:val="FF0000"/>
-        </w:rPr>
-        <w:t>`</w:t>
-      </w:r>
-      <w:r>
-        <w:rPr>
-          <w:rFonts w:asciiTheme="minorBidi" w:hAnsiTheme="minorBidi"/>
-          <w:color w:val="FF0000"/>
+          <w:color w:val="FF0000"/>
+        </w:rPr>
+      </w:pPr>
+      <w:proofErr w:type="spellStart"/>
+      <w:r>
+        <w:rPr>
+          <w:rFonts w:asciiTheme="minorBidi" w:hAnsiTheme="minorBidi"/>
+          <w:color w:val="000000" w:themeColor="text1"/>
+        </w:rPr>
+        <w:t>Return_Statement</w:t>
+      </w:r>
+      <w:proofErr w:type="spellEnd"/>
+      <w:r>
+        <w:rPr>
+          <w:rFonts w:asciiTheme="minorBidi" w:hAnsiTheme="minorBidi"/>
+          <w:color w:val="000000" w:themeColor="text1"/>
         </w:rPr>
         <w:t xml:space="preserve"> </w:t>
-      </w:r>
-      <w:r>
-        <w:rPr>
-          <w:rFonts w:asciiTheme="minorBidi" w:hAnsiTheme="minorBidi"/>
-          <w:color w:val="FF0000"/>
-        </w:rPr>
-        <w:sym w:font="Wingdings" w:char="F0E0"/>
-      </w:r>
-      <w:r>
-        <w:rPr>
-          <w:rFonts w:asciiTheme="minorBidi" w:hAnsiTheme="minorBidi"/>
-          <w:color w:val="FF0000"/>
-        </w:rPr>
-        <w:t xml:space="preserve"> := Expression | ε</w:t>
-      </w:r>
-    </w:p>
-    <w:p>
-      <w:pPr>
-        <w:pStyle w:val="ListParagraph"/>
-        <w:numPr>
-          <w:ilvl w:val="0"/>
-          <w:numId w:val="4"/>
-        </w:numPr>
-        <w:jc w:val="both"/>
-        <w:rPr>
-          <w:rFonts w:asciiTheme="minorBidi" w:hAnsiTheme="minorBidi"/>
-          <w:color w:val="FF0000"/>
-        </w:rPr>
-      </w:pPr>
-      <w:r>
-        <w:rPr>
-          <w:rFonts w:asciiTheme="minorBidi" w:hAnsiTheme="minorBidi"/>
-          <w:color w:val="000000" w:themeColor="text1"/>
-        </w:rPr>
-        <w:t xml:space="preserve">Return_Statement </w:t>
       </w:r>
       <w:r>
         <w:rPr>

--- a/Documents/ParserDoc.docx
+++ b/Documents/ParserDoc.docx
@@ -1077,99 +1077,1278 @@
         <w:rPr>
           <w:rFonts w:asciiTheme="minorBidi" w:hAnsiTheme="minorBidi"/>
         </w:rPr>
+        <w:t xml:space="preserve"> Function_Statements </w:t>
+      </w:r>
+      <w:r>
+        <w:rPr>
+          <w:rFonts w:asciiTheme="minorBidi" w:hAnsiTheme="minorBidi"/>
+        </w:rPr>
+        <w:t>Main_Function</w:t>
+      </w:r>
+    </w:p>
+    <w:p>
+      <w:pPr>
+        <w:pStyle w:val="ListParagraph"/>
+        <w:numPr>
+          <w:ilvl w:val="0"/>
+          <w:numId w:val="4"/>
+        </w:numPr>
+        <w:ind w:right="-540"/>
+        <w:rPr>
+          <w:rFonts w:asciiTheme="minorBidi" w:hAnsiTheme="minorBidi"/>
+          <w:u w:val="single"/>
+        </w:rPr>
+      </w:pPr>
+      <w:r>
+        <w:rPr>
+          <w:rFonts w:asciiTheme="minorBidi" w:hAnsiTheme="minorBidi"/>
+        </w:rPr>
+        <w:t xml:space="preserve">Function_Statements </w:t>
+      </w:r>
+      <w:r>
+        <w:rPr>
+          <w:rFonts w:asciiTheme="minorBidi" w:hAnsiTheme="minorBidi"/>
+        </w:rPr>
+        <w:sym w:font="Wingdings" w:char="F0E0"/>
+      </w:r>
+      <w:r>
+        <w:rPr>
+          <w:rFonts w:asciiTheme="minorBidi" w:hAnsiTheme="minorBidi"/>
+        </w:rPr>
         <w:t xml:space="preserve"> </w:t>
       </w:r>
+      <w:r>
+        <w:rPr>
+          <w:rFonts w:asciiTheme="minorBidi" w:hAnsiTheme="minorBidi"/>
+        </w:rPr>
+        <w:t xml:space="preserve">Function_Statements </w:t>
+      </w:r>
+      <w:r>
+        <w:rPr>
+          <w:rFonts w:asciiTheme="minorBidi" w:hAnsiTheme="minorBidi"/>
+        </w:rPr>
+        <w:t xml:space="preserve">Function_Statement </w:t>
+      </w:r>
+      <w:r>
+        <w:rPr>
+          <w:rFonts w:asciiTheme="minorBidi" w:hAnsiTheme="minorBidi"/>
+        </w:rPr>
+        <w:t>| ε</w:t>
+      </w:r>
+    </w:p>
+    <w:p>
+      <w:pPr>
+        <w:pStyle w:val="ListParagraph"/>
+        <w:numPr>
+          <w:ilvl w:val="0"/>
+          <w:numId w:val="4"/>
+        </w:numPr>
+        <w:rPr>
+          <w:rFonts w:asciiTheme="minorBidi" w:hAnsiTheme="minorBidi"/>
+        </w:rPr>
+      </w:pPr>
+      <w:r>
+        <w:rPr>
+          <w:rFonts w:asciiTheme="minorBidi" w:hAnsiTheme="minorBidi"/>
+        </w:rPr>
+        <w:t xml:space="preserve">Function_Statement </w:t>
+      </w:r>
+      <w:r>
+        <w:rPr>
+          <w:rFonts w:asciiTheme="minorBidi" w:hAnsiTheme="minorBidi"/>
+        </w:rPr>
+        <w:sym w:font="Wingdings" w:char="F0E0"/>
+      </w:r>
+      <w:r>
+        <w:rPr>
+          <w:rFonts w:asciiTheme="minorBidi" w:hAnsiTheme="minorBidi"/>
+        </w:rPr>
+        <w:t xml:space="preserve"> Function_Decleration Function_Body</w:t>
+      </w:r>
+    </w:p>
+    <w:p>
+      <w:pPr>
+        <w:pStyle w:val="ListParagraph"/>
+        <w:numPr>
+          <w:ilvl w:val="0"/>
+          <w:numId w:val="4"/>
+        </w:numPr>
+        <w:rPr>
+          <w:rFonts w:asciiTheme="minorBidi" w:hAnsiTheme="minorBidi"/>
+          <w:u w:val="single"/>
+        </w:rPr>
+      </w:pPr>
+      <w:r>
+        <w:rPr>
+          <w:rFonts w:asciiTheme="minorBidi" w:hAnsiTheme="minorBidi"/>
+        </w:rPr>
+        <w:t xml:space="preserve">Function_Decleration </w:t>
+      </w:r>
+      <w:r>
+        <w:rPr>
+          <w:rFonts w:asciiTheme="minorBidi" w:hAnsiTheme="minorBidi"/>
+        </w:rPr>
+        <w:sym w:font="Wingdings" w:char="F0E0"/>
+      </w:r>
+      <w:r>
+        <w:rPr>
+          <w:rFonts w:asciiTheme="minorBidi" w:hAnsiTheme="minorBidi"/>
+        </w:rPr>
+        <w:t xml:space="preserve"> Datatype FunctionName ( Parameter</w:t>
+      </w:r>
+      <w:r>
+        <w:rPr>
+          <w:rFonts w:asciiTheme="minorBidi" w:hAnsiTheme="minorBidi"/>
+        </w:rPr>
+        <w:t>s</w:t>
+      </w:r>
+      <w:r>
+        <w:rPr>
+          <w:rFonts w:asciiTheme="minorBidi" w:hAnsiTheme="minorBidi"/>
+        </w:rPr>
+        <w:t xml:space="preserve"> )</w:t>
+      </w:r>
+    </w:p>
+    <w:p>
+      <w:pPr>
+        <w:pStyle w:val="ListParagraph"/>
+        <w:numPr>
+          <w:ilvl w:val="0"/>
+          <w:numId w:val="4"/>
+        </w:numPr>
+        <w:rPr>
+          <w:rFonts w:asciiTheme="minorBidi" w:hAnsiTheme="minorBidi"/>
+        </w:rPr>
+      </w:pPr>
+      <w:r>
+        <w:rPr>
+          <w:rFonts w:asciiTheme="minorBidi" w:hAnsiTheme="minorBidi"/>
+        </w:rPr>
+        <w:t xml:space="preserve">Datatype </w:t>
+      </w:r>
+      <w:r>
+        <w:rPr>
+          <w:rFonts w:asciiTheme="minorBidi" w:hAnsiTheme="minorBidi"/>
+        </w:rPr>
+        <w:sym w:font="Wingdings" w:char="F0E0"/>
+      </w:r>
+      <w:r>
+        <w:rPr>
+          <w:rFonts w:asciiTheme="minorBidi" w:hAnsiTheme="minorBidi"/>
+        </w:rPr>
+        <w:t xml:space="preserve"> int | float | string</w:t>
+      </w:r>
+    </w:p>
+    <w:p>
+      <w:pPr>
+        <w:pStyle w:val="ListParagraph"/>
+        <w:numPr>
+          <w:ilvl w:val="0"/>
+          <w:numId w:val="4"/>
+        </w:numPr>
+        <w:rPr>
+          <w:rFonts w:asciiTheme="minorBidi" w:hAnsiTheme="minorBidi"/>
+        </w:rPr>
+      </w:pPr>
+      <w:r>
+        <w:rPr>
+          <w:rFonts w:asciiTheme="minorBidi" w:hAnsiTheme="minorBidi"/>
+        </w:rPr>
+        <w:t xml:space="preserve">FunctionName </w:t>
+      </w:r>
+      <w:r>
+        <w:rPr>
+          <w:rFonts w:asciiTheme="minorBidi" w:hAnsiTheme="minorBidi"/>
+        </w:rPr>
+        <w:sym w:font="Wingdings" w:char="F0E0"/>
+      </w:r>
+      <w:r>
+        <w:rPr>
+          <w:rFonts w:asciiTheme="minorBidi" w:hAnsiTheme="minorBidi"/>
+        </w:rPr>
+        <w:t xml:space="preserve"> identifier</w:t>
+      </w:r>
+    </w:p>
+    <w:p>
+      <w:pPr>
+        <w:pStyle w:val="ListParagraph"/>
+        <w:numPr>
+          <w:ilvl w:val="0"/>
+          <w:numId w:val="4"/>
+        </w:numPr>
+        <w:rPr>
+          <w:rFonts w:asciiTheme="minorBidi" w:hAnsiTheme="minorBidi"/>
+        </w:rPr>
+      </w:pPr>
+      <w:r>
+        <w:rPr>
+          <w:rFonts w:asciiTheme="minorBidi" w:hAnsiTheme="minorBidi"/>
+        </w:rPr>
+        <w:t>Parameters</w:t>
+      </w:r>
+      <w:r>
+        <w:rPr>
+          <w:rFonts w:asciiTheme="minorBidi" w:hAnsiTheme="minorBidi"/>
+        </w:rPr>
+        <w:sym w:font="Wingdings" w:char="F0E0"/>
+      </w:r>
+      <w:r>
+        <w:rPr>
+          <w:rFonts w:asciiTheme="minorBidi" w:hAnsiTheme="minorBidi"/>
+        </w:rPr>
+        <w:t xml:space="preserve"> Parameters Parameter | Parameter | </w:t>
+      </w:r>
+      <w:r>
+        <w:rPr>
+          <w:rFonts w:asciiTheme="minorBidi" w:hAnsiTheme="minorBidi"/>
+          <w:color w:val="C00000"/>
+        </w:rPr>
+        <w:t xml:space="preserve"> </w:t>
+      </w:r>
+      <w:r>
+        <w:rPr>
+          <w:rFonts w:asciiTheme="minorBidi" w:hAnsiTheme="minorBidi"/>
+        </w:rPr>
+        <w:t>ε</w:t>
+      </w:r>
+    </w:p>
+    <w:p>
+      <w:pPr>
+        <w:pStyle w:val="ListParagraph"/>
+        <w:numPr>
+          <w:ilvl w:val="1"/>
+          <w:numId w:val="4"/>
+        </w:numPr>
+        <w:rPr>
+          <w:rFonts w:asciiTheme="minorBidi" w:hAnsiTheme="minorBidi"/>
+          <w:color w:val="FF0000"/>
+        </w:rPr>
+      </w:pPr>
+      <w:r>
+        <w:rPr>
+          <w:rFonts w:asciiTheme="minorBidi" w:hAnsiTheme="minorBidi"/>
+          <w:color w:val="FF0000"/>
+        </w:rPr>
+        <w:t xml:space="preserve">Parameters </w:t>
+      </w:r>
+      <w:r>
+        <w:rPr>
+          <w:rFonts w:asciiTheme="minorBidi" w:hAnsiTheme="minorBidi"/>
+          <w:color w:val="FF0000"/>
+        </w:rPr>
+        <w:sym w:font="Wingdings" w:char="F0E0"/>
+      </w:r>
+      <w:r>
+        <w:rPr>
+          <w:rFonts w:asciiTheme="minorBidi" w:hAnsiTheme="minorBidi"/>
+          <w:color w:val="FF0000"/>
+        </w:rPr>
+        <w:t xml:space="preserve"> </w:t>
+      </w:r>
+      <w:r>
+        <w:rPr>
+          <w:rFonts w:asciiTheme="minorBidi" w:hAnsiTheme="minorBidi"/>
+          <w:color w:val="FF0000"/>
+        </w:rPr>
+        <w:t>Parameter Parameters`</w:t>
+      </w:r>
+      <w:r>
+        <w:rPr>
+          <w:rFonts w:asciiTheme="minorBidi" w:hAnsiTheme="minorBidi"/>
+          <w:color w:val="FF0000"/>
+        </w:rPr>
+        <w:t xml:space="preserve"> </w:t>
+      </w:r>
+      <w:r>
+        <w:rPr>
+          <w:rFonts w:asciiTheme="minorBidi" w:hAnsiTheme="minorBidi"/>
+          <w:color w:val="FF0000"/>
+        </w:rPr>
+        <w:t>| ε</w:t>
+      </w:r>
+    </w:p>
+    <w:p>
+      <w:pPr>
+        <w:pStyle w:val="ListParagraph"/>
+        <w:numPr>
+          <w:ilvl w:val="1"/>
+          <w:numId w:val="4"/>
+        </w:numPr>
+        <w:rPr>
+          <w:rFonts w:asciiTheme="minorBidi" w:hAnsiTheme="minorBidi"/>
+          <w:color w:val="FF0000"/>
+        </w:rPr>
+      </w:pPr>
+      <w:r>
+        <w:rPr>
+          <w:rFonts w:asciiTheme="minorBidi" w:hAnsiTheme="minorBidi"/>
+          <w:color w:val="FF0000"/>
+        </w:rPr>
+        <w:t xml:space="preserve">Parameters` </w:t>
+      </w:r>
+      <w:r>
+        <w:rPr>
+          <w:rFonts w:asciiTheme="minorBidi" w:hAnsiTheme="minorBidi"/>
+          <w:color w:val="FF0000"/>
+        </w:rPr>
+        <w:sym w:font="Wingdings" w:char="F0E0"/>
+      </w:r>
+      <w:r>
+        <w:rPr>
+          <w:rFonts w:asciiTheme="minorBidi" w:hAnsiTheme="minorBidi"/>
+          <w:color w:val="FF0000"/>
+        </w:rPr>
+        <w:t xml:space="preserve"> , Parameter Parameters` </w:t>
+      </w:r>
+      <w:bookmarkStart w:id="0" w:name="_Hlk216386311"/>
+      <w:r>
+        <w:rPr>
+          <w:rFonts w:asciiTheme="minorBidi" w:hAnsiTheme="minorBidi"/>
+          <w:color w:val="FF0000"/>
+        </w:rPr>
+        <w:t>| ε</w:t>
+      </w:r>
+      <w:bookmarkEnd w:id="0"/>
+    </w:p>
+    <w:p>
+      <w:pPr>
+        <w:pStyle w:val="ListParagraph"/>
+        <w:numPr>
+          <w:ilvl w:val="0"/>
+          <w:numId w:val="4"/>
+        </w:numPr>
+        <w:rPr>
+          <w:rFonts w:asciiTheme="minorBidi" w:hAnsiTheme="minorBidi"/>
+        </w:rPr>
+      </w:pPr>
+      <w:r>
+        <w:rPr>
+          <w:rFonts w:asciiTheme="minorBidi" w:hAnsiTheme="minorBidi"/>
+        </w:rPr>
+        <w:t xml:space="preserve">Parameter </w:t>
+      </w:r>
+      <w:r>
+        <w:rPr>
+          <w:rFonts w:asciiTheme="minorBidi" w:hAnsiTheme="minorBidi"/>
+        </w:rPr>
+        <w:sym w:font="Wingdings" w:char="F0E0"/>
+      </w:r>
+      <w:r>
+        <w:rPr>
+          <w:rFonts w:asciiTheme="minorBidi" w:hAnsiTheme="minorBidi"/>
+        </w:rPr>
+        <w:t xml:space="preserve"> Datatype identifier </w:t>
+      </w:r>
+    </w:p>
+    <w:p>
+      <w:pPr>
+        <w:pStyle w:val="ListParagraph"/>
+        <w:numPr>
+          <w:ilvl w:val="0"/>
+          <w:numId w:val="4"/>
+        </w:numPr>
+        <w:rPr>
+          <w:rFonts w:asciiTheme="minorBidi" w:hAnsiTheme="minorBidi"/>
+          <w:u w:val="single"/>
+        </w:rPr>
+      </w:pPr>
+      <w:r>
+        <w:rPr>
+          <w:rFonts w:asciiTheme="minorBidi" w:hAnsiTheme="minorBidi"/>
+        </w:rPr>
+        <w:t xml:space="preserve">Function_Body </w:t>
+      </w:r>
+      <w:r>
+        <w:rPr>
+          <w:rFonts w:asciiTheme="minorBidi" w:hAnsiTheme="minorBidi"/>
+        </w:rPr>
+        <w:sym w:font="Wingdings" w:char="F0E0"/>
+      </w:r>
+      <w:r>
+        <w:rPr>
+          <w:rFonts w:asciiTheme="minorBidi" w:hAnsiTheme="minorBidi"/>
+        </w:rPr>
+        <w:t xml:space="preserve"> { Statements </w:t>
+      </w:r>
       <w:proofErr w:type="spellStart"/>
       <w:r>
         <w:rPr>
           <w:rFonts w:asciiTheme="minorBidi" w:hAnsiTheme="minorBidi"/>
         </w:rPr>
-        <w:t>Function_Statements</w:t>
+        <w:t>Return_Statement</w:t>
       </w:r>
       <w:proofErr w:type="spellEnd"/>
       <w:r>
         <w:rPr>
           <w:rFonts w:asciiTheme="minorBidi" w:hAnsiTheme="minorBidi"/>
         </w:rPr>
+        <w:t xml:space="preserve"> }</w:t>
+      </w:r>
+    </w:p>
+    <w:p>
+      <w:pPr>
+        <w:pStyle w:val="ListParagraph"/>
+        <w:numPr>
+          <w:ilvl w:val="0"/>
+          <w:numId w:val="4"/>
+        </w:numPr>
+        <w:jc w:val="both"/>
+        <w:rPr>
+          <w:rFonts w:asciiTheme="minorBidi" w:hAnsiTheme="minorBidi"/>
+          <w:u w:val="single"/>
+        </w:rPr>
+      </w:pPr>
+      <w:r>
+        <w:rPr>
+          <w:rFonts w:asciiTheme="minorBidi" w:hAnsiTheme="minorBidi"/>
+        </w:rPr>
+        <w:t xml:space="preserve">Statements </w:t>
+      </w:r>
+      <w:r>
+        <w:rPr>
+          <w:rFonts w:asciiTheme="minorBidi" w:hAnsiTheme="minorBidi"/>
+        </w:rPr>
+        <w:sym w:font="Wingdings" w:char="F0E0"/>
+      </w:r>
+      <w:r>
+        <w:rPr>
+          <w:rFonts w:asciiTheme="minorBidi" w:hAnsiTheme="minorBidi"/>
+        </w:rPr>
+        <w:t xml:space="preserve"> Statement  Statements | Statement </w:t>
+      </w:r>
+    </w:p>
+    <w:p>
+      <w:pPr>
+        <w:pStyle w:val="ListParagraph"/>
+        <w:numPr>
+          <w:ilvl w:val="1"/>
+          <w:numId w:val="4"/>
+        </w:numPr>
+        <w:jc w:val="both"/>
+        <w:rPr>
+          <w:rFonts w:asciiTheme="minorBidi" w:hAnsiTheme="minorBidi"/>
+          <w:color w:val="FF0000"/>
+        </w:rPr>
+      </w:pPr>
+      <w:r>
+        <w:rPr>
+          <w:rFonts w:asciiTheme="minorBidi" w:hAnsiTheme="minorBidi"/>
+          <w:color w:val="FF0000"/>
+        </w:rPr>
+        <w:t xml:space="preserve">Statements </w:t>
+      </w:r>
+      <w:r>
+        <w:rPr>
+          <w:rFonts w:asciiTheme="minorBidi" w:hAnsiTheme="minorBidi"/>
+          <w:color w:val="FF0000"/>
+        </w:rPr>
+        <w:sym w:font="Wingdings" w:char="F0E0"/>
+      </w:r>
+      <w:r>
+        <w:rPr>
+          <w:rFonts w:asciiTheme="minorBidi" w:hAnsiTheme="minorBidi"/>
+          <w:color w:val="FF0000"/>
+        </w:rPr>
+        <w:t xml:space="preserve"> Statement Statements</w:t>
+      </w:r>
+      <w:r>
+        <w:rPr>
+          <w:rFonts w:asciiTheme="minorBidi" w:hAnsiTheme="minorBidi"/>
+          <w:color w:val="FF0000"/>
+        </w:rPr>
+        <w:t>`</w:t>
+      </w:r>
+      <w:r>
+        <w:rPr>
+          <w:rFonts w:asciiTheme="minorBidi" w:hAnsiTheme="minorBidi"/>
+          <w:color w:val="FF0000"/>
+        </w:rPr>
+        <w:t xml:space="preserve"> | </w:t>
+      </w:r>
+      <w:r>
+        <w:rPr>
+          <w:rFonts w:asciiTheme="minorBidi" w:hAnsiTheme="minorBidi"/>
+          <w:color w:val="FF0000"/>
+        </w:rPr>
+        <w:t>ε</w:t>
+      </w:r>
+    </w:p>
+    <w:p>
+      <w:pPr>
+        <w:pStyle w:val="ListParagraph"/>
+        <w:numPr>
+          <w:ilvl w:val="1"/>
+          <w:numId w:val="4"/>
+        </w:numPr>
+        <w:jc w:val="both"/>
+        <w:rPr>
+          <w:rFonts w:asciiTheme="minorBidi" w:hAnsiTheme="minorBidi"/>
+          <w:u w:val="single"/>
+        </w:rPr>
+      </w:pPr>
+      <w:r>
+        <w:rPr>
+          <w:rFonts w:asciiTheme="minorBidi" w:hAnsiTheme="minorBidi"/>
+          <w:color w:val="FF0000"/>
+        </w:rPr>
+        <w:t>Statements`</w:t>
+      </w:r>
+      <w:r>
+        <w:rPr>
+          <w:rFonts w:asciiTheme="minorBidi" w:hAnsiTheme="minorBidi"/>
+          <w:color w:val="FF0000"/>
+        </w:rPr>
         <w:t xml:space="preserve"> </w:t>
       </w:r>
       <w:r>
         <w:rPr>
           <w:rFonts w:asciiTheme="minorBidi" w:hAnsiTheme="minorBidi"/>
-        </w:rPr>
-        <w:t>Main_Function</w:t>
-      </w:r>
-    </w:p>
-    <w:p>
-      <w:pPr>
-        <w:pStyle w:val="ListParagraph"/>
-        <w:numPr>
-          <w:ilvl w:val="0"/>
-          <w:numId w:val="4"/>
-        </w:numPr>
-        <w:ind w:right="-540"/>
-        <w:rPr>
-          <w:rFonts w:asciiTheme="minorBidi" w:hAnsiTheme="minorBidi"/>
-          <w:u w:val="single"/>
+          <w:color w:val="FF0000"/>
+        </w:rPr>
+        <w:sym w:font="Wingdings" w:char="F0E0"/>
+      </w:r>
+      <w:r>
+        <w:rPr>
+          <w:rFonts w:asciiTheme="minorBidi" w:hAnsiTheme="minorBidi"/>
+          <w:color w:val="FF0000"/>
+        </w:rPr>
+        <w:t xml:space="preserve"> Statements | </w:t>
+      </w:r>
+      <w:r>
+        <w:rPr>
+          <w:rFonts w:asciiTheme="minorBidi" w:hAnsiTheme="minorBidi"/>
+          <w:color w:val="FF0000"/>
+        </w:rPr>
+        <w:t>ε</w:t>
+      </w:r>
+    </w:p>
+    <w:p>
+      <w:pPr>
+        <w:pStyle w:val="ListParagraph"/>
+        <w:numPr>
+          <w:ilvl w:val="0"/>
+          <w:numId w:val="4"/>
+        </w:numPr>
+        <w:rPr>
+          <w:rFonts w:asciiTheme="minorBidi" w:hAnsiTheme="minorBidi"/>
+        </w:rPr>
+      </w:pPr>
+      <w:r>
+        <w:rPr>
+          <w:rFonts w:asciiTheme="minorBidi" w:hAnsiTheme="minorBidi"/>
+        </w:rPr>
+        <w:t xml:space="preserve">Statement </w:t>
+      </w:r>
+      <w:r>
+        <w:rPr>
+          <w:rFonts w:asciiTheme="minorBidi" w:hAnsiTheme="minorBidi"/>
+        </w:rPr>
+        <w:sym w:font="Wingdings" w:char="F0E0"/>
+      </w:r>
+      <w:r>
+        <w:rPr>
+          <w:rFonts w:asciiTheme="minorBidi" w:hAnsiTheme="minorBidi"/>
+        </w:rPr>
+        <w:t xml:space="preserve"> | Write_Statement</w:t>
+      </w:r>
+    </w:p>
+    <w:p>
+      <w:pPr>
+        <w:pStyle w:val="ListParagraph"/>
+        <w:ind w:left="1440" w:firstLine="720"/>
+        <w:rPr>
+          <w:rFonts w:asciiTheme="minorBidi" w:hAnsiTheme="minorBidi"/>
+        </w:rPr>
+      </w:pPr>
+      <w:r>
+        <w:rPr>
+          <w:rFonts w:asciiTheme="minorBidi" w:hAnsiTheme="minorBidi"/>
+        </w:rPr>
+        <w:t>| Read_Statement</w:t>
+      </w:r>
+    </w:p>
+    <w:p>
+      <w:pPr>
+        <w:pStyle w:val="ListParagraph"/>
+        <w:ind w:left="1440" w:firstLine="720"/>
+        <w:rPr>
+          <w:rFonts w:asciiTheme="minorBidi" w:hAnsiTheme="minorBidi"/>
+        </w:rPr>
+      </w:pPr>
+      <w:r>
+        <w:rPr>
+          <w:rFonts w:asciiTheme="minorBidi" w:hAnsiTheme="minorBidi"/>
+        </w:rPr>
+        <w:t>| Assignment_Statement</w:t>
+      </w:r>
+    </w:p>
+    <w:p>
+      <w:pPr>
+        <w:pStyle w:val="ListParagraph"/>
+        <w:ind w:left="1440" w:firstLine="720"/>
+        <w:rPr>
+          <w:rFonts w:asciiTheme="minorBidi" w:hAnsiTheme="minorBidi"/>
+        </w:rPr>
+      </w:pPr>
+      <w:r>
+        <w:rPr>
+          <w:rFonts w:asciiTheme="minorBidi" w:hAnsiTheme="minorBidi"/>
+        </w:rPr>
+        <w:t>| Declaration_Statement</w:t>
+      </w:r>
+    </w:p>
+    <w:p>
+      <w:pPr>
+        <w:pStyle w:val="ListParagraph"/>
+        <w:ind w:left="1440" w:firstLine="720"/>
+        <w:rPr>
+          <w:rFonts w:asciiTheme="minorBidi" w:hAnsiTheme="minorBidi"/>
+        </w:rPr>
+      </w:pPr>
+      <w:r>
+        <w:rPr>
+          <w:rFonts w:asciiTheme="minorBidi" w:hAnsiTheme="minorBidi"/>
+        </w:rPr>
+        <w:t>| Condition_Statement</w:t>
+      </w:r>
+    </w:p>
+    <w:p>
+      <w:pPr>
+        <w:pStyle w:val="ListParagraph"/>
+        <w:ind w:left="1440" w:firstLine="720"/>
+        <w:rPr>
+          <w:rFonts w:asciiTheme="minorBidi" w:hAnsiTheme="minorBidi"/>
+        </w:rPr>
+      </w:pPr>
+      <w:r>
+        <w:rPr>
+          <w:rFonts w:asciiTheme="minorBidi" w:hAnsiTheme="minorBidi"/>
+        </w:rPr>
+        <w:t>| If_Statement</w:t>
+      </w:r>
+    </w:p>
+    <w:p>
+      <w:pPr>
+        <w:pStyle w:val="ListParagraph"/>
+        <w:ind w:left="1440" w:firstLine="720"/>
+        <w:rPr>
+          <w:rFonts w:asciiTheme="minorBidi" w:hAnsiTheme="minorBidi"/>
+        </w:rPr>
+      </w:pPr>
+      <w:r>
+        <w:rPr>
+          <w:rFonts w:asciiTheme="minorBidi" w:hAnsiTheme="minorBidi"/>
+        </w:rPr>
+        <w:t>| Repeat_Statement</w:t>
+      </w:r>
+    </w:p>
+    <w:p>
+      <w:pPr>
+        <w:pStyle w:val="ListParagraph"/>
+        <w:ind w:left="1440" w:firstLine="720"/>
+        <w:rPr>
+          <w:rFonts w:asciiTheme="minorBidi" w:hAnsiTheme="minorBidi"/>
+        </w:rPr>
+      </w:pPr>
+      <w:r>
+        <w:rPr>
+          <w:rFonts w:asciiTheme="minorBidi" w:hAnsiTheme="minorBidi"/>
+        </w:rPr>
+        <w:t xml:space="preserve">| </w:t>
+      </w:r>
+      <w:r>
+        <w:rPr>
+          <w:rFonts w:asciiTheme="minorBidi" w:hAnsiTheme="minorBidi"/>
+        </w:rPr>
+        <w:t>Function_Call</w:t>
+      </w:r>
+    </w:p>
+    <w:p>
+      <w:pPr>
+        <w:pStyle w:val="ListParagraph"/>
+        <w:ind w:left="1440" w:firstLine="720"/>
+        <w:rPr>
+          <w:rFonts w:asciiTheme="minorBidi" w:hAnsiTheme="minorBidi"/>
+        </w:rPr>
+      </w:pPr>
+      <w:r>
+        <w:rPr>
+          <w:rFonts w:asciiTheme="minorBidi" w:hAnsiTheme="minorBidi"/>
+        </w:rPr>
+        <w:t>| c</w:t>
+      </w:r>
+      <w:r>
+        <w:rPr>
+          <w:rFonts w:asciiTheme="minorBidi" w:hAnsiTheme="minorBidi"/>
+        </w:rPr>
+        <w:t>omment_</w:t>
+      </w:r>
+      <w:r>
+        <w:rPr>
+          <w:rFonts w:asciiTheme="minorBidi" w:hAnsiTheme="minorBidi"/>
+        </w:rPr>
+        <w:t>s</w:t>
+      </w:r>
+      <w:r>
+        <w:rPr>
+          <w:rFonts w:asciiTheme="minorBidi" w:hAnsiTheme="minorBidi"/>
+        </w:rPr>
+        <w:t>tatement</w:t>
+      </w:r>
+    </w:p>
+    <w:p>
+      <w:pPr>
+        <w:pStyle w:val="ListParagraph"/>
+        <w:ind w:left="1440" w:firstLine="720"/>
+        <w:rPr>
+          <w:rFonts w:asciiTheme="minorBidi" w:hAnsiTheme="minorBidi"/>
+        </w:rPr>
+      </w:pPr>
+      <w:r>
+        <w:rPr>
+          <w:rFonts w:asciiTheme="minorBidi" w:hAnsiTheme="minorBidi"/>
+        </w:rPr>
+        <w:t>| ε</w:t>
+      </w:r>
+    </w:p>
+    <w:p>
+      <w:pPr>
+        <w:pStyle w:val="ListParagraph"/>
+        <w:numPr>
+          <w:ilvl w:val="0"/>
+          <w:numId w:val="4"/>
+        </w:numPr>
+        <w:rPr>
+          <w:rFonts w:asciiTheme="minorBidi" w:hAnsiTheme="minorBidi"/>
+        </w:rPr>
+      </w:pPr>
+      <w:r>
+        <w:rPr>
+          <w:rFonts w:asciiTheme="minorBidi" w:hAnsiTheme="minorBidi"/>
+        </w:rPr>
+        <w:t xml:space="preserve">Write_Statement </w:t>
+      </w:r>
+      <w:r>
+        <w:rPr>
+          <w:rFonts w:asciiTheme="minorBidi" w:hAnsiTheme="minorBidi"/>
+        </w:rPr>
+        <w:sym w:font="Wingdings" w:char="F0E0"/>
+      </w:r>
+      <w:r>
+        <w:rPr>
+          <w:rFonts w:asciiTheme="minorBidi" w:hAnsiTheme="minorBidi"/>
+        </w:rPr>
+        <w:t xml:space="preserve"> write Ex ;</w:t>
+      </w:r>
+    </w:p>
+    <w:p>
+      <w:pPr>
+        <w:pStyle w:val="ListParagraph"/>
+        <w:numPr>
+          <w:ilvl w:val="0"/>
+          <w:numId w:val="4"/>
+        </w:numPr>
+        <w:rPr>
+          <w:rFonts w:asciiTheme="minorBidi" w:hAnsiTheme="minorBidi"/>
+        </w:rPr>
+      </w:pPr>
+      <w:r>
+        <w:rPr>
+          <w:rFonts w:asciiTheme="minorBidi" w:hAnsiTheme="minorBidi"/>
+        </w:rPr>
+        <w:t xml:space="preserve">Ex </w:t>
+      </w:r>
+      <w:r>
+        <w:rPr>
+          <w:rFonts w:asciiTheme="minorBidi" w:hAnsiTheme="minorBidi"/>
+        </w:rPr>
+        <w:sym w:font="Wingdings" w:char="F0E0"/>
+      </w:r>
+      <w:r>
+        <w:rPr>
+          <w:rFonts w:asciiTheme="minorBidi" w:hAnsiTheme="minorBidi"/>
+        </w:rPr>
+        <w:t xml:space="preserve"> Expression | endl</w:t>
+      </w:r>
+    </w:p>
+    <w:p>
+      <w:pPr>
+        <w:pStyle w:val="ListParagraph"/>
+        <w:numPr>
+          <w:ilvl w:val="0"/>
+          <w:numId w:val="4"/>
+        </w:numPr>
+        <w:rPr>
+          <w:rFonts w:asciiTheme="minorBidi" w:hAnsiTheme="minorBidi"/>
+        </w:rPr>
+      </w:pPr>
+      <w:r>
+        <w:rPr>
+          <w:rFonts w:asciiTheme="minorBidi" w:hAnsiTheme="minorBidi"/>
+        </w:rPr>
+        <w:t xml:space="preserve">Expression </w:t>
+      </w:r>
+      <w:r>
+        <w:rPr>
+          <w:rFonts w:asciiTheme="minorBidi" w:hAnsiTheme="minorBidi"/>
+        </w:rPr>
+        <w:sym w:font="Wingdings" w:char="F0E0"/>
+      </w:r>
+      <w:r>
+        <w:rPr>
+          <w:rFonts w:asciiTheme="minorBidi" w:hAnsiTheme="minorBidi"/>
+        </w:rPr>
+        <w:t xml:space="preserve"> string | Term | Equation</w:t>
+      </w:r>
+    </w:p>
+    <w:p>
+      <w:pPr>
+        <w:pStyle w:val="ListParagraph"/>
+        <w:numPr>
+          <w:ilvl w:val="0"/>
+          <w:numId w:val="4"/>
+        </w:numPr>
+        <w:rPr>
+          <w:rFonts w:asciiTheme="minorBidi" w:hAnsiTheme="minorBidi"/>
+        </w:rPr>
+      </w:pPr>
+      <w:r>
+        <w:rPr>
+          <w:rFonts w:asciiTheme="minorBidi" w:hAnsiTheme="minorBidi"/>
+        </w:rPr>
+        <w:t xml:space="preserve">Term </w:t>
+      </w:r>
+      <w:r>
+        <w:rPr>
+          <w:rFonts w:asciiTheme="minorBidi" w:hAnsiTheme="minorBidi"/>
+        </w:rPr>
+        <w:sym w:font="Wingdings" w:char="F0E0"/>
+      </w:r>
+      <w:r>
+        <w:rPr>
+          <w:rFonts w:asciiTheme="minorBidi" w:hAnsiTheme="minorBidi"/>
+        </w:rPr>
+        <w:t xml:space="preserve"> number | identifier | Function_Call</w:t>
+      </w:r>
+    </w:p>
+    <w:p>
+      <w:pPr>
+        <w:pStyle w:val="ListParagraph"/>
+        <w:numPr>
+          <w:ilvl w:val="0"/>
+          <w:numId w:val="4"/>
+        </w:numPr>
+        <w:rPr>
+          <w:rFonts w:asciiTheme="minorBidi" w:hAnsiTheme="minorBidi"/>
+        </w:rPr>
+      </w:pPr>
+      <w:r>
+        <w:rPr>
+          <w:rFonts w:asciiTheme="minorBidi" w:hAnsiTheme="minorBidi"/>
+        </w:rPr>
+        <w:t xml:space="preserve">Function_Call </w:t>
+      </w:r>
+      <w:r>
+        <w:rPr>
+          <w:rFonts w:asciiTheme="minorBidi" w:hAnsiTheme="minorBidi"/>
+        </w:rPr>
+        <w:sym w:font="Wingdings" w:char="F0E0"/>
+      </w:r>
+      <w:r>
+        <w:rPr>
+          <w:rFonts w:asciiTheme="minorBidi" w:hAnsiTheme="minorBidi"/>
+        </w:rPr>
+        <w:t xml:space="preserve"> identifier ( </w:t>
+      </w:r>
+      <w:r>
+        <w:rPr>
+          <w:rFonts w:asciiTheme="minorBidi" w:hAnsiTheme="minorBidi"/>
+        </w:rPr>
+        <w:t>Args</w:t>
+      </w:r>
+      <w:r>
+        <w:rPr>
+          <w:rFonts w:asciiTheme="minorBidi" w:hAnsiTheme="minorBidi"/>
+        </w:rPr>
+        <w:t xml:space="preserve"> ) </w:t>
+      </w:r>
+    </w:p>
+    <w:p>
+      <w:pPr>
+        <w:pStyle w:val="ListParagraph"/>
+        <w:numPr>
+          <w:ilvl w:val="0"/>
+          <w:numId w:val="4"/>
+        </w:numPr>
+        <w:rPr>
+          <w:rFonts w:asciiTheme="minorBidi" w:hAnsiTheme="minorBidi"/>
+          <w:color w:val="000000" w:themeColor="text1"/>
+        </w:rPr>
+      </w:pPr>
+      <w:r>
+        <w:rPr>
+          <w:rFonts w:asciiTheme="minorBidi" w:hAnsiTheme="minorBidi"/>
+          <w:color w:val="000000" w:themeColor="text1"/>
+        </w:rPr>
+        <w:t xml:space="preserve">Args </w:t>
+      </w:r>
+      <w:r>
+        <w:rPr>
+          <w:rFonts w:asciiTheme="minorBidi" w:hAnsiTheme="minorBidi"/>
+          <w:color w:val="000000" w:themeColor="text1"/>
+        </w:rPr>
+        <w:sym w:font="Wingdings" w:char="F0E0"/>
+      </w:r>
+      <w:r>
+        <w:rPr>
+          <w:rFonts w:asciiTheme="minorBidi" w:hAnsiTheme="minorBidi"/>
+          <w:color w:val="000000" w:themeColor="text1"/>
+        </w:rPr>
+        <w:t xml:space="preserve"> </w:t>
+      </w:r>
+      <w:r>
+        <w:rPr>
+          <w:rFonts w:asciiTheme="minorBidi" w:hAnsiTheme="minorBidi"/>
+          <w:color w:val="000000" w:themeColor="text1"/>
+        </w:rPr>
+        <w:t>Args</w:t>
+      </w:r>
+      <w:r>
+        <w:rPr>
+          <w:rFonts w:asciiTheme="minorBidi" w:hAnsiTheme="minorBidi"/>
+          <w:color w:val="000000" w:themeColor="text1"/>
+        </w:rPr>
+        <w:t xml:space="preserve"> , </w:t>
+      </w:r>
+      <w:r>
+        <w:rPr>
+          <w:rFonts w:asciiTheme="minorBidi" w:hAnsiTheme="minorBidi"/>
+          <w:color w:val="000000" w:themeColor="text1"/>
+        </w:rPr>
+        <w:t>Term</w:t>
+      </w:r>
+      <w:r>
+        <w:rPr>
+          <w:rFonts w:asciiTheme="minorBidi" w:hAnsiTheme="minorBidi"/>
+          <w:color w:val="000000" w:themeColor="text1"/>
+        </w:rPr>
+        <w:t xml:space="preserve"> | </w:t>
+      </w:r>
+      <w:r>
+        <w:rPr>
+          <w:rFonts w:asciiTheme="minorBidi" w:hAnsiTheme="minorBidi"/>
+          <w:color w:val="000000" w:themeColor="text1"/>
+        </w:rPr>
+        <w:t>Term</w:t>
+      </w:r>
+      <w:r>
+        <w:rPr>
+          <w:rFonts w:asciiTheme="minorBidi" w:hAnsiTheme="minorBidi"/>
+          <w:color w:val="000000" w:themeColor="text1"/>
+        </w:rPr>
+        <w:t xml:space="preserve"> |</w:t>
+      </w:r>
+      <w:r>
+        <w:rPr>
+          <w:rFonts w:asciiTheme="minorBidi" w:hAnsiTheme="minorBidi"/>
+          <w:color w:val="000000" w:themeColor="text1"/>
+        </w:rPr>
+        <w:t xml:space="preserve"> </w:t>
+      </w:r>
+      <w:r>
+        <w:rPr>
+          <w:rFonts w:asciiTheme="minorBidi" w:hAnsiTheme="minorBidi"/>
+          <w:color w:val="000000" w:themeColor="text1"/>
+        </w:rPr>
+        <w:t>ε</w:t>
+      </w:r>
+    </w:p>
+    <w:p>
+      <w:pPr>
+        <w:pStyle w:val="ListParagraph"/>
+        <w:numPr>
+          <w:ilvl w:val="1"/>
+          <w:numId w:val="4"/>
+        </w:numPr>
+        <w:jc w:val="both"/>
+        <w:rPr>
+          <w:rFonts w:asciiTheme="minorBidi" w:hAnsiTheme="minorBidi"/>
+          <w:color w:val="FF0000"/>
         </w:rPr>
       </w:pPr>
       <w:proofErr w:type="spellStart"/>
       <w:r>
         <w:rPr>
           <w:rFonts w:asciiTheme="minorBidi" w:hAnsiTheme="minorBidi"/>
-        </w:rPr>
-        <w:t>Function_Statements</w:t>
+          <w:color w:val="FF0000"/>
+        </w:rPr>
+        <w:t>Args</w:t>
       </w:r>
       <w:proofErr w:type="spellEnd"/>
       <w:r>
         <w:rPr>
           <w:rFonts w:asciiTheme="minorBidi" w:hAnsiTheme="minorBidi"/>
+          <w:color w:val="FF0000"/>
         </w:rPr>
         <w:t xml:space="preserve"> </w:t>
       </w:r>
       <w:r>
         <w:rPr>
           <w:rFonts w:asciiTheme="minorBidi" w:hAnsiTheme="minorBidi"/>
+          <w:color w:val="FF0000"/>
         </w:rPr>
         <w:sym w:font="Wingdings" w:char="F0E0"/>
       </w:r>
       <w:r>
         <w:rPr>
           <w:rFonts w:asciiTheme="minorBidi" w:hAnsiTheme="minorBidi"/>
+          <w:color w:val="FF0000"/>
         </w:rPr>
         <w:t xml:space="preserve"> </w:t>
       </w:r>
+      <w:r>
+        <w:rPr>
+          <w:rFonts w:asciiTheme="minorBidi" w:hAnsiTheme="minorBidi"/>
+          <w:color w:val="FF0000"/>
+        </w:rPr>
+        <w:t>Term</w:t>
+      </w:r>
+      <w:r>
+        <w:rPr>
+          <w:rFonts w:asciiTheme="minorBidi" w:hAnsiTheme="minorBidi"/>
+          <w:color w:val="FF0000"/>
+        </w:rPr>
+        <w:t xml:space="preserve"> </w:t>
+      </w:r>
       <w:proofErr w:type="spellStart"/>
       <w:r>
         <w:rPr>
           <w:rFonts w:asciiTheme="minorBidi" w:hAnsiTheme="minorBidi"/>
-        </w:rPr>
-        <w:t>Function_Statements</w:t>
+          <w:color w:val="FF0000"/>
+        </w:rPr>
+        <w:t>Args</w:t>
       </w:r>
       <w:proofErr w:type="spellEnd"/>
       <w:r>
         <w:rPr>
           <w:rFonts w:asciiTheme="minorBidi" w:hAnsiTheme="minorBidi"/>
+          <w:color w:val="FF0000"/>
+        </w:rPr>
+        <w:t>`</w:t>
+      </w:r>
+      <w:r>
+        <w:rPr>
+          <w:rFonts w:asciiTheme="minorBidi" w:hAnsiTheme="minorBidi"/>
+          <w:color w:val="FF0000"/>
+        </w:rPr>
+        <w:t xml:space="preserve"> | </w:t>
+      </w:r>
+      <w:r>
+        <w:rPr>
+          <w:rFonts w:asciiTheme="minorBidi" w:hAnsiTheme="minorBidi"/>
+          <w:color w:val="FF0000"/>
+        </w:rPr>
+        <w:t>ε</w:t>
+      </w:r>
+    </w:p>
+    <w:p>
+      <w:pPr>
+        <w:pStyle w:val="ListParagraph"/>
+        <w:numPr>
+          <w:ilvl w:val="1"/>
+          <w:numId w:val="4"/>
+        </w:numPr>
+        <w:jc w:val="both"/>
+        <w:rPr>
+          <w:rFonts w:asciiTheme="minorBidi" w:hAnsiTheme="minorBidi"/>
+          <w:color w:val="FF0000"/>
+        </w:rPr>
+      </w:pPr>
+      <w:r>
+        <w:rPr>
+          <w:rFonts w:asciiTheme="minorBidi" w:hAnsiTheme="minorBidi"/>
+          <w:color w:val="FF0000"/>
+        </w:rPr>
+        <w:t>Args</w:t>
+      </w:r>
+      <w:r>
+        <w:rPr>
+          <w:rFonts w:asciiTheme="minorBidi" w:hAnsiTheme="minorBidi"/>
+          <w:color w:val="FF0000"/>
+        </w:rPr>
+        <w:t>`</w:t>
+      </w:r>
+      <w:r>
+        <w:rPr>
+          <w:rFonts w:asciiTheme="minorBidi" w:hAnsiTheme="minorBidi"/>
+          <w:color w:val="FF0000"/>
         </w:rPr>
         <w:t xml:space="preserve"> </w:t>
       </w:r>
+      <w:r>
+        <w:rPr>
+          <w:rFonts w:asciiTheme="minorBidi" w:hAnsiTheme="minorBidi"/>
+          <w:color w:val="FF0000"/>
+        </w:rPr>
+        <w:sym w:font="Wingdings" w:char="F0E0"/>
+      </w:r>
+      <w:r>
+        <w:rPr>
+          <w:rFonts w:asciiTheme="minorBidi" w:hAnsiTheme="minorBidi"/>
+          <w:color w:val="FF0000"/>
+        </w:rPr>
+        <w:t xml:space="preserve"> , </w:t>
+      </w:r>
+      <w:r>
+        <w:rPr>
+          <w:rFonts w:asciiTheme="minorBidi" w:hAnsiTheme="minorBidi"/>
+          <w:color w:val="FF0000"/>
+        </w:rPr>
+        <w:t>Term</w:t>
+      </w:r>
+      <w:r>
+        <w:rPr>
+          <w:rFonts w:asciiTheme="minorBidi" w:hAnsiTheme="minorBidi"/>
+          <w:color w:val="FF0000"/>
+        </w:rPr>
+        <w:t xml:space="preserve"> </w:t>
+      </w:r>
       <w:proofErr w:type="spellStart"/>
       <w:r>
         <w:rPr>
           <w:rFonts w:asciiTheme="minorBidi" w:hAnsiTheme="minorBidi"/>
-        </w:rPr>
-        <w:t>Function_Statement</w:t>
+          <w:color w:val="FF0000"/>
+        </w:rPr>
+        <w:t>Args</w:t>
       </w:r>
       <w:proofErr w:type="spellEnd"/>
       <w:r>
         <w:rPr>
           <w:rFonts w:asciiTheme="minorBidi" w:hAnsiTheme="minorBidi"/>
+          <w:color w:val="FF0000"/>
+        </w:rPr>
+        <w:t>`</w:t>
+      </w:r>
+      <w:r>
+        <w:rPr>
+          <w:rFonts w:asciiTheme="minorBidi" w:hAnsiTheme="minorBidi"/>
+          <w:color w:val="FF0000"/>
+        </w:rPr>
+        <w:t xml:space="preserve"> | ε</w:t>
+      </w:r>
+    </w:p>
+    <w:p>
+      <w:pPr>
+        <w:pStyle w:val="ListParagraph"/>
+        <w:numPr>
+          <w:ilvl w:val="0"/>
+          <w:numId w:val="4"/>
+        </w:numPr>
+        <w:jc w:val="both"/>
+        <w:rPr>
+          <w:rFonts w:asciiTheme="minorBidi" w:hAnsiTheme="minorBidi"/>
+          <w:color w:val="FF0000"/>
+        </w:rPr>
+      </w:pPr>
+      <w:r>
+        <w:rPr>
+          <w:rFonts w:asciiTheme="minorBidi" w:hAnsiTheme="minorBidi"/>
+        </w:rPr>
+        <w:t xml:space="preserve">Equation </w:t>
+      </w:r>
+      <w:r>
+        <w:rPr>
+          <w:rFonts w:asciiTheme="minorBidi" w:hAnsiTheme="minorBidi"/>
+        </w:rPr>
+        <w:sym w:font="Wingdings" w:char="F0E0"/>
+      </w:r>
+      <w:r>
+        <w:rPr>
+          <w:rFonts w:asciiTheme="minorBidi" w:hAnsiTheme="minorBidi"/>
+        </w:rPr>
+        <w:t xml:space="preserve">  Equation Op | Op | Bracket</w:t>
+      </w:r>
+    </w:p>
+    <w:p>
+      <w:pPr>
+        <w:pStyle w:val="ListParagraph"/>
+        <w:numPr>
+          <w:ilvl w:val="1"/>
+          <w:numId w:val="4"/>
+        </w:numPr>
+        <w:jc w:val="both"/>
+        <w:rPr>
+          <w:rFonts w:asciiTheme="minorBidi" w:hAnsiTheme="minorBidi"/>
+          <w:color w:val="EE0000"/>
+        </w:rPr>
+      </w:pPr>
+      <w:r>
+        <w:rPr>
+          <w:rFonts w:asciiTheme="minorBidi" w:hAnsiTheme="minorBidi"/>
+          <w:color w:val="EE0000"/>
+        </w:rPr>
+        <w:t xml:space="preserve">Equation </w:t>
+      </w:r>
+      <w:r>
+        <w:rPr>
+          <w:rFonts w:asciiTheme="minorBidi" w:hAnsiTheme="minorBidi"/>
+          <w:color w:val="EE0000"/>
+        </w:rPr>
+        <w:sym w:font="Wingdings" w:char="F0E0"/>
+      </w:r>
+      <w:r>
+        <w:rPr>
+          <w:rFonts w:asciiTheme="minorBidi" w:hAnsiTheme="minorBidi"/>
+          <w:color w:val="EE0000"/>
+        </w:rPr>
+        <w:t xml:space="preserve"> Op Equation` | Bracket Equation`</w:t>
+      </w:r>
+    </w:p>
+    <w:p>
+      <w:pPr>
+        <w:pStyle w:val="ListParagraph"/>
+        <w:numPr>
+          <w:ilvl w:val="1"/>
+          <w:numId w:val="4"/>
+        </w:numPr>
+        <w:jc w:val="both"/>
+        <w:rPr>
+          <w:rFonts w:asciiTheme="minorBidi" w:hAnsiTheme="minorBidi"/>
+          <w:color w:val="FF0000"/>
+        </w:rPr>
+      </w:pPr>
+      <w:r>
+        <w:rPr>
+          <w:rFonts w:asciiTheme="minorBidi" w:hAnsiTheme="minorBidi"/>
+          <w:color w:val="FF0000"/>
+        </w:rPr>
+        <w:t>Equation`</w:t>
+      </w:r>
+      <w:r>
+        <w:rPr>
+          <w:rFonts w:asciiTheme="minorBidi" w:hAnsiTheme="minorBidi"/>
+          <w:color w:val="FF0000"/>
+        </w:rPr>
+        <w:sym w:font="Wingdings" w:char="F0E0"/>
+      </w:r>
+      <w:r>
+        <w:rPr>
+          <w:rFonts w:asciiTheme="minorBidi" w:hAnsiTheme="minorBidi"/>
+          <w:color w:val="FF0000"/>
+        </w:rPr>
+        <w:t xml:space="preserve"> Op Equation`</w:t>
+      </w:r>
+      <w:r>
+        <w:rPr>
+          <w:rFonts w:asciiTheme="minorBidi" w:hAnsiTheme="minorBidi"/>
+          <w:color w:val="FF0000"/>
         </w:rPr>
         <w:t xml:space="preserve"> </w:t>
       </w:r>
       <w:r>
         <w:rPr>
           <w:rFonts w:asciiTheme="minorBidi" w:hAnsiTheme="minorBidi"/>
+          <w:color w:val="FF0000"/>
         </w:rPr>
         <w:t>| ε</w:t>
       </w:r>
@@ -1181,18 +2360,24 @@
           <w:ilvl w:val="0"/>
           <w:numId w:val="4"/>
         </w:numPr>
-        <w:rPr>
-          <w:rFonts w:asciiTheme="minorBidi" w:hAnsiTheme="minorBidi"/>
-        </w:rPr>
-      </w:pPr>
-      <w:proofErr w:type="spellStart"/>
-      <w:r>
-        <w:rPr>
-          <w:rFonts w:asciiTheme="minorBidi" w:hAnsiTheme="minorBidi"/>
-        </w:rPr>
-        <w:t>Function_Statement</w:t>
-      </w:r>
-      <w:proofErr w:type="spellEnd"/>
+        <w:jc w:val="both"/>
+        <w:rPr>
+          <w:rFonts w:asciiTheme="minorBidi" w:hAnsiTheme="minorBidi"/>
+          <w:color w:val="FF0000"/>
+        </w:rPr>
+      </w:pPr>
+      <w:r>
+        <w:rPr>
+          <w:rFonts w:asciiTheme="minorBidi" w:hAnsiTheme="minorBidi"/>
+        </w:rPr>
+        <w:t xml:space="preserve">Op </w:t>
+      </w:r>
+      <w:r>
+        <w:rPr>
+          <w:rFonts w:asciiTheme="minorBidi" w:hAnsiTheme="minorBidi"/>
+        </w:rPr>
+        <w:sym w:font="Wingdings" w:char="F0E0"/>
+      </w:r>
       <w:r>
         <w:rPr>
           <w:rFonts w:asciiTheme="minorBidi" w:hAnsiTheme="minorBidi"/>
@@ -1203,104 +2388,141 @@
         <w:rPr>
           <w:rFonts w:asciiTheme="minorBidi" w:hAnsiTheme="minorBidi"/>
         </w:rPr>
+        <w:t xml:space="preserve">Term arithmetic_operator </w:t>
+      </w:r>
+      <w:r>
+        <w:rPr>
+          <w:rFonts w:asciiTheme="minorBidi" w:hAnsiTheme="minorBidi"/>
+        </w:rPr>
+        <w:t>Fac | arithmetic_operator Fac</w:t>
+      </w:r>
+    </w:p>
+    <w:p>
+      <w:pPr>
+        <w:pStyle w:val="ListParagraph"/>
+        <w:numPr>
+          <w:ilvl w:val="0"/>
+          <w:numId w:val="4"/>
+        </w:numPr>
+        <w:jc w:val="both"/>
+        <w:rPr>
+          <w:rFonts w:asciiTheme="minorBidi" w:hAnsiTheme="minorBidi"/>
+          <w:color w:val="FF0000"/>
+        </w:rPr>
+      </w:pPr>
+      <w:r>
+        <w:rPr>
+          <w:rFonts w:asciiTheme="minorBidi" w:hAnsiTheme="minorBidi"/>
+        </w:rPr>
+        <w:t>Fac</w:t>
+      </w:r>
+      <w:r>
+        <w:rPr>
+          <w:rFonts w:asciiTheme="minorBidi" w:hAnsiTheme="minorBidi"/>
+        </w:rPr>
+        <w:t xml:space="preserve"> </w:t>
+      </w:r>
+      <w:r>
+        <w:rPr>
+          <w:rFonts w:asciiTheme="minorBidi" w:hAnsiTheme="minorBidi"/>
+        </w:rPr>
         <w:sym w:font="Wingdings" w:char="F0E0"/>
       </w:r>
       <w:r>
         <w:rPr>
           <w:rFonts w:asciiTheme="minorBidi" w:hAnsiTheme="minorBidi"/>
         </w:rPr>
-        <w:t xml:space="preserve"> Function_Decleration Function_Body</w:t>
-      </w:r>
-    </w:p>
-    <w:p>
-      <w:pPr>
-        <w:pStyle w:val="ListParagraph"/>
-        <w:numPr>
-          <w:ilvl w:val="0"/>
-          <w:numId w:val="4"/>
-        </w:numPr>
-        <w:rPr>
-          <w:rFonts w:asciiTheme="minorBidi" w:hAnsiTheme="minorBidi"/>
-          <w:u w:val="single"/>
-        </w:rPr>
-      </w:pPr>
-      <w:r>
-        <w:rPr>
-          <w:rFonts w:asciiTheme="minorBidi" w:hAnsiTheme="minorBidi"/>
-        </w:rPr>
-        <w:t xml:space="preserve">Function_Decleration </w:t>
-      </w:r>
-      <w:r>
-        <w:rPr>
-          <w:rFonts w:asciiTheme="minorBidi" w:hAnsiTheme="minorBidi"/>
+        <w:t xml:space="preserve"> Term | Bracket</w:t>
+      </w:r>
+    </w:p>
+    <w:p>
+      <w:pPr>
+        <w:pStyle w:val="ListParagraph"/>
+        <w:numPr>
+          <w:ilvl w:val="0"/>
+          <w:numId w:val="4"/>
+        </w:numPr>
+        <w:jc w:val="both"/>
+        <w:rPr>
+          <w:rFonts w:asciiTheme="minorBidi" w:hAnsiTheme="minorBidi"/>
+          <w:color w:val="FF0000"/>
+        </w:rPr>
+      </w:pPr>
+      <w:r>
+        <w:rPr>
+          <w:rFonts w:asciiTheme="minorBidi" w:hAnsiTheme="minorBidi"/>
+          <w:color w:val="000000" w:themeColor="text1"/>
+        </w:rPr>
+        <w:t xml:space="preserve">Bracket </w:t>
+      </w:r>
+      <w:r>
+        <w:rPr>
+          <w:rFonts w:asciiTheme="minorBidi" w:hAnsiTheme="minorBidi"/>
+          <w:color w:val="000000" w:themeColor="text1"/>
         </w:rPr>
         <w:sym w:font="Wingdings" w:char="F0E0"/>
       </w:r>
       <w:r>
         <w:rPr>
           <w:rFonts w:asciiTheme="minorBidi" w:hAnsiTheme="minorBidi"/>
-        </w:rPr>
-        <w:t xml:space="preserve"> Datatype FunctionName ( Parameter</w:t>
-      </w:r>
-      <w:r>
-        <w:rPr>
-          <w:rFonts w:asciiTheme="minorBidi" w:hAnsiTheme="minorBidi"/>
-        </w:rPr>
-        <w:t>s</w:t>
-      </w:r>
-      <w:r>
-        <w:rPr>
-          <w:rFonts w:asciiTheme="minorBidi" w:hAnsiTheme="minorBidi"/>
-        </w:rPr>
-        <w:t xml:space="preserve"> )</w:t>
-      </w:r>
-    </w:p>
-    <w:p>
-      <w:pPr>
-        <w:pStyle w:val="ListParagraph"/>
-        <w:numPr>
-          <w:ilvl w:val="0"/>
-          <w:numId w:val="4"/>
-        </w:numPr>
-        <w:rPr>
-          <w:rFonts w:asciiTheme="minorBidi" w:hAnsiTheme="minorBidi"/>
-        </w:rPr>
-      </w:pPr>
-      <w:r>
-        <w:rPr>
-          <w:rFonts w:asciiTheme="minorBidi" w:hAnsiTheme="minorBidi"/>
-        </w:rPr>
-        <w:t xml:space="preserve">Datatype </w:t>
-      </w:r>
-      <w:r>
-        <w:rPr>
-          <w:rFonts w:asciiTheme="minorBidi" w:hAnsiTheme="minorBidi"/>
+          <w:color w:val="000000" w:themeColor="text1"/>
+        </w:rPr>
+        <w:t xml:space="preserve"> ( Equation )</w:t>
+      </w:r>
+    </w:p>
+    <w:p>
+      <w:pPr>
+        <w:pStyle w:val="ListParagraph"/>
+        <w:numPr>
+          <w:ilvl w:val="0"/>
+          <w:numId w:val="4"/>
+        </w:numPr>
+        <w:jc w:val="both"/>
+        <w:rPr>
+          <w:rFonts w:asciiTheme="minorBidi" w:hAnsiTheme="minorBidi"/>
+          <w:color w:val="FF0000"/>
+        </w:rPr>
+      </w:pPr>
+      <w:r>
+        <w:rPr>
+          <w:rFonts w:asciiTheme="minorBidi" w:hAnsiTheme="minorBidi"/>
+          <w:color w:val="000000" w:themeColor="text1"/>
+        </w:rPr>
+        <w:t xml:space="preserve">Read_Statement </w:t>
+      </w:r>
+      <w:r>
+        <w:rPr>
+          <w:rFonts w:asciiTheme="minorBidi" w:hAnsiTheme="minorBidi"/>
+          <w:color w:val="000000" w:themeColor="text1"/>
         </w:rPr>
         <w:sym w:font="Wingdings" w:char="F0E0"/>
       </w:r>
       <w:r>
         <w:rPr>
           <w:rFonts w:asciiTheme="minorBidi" w:hAnsiTheme="minorBidi"/>
-        </w:rPr>
-        <w:t xml:space="preserve"> int | float | string</w:t>
-      </w:r>
-    </w:p>
-    <w:p>
-      <w:pPr>
-        <w:pStyle w:val="ListParagraph"/>
-        <w:numPr>
-          <w:ilvl w:val="0"/>
-          <w:numId w:val="4"/>
-        </w:numPr>
-        <w:rPr>
-          <w:rFonts w:asciiTheme="minorBidi" w:hAnsiTheme="minorBidi"/>
-        </w:rPr>
-      </w:pPr>
-      <w:r>
-        <w:rPr>
-          <w:rFonts w:asciiTheme="minorBidi" w:hAnsiTheme="minorBidi"/>
-        </w:rPr>
-        <w:t xml:space="preserve">FunctionName </w:t>
+          <w:color w:val="000000" w:themeColor="text1"/>
+        </w:rPr>
+        <w:t xml:space="preserve"> read identifier ;</w:t>
+      </w:r>
+    </w:p>
+    <w:p>
+      <w:pPr>
+        <w:pStyle w:val="ListParagraph"/>
+        <w:numPr>
+          <w:ilvl w:val="0"/>
+          <w:numId w:val="4"/>
+        </w:numPr>
+        <w:jc w:val="both"/>
+        <w:rPr>
+          <w:rFonts w:asciiTheme="minorBidi" w:hAnsiTheme="minorBidi"/>
+          <w:color w:val="FF0000"/>
+        </w:rPr>
+      </w:pPr>
+      <w:r>
+        <w:rPr>
+          <w:rFonts w:asciiTheme="minorBidi" w:hAnsiTheme="minorBidi"/>
+        </w:rPr>
+        <w:t xml:space="preserve">Assignment_Statement </w:t>
       </w:r>
       <w:r>
         <w:rPr>
@@ -1312,50 +2534,107 @@
         <w:rPr>
           <w:rFonts w:asciiTheme="minorBidi" w:hAnsiTheme="minorBidi"/>
         </w:rPr>
-        <w:t xml:space="preserve"> identifier</w:t>
-      </w:r>
-    </w:p>
-    <w:p>
-      <w:pPr>
-        <w:pStyle w:val="ListParagraph"/>
-        <w:numPr>
-          <w:ilvl w:val="0"/>
-          <w:numId w:val="4"/>
-        </w:numPr>
-        <w:rPr>
-          <w:rFonts w:asciiTheme="minorBidi" w:hAnsiTheme="minorBidi"/>
-        </w:rPr>
-      </w:pPr>
-      <w:r>
-        <w:rPr>
-          <w:rFonts w:asciiTheme="minorBidi" w:hAnsiTheme="minorBidi"/>
-        </w:rPr>
-        <w:t>Parameters</w:t>
-      </w:r>
-      <w:r>
-        <w:rPr>
-          <w:rFonts w:asciiTheme="minorBidi" w:hAnsiTheme="minorBidi"/>
+        <w:t xml:space="preserve"> identifier := Expression</w:t>
+      </w:r>
+      <w:r>
+        <w:rPr>
+          <w:rFonts w:asciiTheme="minorBidi" w:hAnsiTheme="minorBidi"/>
+        </w:rPr>
+        <w:t xml:space="preserve"> ;</w:t>
+      </w:r>
+    </w:p>
+    <w:p>
+      <w:pPr>
+        <w:pStyle w:val="ListParagraph"/>
+        <w:numPr>
+          <w:ilvl w:val="0"/>
+          <w:numId w:val="4"/>
+        </w:numPr>
+        <w:jc w:val="both"/>
+        <w:rPr>
+          <w:rFonts w:asciiTheme="minorBidi" w:hAnsiTheme="minorBidi"/>
+          <w:color w:val="000000" w:themeColor="text1"/>
+        </w:rPr>
+      </w:pPr>
+      <w:r>
+        <w:rPr>
+          <w:rFonts w:asciiTheme="minorBidi" w:hAnsiTheme="minorBidi"/>
+          <w:color w:val="000000" w:themeColor="text1"/>
+        </w:rPr>
+        <w:t xml:space="preserve">Declaration_Statement </w:t>
+      </w:r>
+      <w:r>
+        <w:rPr>
+          <w:rFonts w:asciiTheme="minorBidi" w:hAnsiTheme="minorBidi"/>
+          <w:color w:val="000000" w:themeColor="text1"/>
         </w:rPr>
         <w:sym w:font="Wingdings" w:char="F0E0"/>
       </w:r>
       <w:r>
         <w:rPr>
           <w:rFonts w:asciiTheme="minorBidi" w:hAnsiTheme="minorBidi"/>
-        </w:rPr>
-        <w:t xml:space="preserve"> Parameters Parameter | Parameter | </w:t>
-      </w:r>
-      <w:r>
-        <w:rPr>
-          <w:rFonts w:asciiTheme="minorBidi" w:hAnsiTheme="minorBidi"/>
-          <w:color w:val="C00000"/>
-        </w:rPr>
-        <w:t xml:space="preserve"> </w:t>
-      </w:r>
-      <w:r>
-        <w:rPr>
-          <w:rFonts w:asciiTheme="minorBidi" w:hAnsiTheme="minorBidi"/>
-        </w:rPr>
-        <w:t>ε</w:t>
+          <w:color w:val="000000" w:themeColor="text1"/>
+        </w:rPr>
+        <w:t xml:space="preserve"> Data</w:t>
+      </w:r>
+      <w:r>
+        <w:rPr>
+          <w:rFonts w:asciiTheme="minorBidi" w:hAnsiTheme="minorBidi"/>
+          <w:color w:val="000000" w:themeColor="text1"/>
+        </w:rPr>
+        <w:t>t</w:t>
+      </w:r>
+      <w:r>
+        <w:rPr>
+          <w:rFonts w:asciiTheme="minorBidi" w:hAnsiTheme="minorBidi"/>
+          <w:color w:val="000000" w:themeColor="text1"/>
+        </w:rPr>
+        <w:t>ype IdentList ;</w:t>
+      </w:r>
+    </w:p>
+    <w:p>
+      <w:pPr>
+        <w:pStyle w:val="ListParagraph"/>
+        <w:jc w:val="both"/>
+        <w:rPr>
+          <w:rFonts w:asciiTheme="minorBidi" w:hAnsiTheme="minorBidi"/>
+          <w:color w:val="000000" w:themeColor="text1"/>
+        </w:rPr>
+      </w:pPr>
+    </w:p>
+    <w:p>
+      <w:pPr>
+        <w:pStyle w:val="ListParagraph"/>
+        <w:numPr>
+          <w:ilvl w:val="0"/>
+          <w:numId w:val="4"/>
+        </w:numPr>
+        <w:jc w:val="both"/>
+        <w:rPr>
+          <w:rFonts w:asciiTheme="minorBidi" w:hAnsiTheme="minorBidi"/>
+          <w:color w:val="000000" w:themeColor="text1"/>
+        </w:rPr>
+      </w:pPr>
+      <w:r>
+        <w:rPr>
+          <w:rFonts w:asciiTheme="minorBidi" w:hAnsiTheme="minorBidi"/>
+          <w:color w:val="000000" w:themeColor="text1"/>
+        </w:rPr>
+        <w:lastRenderedPageBreak/>
+        <w:t xml:space="preserve">IdentList </w:t>
+      </w:r>
+      <w:r>
+        <w:rPr>
+          <w:rFonts w:asciiTheme="minorBidi" w:hAnsiTheme="minorBidi"/>
+        </w:rPr>
+        <w:sym w:font="Wingdings" w:char="F0E0"/>
+      </w:r>
+      <w:r>
+        <w:rPr>
+          <w:rFonts w:asciiTheme="minorBidi" w:hAnsiTheme="minorBidi"/>
+          <w:color w:val="000000" w:themeColor="text1"/>
+        </w:rPr>
+        <w:t xml:space="preserve"> Ident , IdentList | Ident        </w:t>
       </w:r>
     </w:p>
     <w:p>
@@ -1365,1340 +2644,17 @@
           <w:ilvl w:val="1"/>
           <w:numId w:val="4"/>
         </w:numPr>
-        <w:rPr>
-          <w:rFonts w:asciiTheme="minorBidi" w:hAnsiTheme="minorBidi"/>
-          <w:color w:val="FF0000"/>
-        </w:rPr>
-      </w:pPr>
-      <w:r>
-        <w:rPr>
-          <w:rFonts w:asciiTheme="minorBidi" w:hAnsiTheme="minorBidi"/>
-          <w:color w:val="FF0000"/>
-        </w:rPr>
-        <w:t xml:space="preserve">Parameters </w:t>
-      </w:r>
-      <w:r>
-        <w:rPr>
-          <w:rFonts w:asciiTheme="minorBidi" w:hAnsiTheme="minorBidi"/>
-          <w:color w:val="FF0000"/>
-        </w:rPr>
-        <w:sym w:font="Wingdings" w:char="F0E0"/>
-      </w:r>
-      <w:r>
-        <w:rPr>
-          <w:rFonts w:asciiTheme="minorBidi" w:hAnsiTheme="minorBidi"/>
-          <w:color w:val="FF0000"/>
-        </w:rPr>
-        <w:t xml:space="preserve"> </w:t>
-      </w:r>
-      <w:r>
-        <w:rPr>
-          <w:rFonts w:asciiTheme="minorBidi" w:hAnsiTheme="minorBidi"/>
-          <w:color w:val="FF0000"/>
-        </w:rPr>
-        <w:t>Parameter Parameters`</w:t>
-      </w:r>
-      <w:r>
-        <w:rPr>
-          <w:rFonts w:asciiTheme="minorBidi" w:hAnsiTheme="minorBidi"/>
-          <w:color w:val="FF0000"/>
-        </w:rPr>
-        <w:t xml:space="preserve"> </w:t>
-      </w:r>
-      <w:r>
-        <w:rPr>
-          <w:rFonts w:asciiTheme="minorBidi" w:hAnsiTheme="minorBidi"/>
-          <w:color w:val="FF0000"/>
-        </w:rPr>
-        <w:t>| ε</w:t>
-      </w:r>
-    </w:p>
-    <w:p>
-      <w:pPr>
-        <w:pStyle w:val="ListParagraph"/>
-        <w:numPr>
-          <w:ilvl w:val="1"/>
-          <w:numId w:val="4"/>
-        </w:numPr>
-        <w:rPr>
-          <w:rFonts w:asciiTheme="minorBidi" w:hAnsiTheme="minorBidi"/>
-          <w:color w:val="FF0000"/>
-        </w:rPr>
-      </w:pPr>
-      <w:r>
-        <w:rPr>
-          <w:rFonts w:asciiTheme="minorBidi" w:hAnsiTheme="minorBidi"/>
-          <w:color w:val="FF0000"/>
-        </w:rPr>
-        <w:t xml:space="preserve">Parameters` </w:t>
-      </w:r>
-      <w:r>
-        <w:rPr>
-          <w:rFonts w:asciiTheme="minorBidi" w:hAnsiTheme="minorBidi"/>
-          <w:color w:val="FF0000"/>
-        </w:rPr>
-        <w:sym w:font="Wingdings" w:char="F0E0"/>
-      </w:r>
-      <w:r>
-        <w:rPr>
-          <w:rFonts w:asciiTheme="minorBidi" w:hAnsiTheme="minorBidi"/>
-          <w:color w:val="FF0000"/>
-        </w:rPr>
-        <w:t xml:space="preserve"> , Parameter Parameters` </w:t>
-      </w:r>
-      <w:bookmarkStart w:id="0" w:name="_Hlk216386311"/>
-      <w:r>
-        <w:rPr>
-          <w:rFonts w:asciiTheme="minorBidi" w:hAnsiTheme="minorBidi"/>
-          <w:color w:val="FF0000"/>
-        </w:rPr>
-        <w:t>| ε</w:t>
-      </w:r>
-      <w:bookmarkEnd w:id="0"/>
-    </w:p>
-    <w:p>
-      <w:pPr>
-        <w:pStyle w:val="ListParagraph"/>
-        <w:numPr>
-          <w:ilvl w:val="0"/>
-          <w:numId w:val="4"/>
-        </w:numPr>
-        <w:rPr>
-          <w:rFonts w:asciiTheme="minorBidi" w:hAnsiTheme="minorBidi"/>
-        </w:rPr>
-      </w:pPr>
-      <w:r>
-        <w:rPr>
-          <w:rFonts w:asciiTheme="minorBidi" w:hAnsiTheme="minorBidi"/>
-        </w:rPr>
-        <w:t xml:space="preserve">Parameter </w:t>
-      </w:r>
-      <w:r>
-        <w:rPr>
-          <w:rFonts w:asciiTheme="minorBidi" w:hAnsiTheme="minorBidi"/>
-        </w:rPr>
-        <w:sym w:font="Wingdings" w:char="F0E0"/>
-      </w:r>
-      <w:r>
-        <w:rPr>
-          <w:rFonts w:asciiTheme="minorBidi" w:hAnsiTheme="minorBidi"/>
-        </w:rPr>
-        <w:t xml:space="preserve"> Datatype identifier </w:t>
-      </w:r>
-    </w:p>
-    <w:p>
-      <w:pPr>
-        <w:pStyle w:val="ListParagraph"/>
-        <w:numPr>
-          <w:ilvl w:val="0"/>
-          <w:numId w:val="4"/>
-        </w:numPr>
-        <w:rPr>
-          <w:rFonts w:asciiTheme="minorBidi" w:hAnsiTheme="minorBidi"/>
-          <w:u w:val="single"/>
-        </w:rPr>
-      </w:pPr>
-      <w:r>
-        <w:rPr>
-          <w:rFonts w:asciiTheme="minorBidi" w:hAnsiTheme="minorBidi"/>
-        </w:rPr>
-        <w:t xml:space="preserve">Function_Body </w:t>
-      </w:r>
-      <w:r>
-        <w:rPr>
-          <w:rFonts w:asciiTheme="minorBidi" w:hAnsiTheme="minorBidi"/>
-        </w:rPr>
-        <w:sym w:font="Wingdings" w:char="F0E0"/>
-      </w:r>
-      <w:r>
-        <w:rPr>
-          <w:rFonts w:asciiTheme="minorBidi" w:hAnsiTheme="minorBidi"/>
-        </w:rPr>
-        <w:t xml:space="preserve"> { Statements </w:t>
-      </w:r>
-      <w:proofErr w:type="spellStart"/>
-      <w:r>
-        <w:rPr>
-          <w:rFonts w:asciiTheme="minorBidi" w:hAnsiTheme="minorBidi"/>
-        </w:rPr>
-        <w:t>Return_Statement</w:t>
-      </w:r>
-      <w:proofErr w:type="spellEnd"/>
-      <w:r>
-        <w:rPr>
-          <w:rFonts w:asciiTheme="minorBidi" w:hAnsiTheme="minorBidi"/>
-        </w:rPr>
-        <w:t xml:space="preserve"> }</w:t>
-      </w:r>
-    </w:p>
-    <w:p>
-      <w:pPr>
-        <w:pStyle w:val="ListParagraph"/>
-        <w:numPr>
-          <w:ilvl w:val="0"/>
-          <w:numId w:val="4"/>
-        </w:numPr>
         <w:jc w:val="both"/>
         <w:rPr>
           <w:rFonts w:asciiTheme="minorBidi" w:hAnsiTheme="minorBidi"/>
-          <w:u w:val="single"/>
-        </w:rPr>
-      </w:pPr>
-      <w:r>
-        <w:rPr>
-          <w:rFonts w:asciiTheme="minorBidi" w:hAnsiTheme="minorBidi"/>
-        </w:rPr>
-        <w:t xml:space="preserve">Statements </w:t>
-      </w:r>
-      <w:r>
-        <w:rPr>
-          <w:rFonts w:asciiTheme="minorBidi" w:hAnsiTheme="minorBidi"/>
-        </w:rPr>
-        <w:sym w:font="Wingdings" w:char="F0E0"/>
-      </w:r>
-      <w:r>
-        <w:rPr>
-          <w:rFonts w:asciiTheme="minorBidi" w:hAnsiTheme="minorBidi"/>
-        </w:rPr>
-        <w:t xml:space="preserve"> Statement  Statements | Statement </w:t>
-      </w:r>
-    </w:p>
-    <w:p>
-      <w:pPr>
-        <w:pStyle w:val="ListParagraph"/>
-        <w:numPr>
-          <w:ilvl w:val="1"/>
-          <w:numId w:val="4"/>
-        </w:numPr>
-        <w:jc w:val="both"/>
-        <w:rPr>
-          <w:rFonts w:asciiTheme="minorBidi" w:hAnsiTheme="minorBidi"/>
-          <w:color w:val="FF0000"/>
-        </w:rPr>
-      </w:pPr>
-      <w:r>
-        <w:rPr>
-          <w:rFonts w:asciiTheme="minorBidi" w:hAnsiTheme="minorBidi"/>
-          <w:color w:val="FF0000"/>
-        </w:rPr>
-        <w:t xml:space="preserve">Statements </w:t>
-      </w:r>
-      <w:r>
-        <w:rPr>
-          <w:rFonts w:asciiTheme="minorBidi" w:hAnsiTheme="minorBidi"/>
-          <w:color w:val="FF0000"/>
-        </w:rPr>
-        <w:sym w:font="Wingdings" w:char="F0E0"/>
-      </w:r>
-      <w:r>
-        <w:rPr>
-          <w:rFonts w:asciiTheme="minorBidi" w:hAnsiTheme="minorBidi"/>
-          <w:color w:val="FF0000"/>
-        </w:rPr>
-        <w:t xml:space="preserve"> Statement Statements</w:t>
-      </w:r>
-      <w:r>
-        <w:rPr>
-          <w:rFonts w:asciiTheme="minorBidi" w:hAnsiTheme="minorBidi"/>
-          <w:color w:val="FF0000"/>
-        </w:rPr>
-        <w:t>`</w:t>
-      </w:r>
-      <w:r>
-        <w:rPr>
-          <w:rFonts w:asciiTheme="minorBidi" w:hAnsiTheme="minorBidi"/>
-          <w:color w:val="FF0000"/>
-        </w:rPr>
-        <w:t xml:space="preserve"> | </w:t>
-      </w:r>
-      <w:r>
-        <w:rPr>
-          <w:rFonts w:asciiTheme="minorBidi" w:hAnsiTheme="minorBidi"/>
-          <w:color w:val="FF0000"/>
-        </w:rPr>
-        <w:t>ε</w:t>
-      </w:r>
-    </w:p>
-    <w:p>
-      <w:pPr>
-        <w:pStyle w:val="ListParagraph"/>
-        <w:numPr>
-          <w:ilvl w:val="1"/>
-          <w:numId w:val="4"/>
-        </w:numPr>
-        <w:jc w:val="both"/>
-        <w:rPr>
-          <w:rFonts w:asciiTheme="minorBidi" w:hAnsiTheme="minorBidi"/>
-          <w:u w:val="single"/>
-        </w:rPr>
-      </w:pPr>
-      <w:r>
-        <w:rPr>
-          <w:rFonts w:asciiTheme="minorBidi" w:hAnsiTheme="minorBidi"/>
-          <w:color w:val="FF0000"/>
-        </w:rPr>
-        <w:t>Statements`</w:t>
-      </w:r>
-      <w:r>
-        <w:rPr>
-          <w:rFonts w:asciiTheme="minorBidi" w:hAnsiTheme="minorBidi"/>
-          <w:color w:val="FF0000"/>
-        </w:rPr>
-        <w:t xml:space="preserve"> </w:t>
-      </w:r>
-      <w:r>
-        <w:rPr>
-          <w:rFonts w:asciiTheme="minorBidi" w:hAnsiTheme="minorBidi"/>
-          <w:color w:val="FF0000"/>
-        </w:rPr>
-        <w:sym w:font="Wingdings" w:char="F0E0"/>
-      </w:r>
-      <w:r>
-        <w:rPr>
-          <w:rFonts w:asciiTheme="minorBidi" w:hAnsiTheme="minorBidi"/>
-          <w:color w:val="FF0000"/>
-        </w:rPr>
-        <w:t xml:space="preserve"> Statements | </w:t>
-      </w:r>
-      <w:r>
-        <w:rPr>
-          <w:rFonts w:asciiTheme="minorBidi" w:hAnsiTheme="minorBidi"/>
-          <w:color w:val="FF0000"/>
-        </w:rPr>
-        <w:t>ε</w:t>
-      </w:r>
-    </w:p>
-    <w:p>
-      <w:pPr>
-        <w:pStyle w:val="ListParagraph"/>
-        <w:numPr>
-          <w:ilvl w:val="0"/>
-          <w:numId w:val="4"/>
-        </w:numPr>
-        <w:rPr>
-          <w:rFonts w:asciiTheme="minorBidi" w:hAnsiTheme="minorBidi"/>
-        </w:rPr>
-      </w:pPr>
-      <w:r>
-        <w:rPr>
-          <w:rFonts w:asciiTheme="minorBidi" w:hAnsiTheme="minorBidi"/>
-        </w:rPr>
-        <w:t xml:space="preserve">Statement </w:t>
-      </w:r>
-      <w:r>
-        <w:rPr>
-          <w:rFonts w:asciiTheme="minorBidi" w:hAnsiTheme="minorBidi"/>
-        </w:rPr>
-        <w:sym w:font="Wingdings" w:char="F0E0"/>
-      </w:r>
-      <w:r>
-        <w:rPr>
-          <w:rFonts w:asciiTheme="minorBidi" w:hAnsiTheme="minorBidi"/>
-        </w:rPr>
-        <w:t xml:space="preserve"> | Write_Statement</w:t>
-      </w:r>
-    </w:p>
-    <w:p>
-      <w:pPr>
-        <w:pStyle w:val="ListParagraph"/>
-        <w:ind w:left="1440" w:firstLine="720"/>
-        <w:rPr>
-          <w:rFonts w:asciiTheme="minorBidi" w:hAnsiTheme="minorBidi"/>
-        </w:rPr>
-      </w:pPr>
-      <w:r>
-        <w:rPr>
-          <w:rFonts w:asciiTheme="minorBidi" w:hAnsiTheme="minorBidi"/>
-        </w:rPr>
-        <w:t>| Read_Statement</w:t>
-      </w:r>
-    </w:p>
-    <w:p>
-      <w:pPr>
-        <w:pStyle w:val="ListParagraph"/>
-        <w:ind w:left="1440" w:firstLine="720"/>
-        <w:rPr>
-          <w:rFonts w:asciiTheme="minorBidi" w:hAnsiTheme="minorBidi"/>
-        </w:rPr>
-      </w:pPr>
-      <w:r>
-        <w:rPr>
-          <w:rFonts w:asciiTheme="minorBidi" w:hAnsiTheme="minorBidi"/>
-        </w:rPr>
-        <w:t>| Assignment_Statement</w:t>
-      </w:r>
-    </w:p>
-    <w:p>
-      <w:pPr>
-        <w:pStyle w:val="ListParagraph"/>
-        <w:ind w:left="1440" w:firstLine="720"/>
-        <w:rPr>
-          <w:rFonts w:asciiTheme="minorBidi" w:hAnsiTheme="minorBidi"/>
-        </w:rPr>
-      </w:pPr>
-      <w:r>
-        <w:rPr>
-          <w:rFonts w:asciiTheme="minorBidi" w:hAnsiTheme="minorBidi"/>
-        </w:rPr>
-        <w:t>| Declaration_Statement</w:t>
-      </w:r>
-    </w:p>
-    <w:p>
-      <w:pPr>
-        <w:pStyle w:val="ListParagraph"/>
-        <w:ind w:left="1440" w:firstLine="720"/>
-        <w:rPr>
-          <w:rFonts w:asciiTheme="minorBidi" w:hAnsiTheme="minorBidi"/>
-        </w:rPr>
-      </w:pPr>
-      <w:r>
-        <w:rPr>
-          <w:rFonts w:asciiTheme="minorBidi" w:hAnsiTheme="minorBidi"/>
-        </w:rPr>
-        <w:t xml:space="preserve">| </w:t>
-      </w:r>
-      <w:proofErr w:type="spellStart"/>
-      <w:r>
-        <w:rPr>
-          <w:rFonts w:asciiTheme="minorBidi" w:hAnsiTheme="minorBidi"/>
-        </w:rPr>
-        <w:t>Condition_Statement</w:t>
-      </w:r>
-      <w:proofErr w:type="spellEnd"/>
-    </w:p>
-    <w:p>
-      <w:pPr>
-        <w:pStyle w:val="ListParagraph"/>
-        <w:ind w:left="1440" w:firstLine="720"/>
-        <w:rPr>
-          <w:rFonts w:asciiTheme="minorBidi" w:hAnsiTheme="minorBidi"/>
-        </w:rPr>
-      </w:pPr>
-      <w:r>
-        <w:rPr>
-          <w:rFonts w:asciiTheme="minorBidi" w:hAnsiTheme="minorBidi"/>
-        </w:rPr>
-        <w:t>| If_Statement</w:t>
-      </w:r>
-    </w:p>
-    <w:p>
-      <w:pPr>
-        <w:pStyle w:val="ListParagraph"/>
-        <w:ind w:left="1440" w:firstLine="720"/>
-        <w:rPr>
-          <w:rFonts w:asciiTheme="minorBidi" w:hAnsiTheme="minorBidi"/>
-        </w:rPr>
-      </w:pPr>
-      <w:r>
-        <w:rPr>
-          <w:rFonts w:asciiTheme="minorBidi" w:hAnsiTheme="minorBidi"/>
-        </w:rPr>
-        <w:t>| Repeat_Statement</w:t>
-      </w:r>
-    </w:p>
-    <w:p>
-      <w:pPr>
-        <w:pStyle w:val="ListParagraph"/>
-        <w:ind w:left="1440" w:firstLine="720"/>
-        <w:rPr>
-          <w:rFonts w:asciiTheme="minorBidi" w:hAnsiTheme="minorBidi"/>
-        </w:rPr>
-      </w:pPr>
-      <w:r>
-        <w:rPr>
-          <w:rFonts w:asciiTheme="minorBidi" w:hAnsiTheme="minorBidi"/>
-        </w:rPr>
-        <w:t xml:space="preserve">| </w:t>
-      </w:r>
-      <w:r>
-        <w:rPr>
-          <w:rFonts w:asciiTheme="minorBidi" w:hAnsiTheme="minorBidi"/>
-        </w:rPr>
-        <w:t>Function_Call</w:t>
-      </w:r>
-    </w:p>
-    <w:p>
-      <w:pPr>
-        <w:pStyle w:val="ListParagraph"/>
-        <w:ind w:left="1440" w:firstLine="720"/>
-        <w:rPr>
-          <w:rFonts w:asciiTheme="minorBidi" w:hAnsiTheme="minorBidi"/>
-        </w:rPr>
-      </w:pPr>
-      <w:r>
-        <w:rPr>
-          <w:rFonts w:asciiTheme="minorBidi" w:hAnsiTheme="minorBidi"/>
-        </w:rPr>
-        <w:t>| c</w:t>
-      </w:r>
-      <w:r>
-        <w:rPr>
-          <w:rFonts w:asciiTheme="minorBidi" w:hAnsiTheme="minorBidi"/>
-        </w:rPr>
-        <w:t>omment_</w:t>
-      </w:r>
-      <w:r>
-        <w:rPr>
-          <w:rFonts w:asciiTheme="minorBidi" w:hAnsiTheme="minorBidi"/>
-        </w:rPr>
-        <w:t>s</w:t>
-      </w:r>
-      <w:r>
-        <w:rPr>
-          <w:rFonts w:asciiTheme="minorBidi" w:hAnsiTheme="minorBidi"/>
-        </w:rPr>
-        <w:t>tatement</w:t>
-      </w:r>
-    </w:p>
-    <w:p>
-      <w:pPr>
-        <w:pStyle w:val="ListParagraph"/>
-        <w:ind w:left="1440" w:firstLine="720"/>
-        <w:rPr>
-          <w:rFonts w:asciiTheme="minorBidi" w:hAnsiTheme="minorBidi"/>
-        </w:rPr>
-      </w:pPr>
-      <w:r>
-        <w:rPr>
-          <w:rFonts w:asciiTheme="minorBidi" w:hAnsiTheme="minorBidi"/>
-        </w:rPr>
-        <w:t>| ε</w:t>
-      </w:r>
-    </w:p>
-    <w:p>
-      <w:pPr>
-        <w:pStyle w:val="ListParagraph"/>
-        <w:numPr>
-          <w:ilvl w:val="0"/>
-          <w:numId w:val="4"/>
-        </w:numPr>
-        <w:rPr>
-          <w:rFonts w:asciiTheme="minorBidi" w:hAnsiTheme="minorBidi"/>
-        </w:rPr>
-      </w:pPr>
-      <w:r>
-        <w:rPr>
-          <w:rFonts w:asciiTheme="minorBidi" w:hAnsiTheme="minorBidi"/>
-        </w:rPr>
-        <w:t xml:space="preserve">Write_Statement </w:t>
-      </w:r>
-      <w:r>
-        <w:rPr>
-          <w:rFonts w:asciiTheme="minorBidi" w:hAnsiTheme="minorBidi"/>
-        </w:rPr>
-        <w:sym w:font="Wingdings" w:char="F0E0"/>
-      </w:r>
-      <w:r>
-        <w:rPr>
-          <w:rFonts w:asciiTheme="minorBidi" w:hAnsiTheme="minorBidi"/>
-        </w:rPr>
-        <w:t xml:space="preserve"> write Ex ;</w:t>
-      </w:r>
-    </w:p>
-    <w:p>
-      <w:pPr>
-        <w:pStyle w:val="ListParagraph"/>
-        <w:numPr>
-          <w:ilvl w:val="0"/>
-          <w:numId w:val="4"/>
-        </w:numPr>
-        <w:rPr>
-          <w:rFonts w:asciiTheme="minorBidi" w:hAnsiTheme="minorBidi"/>
-        </w:rPr>
-      </w:pPr>
-      <w:r>
-        <w:rPr>
-          <w:rFonts w:asciiTheme="minorBidi" w:hAnsiTheme="minorBidi"/>
-        </w:rPr>
-        <w:t xml:space="preserve">Ex </w:t>
-      </w:r>
-      <w:r>
-        <w:rPr>
-          <w:rFonts w:asciiTheme="minorBidi" w:hAnsiTheme="minorBidi"/>
-        </w:rPr>
-        <w:sym w:font="Wingdings" w:char="F0E0"/>
-      </w:r>
-      <w:r>
-        <w:rPr>
-          <w:rFonts w:asciiTheme="minorBidi" w:hAnsiTheme="minorBidi"/>
-        </w:rPr>
-        <w:t xml:space="preserve"> Expression | endl</w:t>
-      </w:r>
-    </w:p>
-    <w:p>
-      <w:pPr>
-        <w:pStyle w:val="ListParagraph"/>
-        <w:numPr>
-          <w:ilvl w:val="0"/>
-          <w:numId w:val="4"/>
-        </w:numPr>
-        <w:rPr>
-          <w:rFonts w:asciiTheme="minorBidi" w:hAnsiTheme="minorBidi"/>
-        </w:rPr>
-      </w:pPr>
-      <w:r>
-        <w:rPr>
-          <w:rFonts w:asciiTheme="minorBidi" w:hAnsiTheme="minorBidi"/>
-        </w:rPr>
-        <w:t xml:space="preserve">Expression </w:t>
-      </w:r>
-      <w:r>
-        <w:rPr>
-          <w:rFonts w:asciiTheme="minorBidi" w:hAnsiTheme="minorBidi"/>
-        </w:rPr>
-        <w:sym w:font="Wingdings" w:char="F0E0"/>
-      </w:r>
-      <w:r>
-        <w:rPr>
-          <w:rFonts w:asciiTheme="minorBidi" w:hAnsiTheme="minorBidi"/>
-        </w:rPr>
-        <w:t xml:space="preserve"> string | Term | Equation</w:t>
-      </w:r>
-    </w:p>
-    <w:p>
-      <w:pPr>
-        <w:pStyle w:val="ListParagraph"/>
-        <w:numPr>
-          <w:ilvl w:val="0"/>
-          <w:numId w:val="4"/>
-        </w:numPr>
-        <w:rPr>
-          <w:rFonts w:asciiTheme="minorBidi" w:hAnsiTheme="minorBidi"/>
-        </w:rPr>
-      </w:pPr>
-      <w:r>
-        <w:rPr>
-          <w:rFonts w:asciiTheme="minorBidi" w:hAnsiTheme="minorBidi"/>
-        </w:rPr>
-        <w:t xml:space="preserve">Term </w:t>
-      </w:r>
-      <w:r>
-        <w:rPr>
-          <w:rFonts w:asciiTheme="minorBidi" w:hAnsiTheme="minorBidi"/>
-        </w:rPr>
-        <w:sym w:font="Wingdings" w:char="F0E0"/>
-      </w:r>
-      <w:r>
-        <w:rPr>
-          <w:rFonts w:asciiTheme="minorBidi" w:hAnsiTheme="minorBidi"/>
-        </w:rPr>
-        <w:t xml:space="preserve"> number | identifier | Function_Call</w:t>
-      </w:r>
-    </w:p>
-    <w:p>
-      <w:pPr>
-        <w:pStyle w:val="ListParagraph"/>
-        <w:numPr>
-          <w:ilvl w:val="0"/>
-          <w:numId w:val="4"/>
-        </w:numPr>
-        <w:rPr>
-          <w:rFonts w:asciiTheme="minorBidi" w:hAnsiTheme="minorBidi"/>
-        </w:rPr>
-      </w:pPr>
-      <w:r>
-        <w:rPr>
-          <w:rFonts w:asciiTheme="minorBidi" w:hAnsiTheme="minorBidi"/>
-        </w:rPr>
-        <w:t xml:space="preserve">Function_Call </w:t>
-      </w:r>
-      <w:r>
-        <w:rPr>
-          <w:rFonts w:asciiTheme="minorBidi" w:hAnsiTheme="minorBidi"/>
-        </w:rPr>
-        <w:sym w:font="Wingdings" w:char="F0E0"/>
-      </w:r>
-      <w:r>
-        <w:rPr>
-          <w:rFonts w:asciiTheme="minorBidi" w:hAnsiTheme="minorBidi"/>
-        </w:rPr>
-        <w:t xml:space="preserve"> identifier ( </w:t>
-      </w:r>
-      <w:r>
-        <w:rPr>
-          <w:rFonts w:asciiTheme="minorBidi" w:hAnsiTheme="minorBidi"/>
-        </w:rPr>
-        <w:t>Args</w:t>
-      </w:r>
-      <w:r>
-        <w:rPr>
-          <w:rFonts w:asciiTheme="minorBidi" w:hAnsiTheme="minorBidi"/>
-        </w:rPr>
-        <w:t xml:space="preserve"> ) </w:t>
-      </w:r>
-    </w:p>
-    <w:p>
-      <w:pPr>
-        <w:pStyle w:val="ListParagraph"/>
-        <w:numPr>
-          <w:ilvl w:val="0"/>
-          <w:numId w:val="4"/>
-        </w:numPr>
-        <w:rPr>
-          <w:rFonts w:asciiTheme="minorBidi" w:hAnsiTheme="minorBidi"/>
-          <w:color w:val="000000" w:themeColor="text1"/>
-        </w:rPr>
-      </w:pPr>
-      <w:r>
-        <w:rPr>
-          <w:rFonts w:asciiTheme="minorBidi" w:hAnsiTheme="minorBidi"/>
-          <w:color w:val="000000" w:themeColor="text1"/>
-        </w:rPr>
-        <w:t xml:space="preserve">Args </w:t>
-      </w:r>
-      <w:r>
-        <w:rPr>
-          <w:rFonts w:asciiTheme="minorBidi" w:hAnsiTheme="minorBidi"/>
-          <w:color w:val="000000" w:themeColor="text1"/>
-        </w:rPr>
-        <w:sym w:font="Wingdings" w:char="F0E0"/>
-      </w:r>
-      <w:r>
-        <w:rPr>
-          <w:rFonts w:asciiTheme="minorBidi" w:hAnsiTheme="minorBidi"/>
-          <w:color w:val="000000" w:themeColor="text1"/>
-        </w:rPr>
-        <w:t xml:space="preserve"> </w:t>
-      </w:r>
-      <w:r>
-        <w:rPr>
-          <w:rFonts w:asciiTheme="minorBidi" w:hAnsiTheme="minorBidi"/>
-          <w:color w:val="000000" w:themeColor="text1"/>
-        </w:rPr>
-        <w:t>Args</w:t>
-      </w:r>
-      <w:r>
-        <w:rPr>
-          <w:rFonts w:asciiTheme="minorBidi" w:hAnsiTheme="minorBidi"/>
-          <w:color w:val="000000" w:themeColor="text1"/>
-        </w:rPr>
-        <w:t xml:space="preserve"> , </w:t>
-      </w:r>
-      <w:r>
-        <w:rPr>
-          <w:rFonts w:asciiTheme="minorBidi" w:hAnsiTheme="minorBidi"/>
-          <w:color w:val="000000" w:themeColor="text1"/>
-        </w:rPr>
-        <w:t>Term</w:t>
-      </w:r>
-      <w:r>
-        <w:rPr>
-          <w:rFonts w:asciiTheme="minorBidi" w:hAnsiTheme="minorBidi"/>
-          <w:color w:val="000000" w:themeColor="text1"/>
-        </w:rPr>
-        <w:t xml:space="preserve"> | </w:t>
-      </w:r>
-      <w:r>
-        <w:rPr>
-          <w:rFonts w:asciiTheme="minorBidi" w:hAnsiTheme="minorBidi"/>
-          <w:color w:val="000000" w:themeColor="text1"/>
-        </w:rPr>
-        <w:t>Term</w:t>
-      </w:r>
-      <w:r>
-        <w:rPr>
-          <w:rFonts w:asciiTheme="minorBidi" w:hAnsiTheme="minorBidi"/>
-          <w:color w:val="000000" w:themeColor="text1"/>
-        </w:rPr>
-        <w:t xml:space="preserve"> |</w:t>
-      </w:r>
-      <w:r>
-        <w:rPr>
-          <w:rFonts w:asciiTheme="minorBidi" w:hAnsiTheme="minorBidi"/>
-          <w:color w:val="000000" w:themeColor="text1"/>
-        </w:rPr>
-        <w:t xml:space="preserve"> </w:t>
-      </w:r>
-      <w:r>
-        <w:rPr>
-          <w:rFonts w:asciiTheme="minorBidi" w:hAnsiTheme="minorBidi"/>
-          <w:color w:val="000000" w:themeColor="text1"/>
-        </w:rPr>
-        <w:t>ε</w:t>
-      </w:r>
-    </w:p>
-    <w:p>
-      <w:pPr>
-        <w:pStyle w:val="ListParagraph"/>
-        <w:numPr>
-          <w:ilvl w:val="1"/>
-          <w:numId w:val="4"/>
-        </w:numPr>
-        <w:jc w:val="both"/>
-        <w:rPr>
-          <w:rFonts w:asciiTheme="minorBidi" w:hAnsiTheme="minorBidi"/>
-          <w:color w:val="FF0000"/>
-        </w:rPr>
-      </w:pPr>
-      <w:proofErr w:type="spellStart"/>
-      <w:r>
-        <w:rPr>
-          <w:rFonts w:asciiTheme="minorBidi" w:hAnsiTheme="minorBidi"/>
-          <w:color w:val="FF0000"/>
-        </w:rPr>
-        <w:t>Args</w:t>
-      </w:r>
-      <w:proofErr w:type="spellEnd"/>
-      <w:r>
-        <w:rPr>
-          <w:rFonts w:asciiTheme="minorBidi" w:hAnsiTheme="minorBidi"/>
-          <w:color w:val="FF0000"/>
-        </w:rPr>
-        <w:t xml:space="preserve"> </w:t>
-      </w:r>
-      <w:r>
-        <w:rPr>
-          <w:rFonts w:asciiTheme="minorBidi" w:hAnsiTheme="minorBidi"/>
-          <w:color w:val="FF0000"/>
-        </w:rPr>
-        <w:sym w:font="Wingdings" w:char="F0E0"/>
-      </w:r>
-      <w:r>
-        <w:rPr>
-          <w:rFonts w:asciiTheme="minorBidi" w:hAnsiTheme="minorBidi"/>
-          <w:color w:val="FF0000"/>
-        </w:rPr>
-        <w:t xml:space="preserve"> </w:t>
-      </w:r>
-      <w:r>
-        <w:rPr>
-          <w:rFonts w:asciiTheme="minorBidi" w:hAnsiTheme="minorBidi"/>
-          <w:color w:val="FF0000"/>
-        </w:rPr>
-        <w:t>Term</w:t>
-      </w:r>
-      <w:r>
-        <w:rPr>
-          <w:rFonts w:asciiTheme="minorBidi" w:hAnsiTheme="minorBidi"/>
-          <w:color w:val="FF0000"/>
-        </w:rPr>
-        <w:t xml:space="preserve"> </w:t>
-      </w:r>
-      <w:proofErr w:type="spellStart"/>
-      <w:r>
-        <w:rPr>
-          <w:rFonts w:asciiTheme="minorBidi" w:hAnsiTheme="minorBidi"/>
-          <w:color w:val="FF0000"/>
-        </w:rPr>
-        <w:t>Args</w:t>
-      </w:r>
-      <w:proofErr w:type="spellEnd"/>
-      <w:r>
-        <w:rPr>
-          <w:rFonts w:asciiTheme="minorBidi" w:hAnsiTheme="minorBidi"/>
-          <w:color w:val="FF0000"/>
-        </w:rPr>
-        <w:t>`</w:t>
-      </w:r>
-      <w:r>
-        <w:rPr>
-          <w:rFonts w:asciiTheme="minorBidi" w:hAnsiTheme="minorBidi"/>
-          <w:color w:val="FF0000"/>
-        </w:rPr>
-        <w:t xml:space="preserve"> | </w:t>
-      </w:r>
-      <w:r>
-        <w:rPr>
-          <w:rFonts w:asciiTheme="minorBidi" w:hAnsiTheme="minorBidi"/>
-          <w:color w:val="FF0000"/>
-        </w:rPr>
-        <w:t>ε</w:t>
-      </w:r>
-    </w:p>
-    <w:p>
-      <w:pPr>
-        <w:pStyle w:val="ListParagraph"/>
-        <w:numPr>
-          <w:ilvl w:val="1"/>
-          <w:numId w:val="4"/>
-        </w:numPr>
-        <w:jc w:val="both"/>
-        <w:rPr>
-          <w:rFonts w:asciiTheme="minorBidi" w:hAnsiTheme="minorBidi"/>
-          <w:color w:val="FF0000"/>
-        </w:rPr>
-      </w:pPr>
-      <w:r>
-        <w:rPr>
-          <w:rFonts w:asciiTheme="minorBidi" w:hAnsiTheme="minorBidi"/>
-          <w:color w:val="FF0000"/>
-        </w:rPr>
-        <w:t>Args</w:t>
-      </w:r>
-      <w:r>
-        <w:rPr>
-          <w:rFonts w:asciiTheme="minorBidi" w:hAnsiTheme="minorBidi"/>
-          <w:color w:val="FF0000"/>
-        </w:rPr>
-        <w:t>`</w:t>
-      </w:r>
-      <w:r>
-        <w:rPr>
-          <w:rFonts w:asciiTheme="minorBidi" w:hAnsiTheme="minorBidi"/>
-          <w:color w:val="FF0000"/>
-        </w:rPr>
-        <w:t xml:space="preserve"> </w:t>
-      </w:r>
-      <w:r>
-        <w:rPr>
-          <w:rFonts w:asciiTheme="minorBidi" w:hAnsiTheme="minorBidi"/>
-          <w:color w:val="FF0000"/>
-        </w:rPr>
-        <w:sym w:font="Wingdings" w:char="F0E0"/>
-      </w:r>
-      <w:r>
-        <w:rPr>
-          <w:rFonts w:asciiTheme="minorBidi" w:hAnsiTheme="minorBidi"/>
-          <w:color w:val="FF0000"/>
-        </w:rPr>
-        <w:t xml:space="preserve"> , </w:t>
-      </w:r>
-      <w:r>
-        <w:rPr>
-          <w:rFonts w:asciiTheme="minorBidi" w:hAnsiTheme="minorBidi"/>
-          <w:color w:val="FF0000"/>
-        </w:rPr>
-        <w:t>Term</w:t>
-      </w:r>
-      <w:r>
-        <w:rPr>
-          <w:rFonts w:asciiTheme="minorBidi" w:hAnsiTheme="minorBidi"/>
-          <w:color w:val="FF0000"/>
-        </w:rPr>
-        <w:t xml:space="preserve"> </w:t>
-      </w:r>
-      <w:proofErr w:type="spellStart"/>
-      <w:r>
-        <w:rPr>
-          <w:rFonts w:asciiTheme="minorBidi" w:hAnsiTheme="minorBidi"/>
-          <w:color w:val="FF0000"/>
-        </w:rPr>
-        <w:t>Args</w:t>
-      </w:r>
-      <w:proofErr w:type="spellEnd"/>
-      <w:r>
-        <w:rPr>
-          <w:rFonts w:asciiTheme="minorBidi" w:hAnsiTheme="minorBidi"/>
-          <w:color w:val="FF0000"/>
-        </w:rPr>
-        <w:t>`</w:t>
-      </w:r>
-      <w:r>
-        <w:rPr>
-          <w:rFonts w:asciiTheme="minorBidi" w:hAnsiTheme="minorBidi"/>
-          <w:color w:val="FF0000"/>
-        </w:rPr>
-        <w:t xml:space="preserve"> | ε</w:t>
-      </w:r>
-    </w:p>
-    <w:p>
-      <w:pPr>
-        <w:pStyle w:val="ListParagraph"/>
-        <w:numPr>
-          <w:ilvl w:val="0"/>
-          <w:numId w:val="4"/>
-        </w:numPr>
-        <w:jc w:val="both"/>
-        <w:rPr>
-          <w:rFonts w:asciiTheme="minorBidi" w:hAnsiTheme="minorBidi"/>
-          <w:color w:val="FF0000"/>
-        </w:rPr>
-      </w:pPr>
-      <w:r>
-        <w:rPr>
-          <w:rFonts w:asciiTheme="minorBidi" w:hAnsiTheme="minorBidi"/>
-        </w:rPr>
-        <w:t xml:space="preserve">Equation </w:t>
-      </w:r>
-      <w:r>
-        <w:rPr>
-          <w:rFonts w:asciiTheme="minorBidi" w:hAnsiTheme="minorBidi"/>
-        </w:rPr>
-        <w:sym w:font="Wingdings" w:char="F0E0"/>
-      </w:r>
-      <w:r>
-        <w:rPr>
-          <w:rFonts w:asciiTheme="minorBidi" w:hAnsiTheme="minorBidi"/>
-        </w:rPr>
-        <w:t xml:space="preserve">  Equation Op | Op | Bracket</w:t>
-      </w:r>
-    </w:p>
-    <w:p>
-      <w:pPr>
-        <w:pStyle w:val="ListParagraph"/>
-        <w:numPr>
-          <w:ilvl w:val="1"/>
-          <w:numId w:val="4"/>
-        </w:numPr>
-        <w:jc w:val="both"/>
-        <w:rPr>
-          <w:rFonts w:asciiTheme="minorBidi" w:hAnsiTheme="minorBidi"/>
-          <w:color w:val="EE0000"/>
-        </w:rPr>
-      </w:pPr>
-      <w:r>
-        <w:rPr>
-          <w:rFonts w:asciiTheme="minorBidi" w:hAnsiTheme="minorBidi"/>
-          <w:color w:val="EE0000"/>
-        </w:rPr>
-        <w:t xml:space="preserve">Equation </w:t>
-      </w:r>
-      <w:r>
-        <w:rPr>
-          <w:rFonts w:asciiTheme="minorBidi" w:hAnsiTheme="minorBidi"/>
-          <w:color w:val="EE0000"/>
-        </w:rPr>
-        <w:sym w:font="Wingdings" w:char="F0E0"/>
-      </w:r>
-      <w:r>
-        <w:rPr>
-          <w:rFonts w:asciiTheme="minorBidi" w:hAnsiTheme="minorBidi"/>
-          <w:color w:val="EE0000"/>
-        </w:rPr>
-        <w:t xml:space="preserve"> Op Equation` | Bracket Equation`</w:t>
-      </w:r>
-    </w:p>
-    <w:p>
-      <w:pPr>
-        <w:pStyle w:val="ListParagraph"/>
-        <w:numPr>
-          <w:ilvl w:val="1"/>
-          <w:numId w:val="4"/>
-        </w:numPr>
-        <w:jc w:val="both"/>
-        <w:rPr>
-          <w:rFonts w:asciiTheme="minorBidi" w:hAnsiTheme="minorBidi"/>
-          <w:color w:val="FF0000"/>
-        </w:rPr>
-      </w:pPr>
-      <w:r>
-        <w:rPr>
-          <w:rFonts w:asciiTheme="minorBidi" w:hAnsiTheme="minorBidi"/>
-          <w:color w:val="FF0000"/>
-        </w:rPr>
-        <w:t>Equation`</w:t>
-      </w:r>
-      <w:r>
-        <w:rPr>
-          <w:rFonts w:asciiTheme="minorBidi" w:hAnsiTheme="minorBidi"/>
-          <w:color w:val="FF0000"/>
-        </w:rPr>
-        <w:sym w:font="Wingdings" w:char="F0E0"/>
-      </w:r>
-      <w:r>
-        <w:rPr>
-          <w:rFonts w:asciiTheme="minorBidi" w:hAnsiTheme="minorBidi"/>
-          <w:color w:val="FF0000"/>
-        </w:rPr>
-        <w:t xml:space="preserve"> Op Equation`</w:t>
-      </w:r>
-      <w:r>
-        <w:rPr>
-          <w:rFonts w:asciiTheme="minorBidi" w:hAnsiTheme="minorBidi"/>
-          <w:color w:val="FF0000"/>
-        </w:rPr>
-        <w:t xml:space="preserve"> </w:t>
-      </w:r>
-      <w:r>
-        <w:rPr>
-          <w:rFonts w:asciiTheme="minorBidi" w:hAnsiTheme="minorBidi"/>
-          <w:color w:val="FF0000"/>
-        </w:rPr>
-        <w:t>| ε</w:t>
-      </w:r>
-    </w:p>
-    <w:p>
-      <w:pPr>
-        <w:pStyle w:val="ListParagraph"/>
-        <w:numPr>
-          <w:ilvl w:val="0"/>
-          <w:numId w:val="4"/>
-        </w:numPr>
-        <w:jc w:val="both"/>
-        <w:rPr>
-          <w:rFonts w:asciiTheme="minorBidi" w:hAnsiTheme="minorBidi"/>
-          <w:color w:val="FF0000"/>
-        </w:rPr>
-      </w:pPr>
-      <w:r>
-        <w:rPr>
-          <w:rFonts w:asciiTheme="minorBidi" w:hAnsiTheme="minorBidi"/>
-        </w:rPr>
-        <w:t xml:space="preserve">Op </w:t>
-      </w:r>
-      <w:r>
-        <w:rPr>
-          <w:rFonts w:asciiTheme="minorBidi" w:hAnsiTheme="minorBidi"/>
-        </w:rPr>
-        <w:sym w:font="Wingdings" w:char="F0E0"/>
-      </w:r>
-      <w:r>
-        <w:rPr>
-          <w:rFonts w:asciiTheme="minorBidi" w:hAnsiTheme="minorBidi"/>
-        </w:rPr>
-        <w:t xml:space="preserve"> </w:t>
-      </w:r>
-      <w:r>
-        <w:rPr>
-          <w:rFonts w:asciiTheme="minorBidi" w:hAnsiTheme="minorBidi"/>
-        </w:rPr>
-        <w:t xml:space="preserve">Term arithmetic_operator </w:t>
-      </w:r>
-      <w:r>
-        <w:rPr>
-          <w:rFonts w:asciiTheme="minorBidi" w:hAnsiTheme="minorBidi"/>
-        </w:rPr>
-        <w:t>Fac | arithmetic_operator Fac</w:t>
-      </w:r>
-    </w:p>
-    <w:p>
-      <w:pPr>
-        <w:pStyle w:val="ListParagraph"/>
-        <w:numPr>
-          <w:ilvl w:val="0"/>
-          <w:numId w:val="4"/>
-        </w:numPr>
-        <w:jc w:val="both"/>
-        <w:rPr>
-          <w:rFonts w:asciiTheme="minorBidi" w:hAnsiTheme="minorBidi"/>
-          <w:color w:val="FF0000"/>
-        </w:rPr>
-      </w:pPr>
-      <w:r>
-        <w:rPr>
-          <w:rFonts w:asciiTheme="minorBidi" w:hAnsiTheme="minorBidi"/>
-        </w:rPr>
-        <w:t>Fac</w:t>
-      </w:r>
-      <w:r>
-        <w:rPr>
-          <w:rFonts w:asciiTheme="minorBidi" w:hAnsiTheme="minorBidi"/>
-        </w:rPr>
-        <w:t xml:space="preserve"> </w:t>
-      </w:r>
-      <w:r>
-        <w:rPr>
-          <w:rFonts w:asciiTheme="minorBidi" w:hAnsiTheme="minorBidi"/>
-        </w:rPr>
-        <w:sym w:font="Wingdings" w:char="F0E0"/>
-      </w:r>
-      <w:r>
-        <w:rPr>
-          <w:rFonts w:asciiTheme="minorBidi" w:hAnsiTheme="minorBidi"/>
-        </w:rPr>
-        <w:t xml:space="preserve"> Term | Bracket</w:t>
-      </w:r>
-    </w:p>
-    <w:p>
-      <w:pPr>
-        <w:pStyle w:val="ListParagraph"/>
-        <w:numPr>
-          <w:ilvl w:val="0"/>
-          <w:numId w:val="4"/>
-        </w:numPr>
-        <w:jc w:val="both"/>
-        <w:rPr>
-          <w:rFonts w:asciiTheme="minorBidi" w:hAnsiTheme="minorBidi"/>
-          <w:color w:val="FF0000"/>
-        </w:rPr>
-      </w:pPr>
-      <w:r>
-        <w:rPr>
-          <w:rFonts w:asciiTheme="minorBidi" w:hAnsiTheme="minorBidi"/>
-          <w:color w:val="000000" w:themeColor="text1"/>
-        </w:rPr>
-        <w:t xml:space="preserve">Bracket </w:t>
-      </w:r>
-      <w:r>
-        <w:rPr>
-          <w:rFonts w:asciiTheme="minorBidi" w:hAnsiTheme="minorBidi"/>
-          <w:color w:val="000000" w:themeColor="text1"/>
-        </w:rPr>
-        <w:sym w:font="Wingdings" w:char="F0E0"/>
-      </w:r>
-      <w:r>
-        <w:rPr>
-          <w:rFonts w:asciiTheme="minorBidi" w:hAnsiTheme="minorBidi"/>
-          <w:color w:val="000000" w:themeColor="text1"/>
-        </w:rPr>
-        <w:t xml:space="preserve"> ( Equation )</w:t>
-      </w:r>
-    </w:p>
-    <w:p>
-      <w:pPr>
-        <w:pStyle w:val="ListParagraph"/>
-        <w:numPr>
-          <w:ilvl w:val="0"/>
-          <w:numId w:val="4"/>
-        </w:numPr>
-        <w:jc w:val="both"/>
-        <w:rPr>
-          <w:rFonts w:asciiTheme="minorBidi" w:hAnsiTheme="minorBidi"/>
-          <w:color w:val="FF0000"/>
-        </w:rPr>
-      </w:pPr>
-      <w:r>
-        <w:rPr>
-          <w:rFonts w:asciiTheme="minorBidi" w:hAnsiTheme="minorBidi"/>
-          <w:color w:val="000000" w:themeColor="text1"/>
-        </w:rPr>
-        <w:t xml:space="preserve">Read_Statement </w:t>
-      </w:r>
-      <w:r>
-        <w:rPr>
-          <w:rFonts w:asciiTheme="minorBidi" w:hAnsiTheme="minorBidi"/>
-          <w:color w:val="000000" w:themeColor="text1"/>
-        </w:rPr>
-        <w:sym w:font="Wingdings" w:char="F0E0"/>
-      </w:r>
-      <w:r>
-        <w:rPr>
-          <w:rFonts w:asciiTheme="minorBidi" w:hAnsiTheme="minorBidi"/>
-          <w:color w:val="000000" w:themeColor="text1"/>
-        </w:rPr>
-        <w:t xml:space="preserve"> read identifier ;</w:t>
-      </w:r>
-    </w:p>
-    <w:p>
-      <w:pPr>
-        <w:pStyle w:val="ListParagraph"/>
-        <w:numPr>
-          <w:ilvl w:val="0"/>
-          <w:numId w:val="4"/>
-        </w:numPr>
-        <w:jc w:val="both"/>
-        <w:rPr>
-          <w:rFonts w:asciiTheme="minorBidi" w:hAnsiTheme="minorBidi"/>
-          <w:color w:val="FF0000"/>
-        </w:rPr>
-      </w:pPr>
-      <w:r>
-        <w:rPr>
-          <w:rFonts w:asciiTheme="minorBidi" w:hAnsiTheme="minorBidi"/>
-        </w:rPr>
-        <w:t xml:space="preserve">Assignment_Statement </w:t>
-      </w:r>
-      <w:r>
-        <w:rPr>
-          <w:rFonts w:asciiTheme="minorBidi" w:hAnsiTheme="minorBidi"/>
-        </w:rPr>
-        <w:sym w:font="Wingdings" w:char="F0E0"/>
-      </w:r>
-      <w:r>
-        <w:rPr>
-          <w:rFonts w:asciiTheme="minorBidi" w:hAnsiTheme="minorBidi"/>
-        </w:rPr>
-        <w:t xml:space="preserve"> identifier := Expression</w:t>
-      </w:r>
-      <w:r>
-        <w:rPr>
-          <w:rFonts w:asciiTheme="minorBidi" w:hAnsiTheme="minorBidi"/>
-        </w:rPr>
-        <w:t xml:space="preserve"> ;</w:t>
-      </w:r>
-    </w:p>
-    <w:p>
-      <w:pPr>
-        <w:pStyle w:val="ListParagraph"/>
-        <w:numPr>
-          <w:ilvl w:val="0"/>
-          <w:numId w:val="4"/>
-        </w:numPr>
-        <w:jc w:val="both"/>
-        <w:rPr>
-          <w:rFonts w:asciiTheme="minorBidi" w:hAnsiTheme="minorBidi"/>
-          <w:color w:val="000000" w:themeColor="text1"/>
-        </w:rPr>
-      </w:pPr>
-      <w:r>
-        <w:rPr>
-          <w:rFonts w:asciiTheme="minorBidi" w:hAnsiTheme="minorBidi"/>
-          <w:color w:val="000000" w:themeColor="text1"/>
-        </w:rPr>
-        <w:t xml:space="preserve">Declaration_Statement </w:t>
-      </w:r>
-      <w:r>
-        <w:rPr>
-          <w:rFonts w:asciiTheme="minorBidi" w:hAnsiTheme="minorBidi"/>
-          <w:color w:val="000000" w:themeColor="text1"/>
-        </w:rPr>
-        <w:sym w:font="Wingdings" w:char="F0E0"/>
-      </w:r>
-      <w:r>
-        <w:rPr>
-          <w:rFonts w:asciiTheme="minorBidi" w:hAnsiTheme="minorBidi"/>
-          <w:color w:val="000000" w:themeColor="text1"/>
-        </w:rPr>
-        <w:t xml:space="preserve"> Data</w:t>
-      </w:r>
-      <w:r>
-        <w:rPr>
-          <w:rFonts w:asciiTheme="minorBidi" w:hAnsiTheme="minorBidi"/>
-          <w:color w:val="000000" w:themeColor="text1"/>
-        </w:rPr>
-        <w:t>t</w:t>
-      </w:r>
-      <w:r>
-        <w:rPr>
-          <w:rFonts w:asciiTheme="minorBidi" w:hAnsiTheme="minorBidi"/>
-          <w:color w:val="000000" w:themeColor="text1"/>
-        </w:rPr>
-        <w:t>ype IdentList ;</w:t>
-      </w:r>
-    </w:p>
-    <w:p>
-      <w:pPr>
-        <w:pStyle w:val="ListParagraph"/>
-        <w:numPr>
-          <w:ilvl w:val="0"/>
-          <w:numId w:val="4"/>
-        </w:numPr>
-        <w:jc w:val="both"/>
-        <w:rPr>
-          <w:rFonts w:asciiTheme="minorBidi" w:hAnsiTheme="minorBidi"/>
-          <w:color w:val="000000" w:themeColor="text1"/>
-        </w:rPr>
-      </w:pPr>
-      <w:r>
-        <w:rPr>
-          <w:rFonts w:asciiTheme="minorBidi" w:hAnsiTheme="minorBidi"/>
-          <w:color w:val="000000" w:themeColor="text1"/>
-        </w:rPr>
-        <w:t xml:space="preserve">IdentList </w:t>
-      </w:r>
-      <w:r>
-        <w:rPr>
-          <w:rFonts w:asciiTheme="minorBidi" w:hAnsiTheme="minorBidi"/>
-        </w:rPr>
-        <w:sym w:font="Wingdings" w:char="F0E0"/>
-      </w:r>
-      <w:r>
-        <w:rPr>
-          <w:rFonts w:asciiTheme="minorBidi" w:hAnsiTheme="minorBidi"/>
-          <w:color w:val="000000" w:themeColor="text1"/>
-        </w:rPr>
-        <w:t xml:space="preserve"> Ident , IdentList | Ident        </w:t>
-      </w:r>
-    </w:p>
-    <w:p>
-      <w:pPr>
-        <w:pStyle w:val="ListParagraph"/>
-        <w:numPr>
-          <w:ilvl w:val="1"/>
-          <w:numId w:val="4"/>
-        </w:numPr>
-        <w:jc w:val="both"/>
-        <w:rPr>
-          <w:rFonts w:asciiTheme="minorBidi" w:hAnsiTheme="minorBidi"/>
-          <w:color w:val="FF0000"/>
-        </w:rPr>
-      </w:pPr>
-      <w:r>
-        <w:rPr>
-          <w:rFonts w:asciiTheme="minorBidi" w:hAnsiTheme="minorBidi"/>
-          <w:color w:val="FF0000"/>
-        </w:rPr>
-        <w:lastRenderedPageBreak/>
+          <w:color w:val="FF0000"/>
+        </w:rPr>
+      </w:pPr>
+      <w:r>
+        <w:rPr>
+          <w:rFonts w:asciiTheme="minorBidi" w:hAnsiTheme="minorBidi"/>
+          <w:color w:val="FF0000"/>
+        </w:rPr>
         <w:t xml:space="preserve">IdentList </w:t>
       </w:r>
       <w:r>
@@ -4729,6 +4685,7 @@
   <w:style w:type="character" w:default="1" w:styleId="DefaultParagraphFont">
     <w:name w:val="Default Paragraph Font"/>
     <w:uiPriority w:val="1"/>
+    <w:semiHidden/>
     <w:unhideWhenUsed/>
   </w:style>
   <w:style w:type="table" w:default="1" w:styleId="TableNormal">

--- a/Documents/ParserDoc.docx
+++ b/Documents/ParserDoc.docx
@@ -1468,53 +1468,734 @@
         <w:rPr>
           <w:rFonts w:asciiTheme="minorBidi" w:hAnsiTheme="minorBidi"/>
         </w:rPr>
-        <w:t xml:space="preserve"> { Statements </w:t>
-      </w:r>
+        <w:t xml:space="preserve"> { Statements Return_Statement }</w:t>
+      </w:r>
+    </w:p>
+    <w:p>
+      <w:pPr>
+        <w:pStyle w:val="ListParagraph"/>
+        <w:numPr>
+          <w:ilvl w:val="0"/>
+          <w:numId w:val="4"/>
+        </w:numPr>
+        <w:jc w:val="both"/>
+        <w:rPr>
+          <w:rFonts w:asciiTheme="minorBidi" w:hAnsiTheme="minorBidi"/>
+          <w:u w:val="single"/>
+        </w:rPr>
+      </w:pPr>
+      <w:r>
+        <w:rPr>
+          <w:rFonts w:asciiTheme="minorBidi" w:hAnsiTheme="minorBidi"/>
+        </w:rPr>
+        <w:t xml:space="preserve">Statements </w:t>
+      </w:r>
+      <w:r>
+        <w:rPr>
+          <w:rFonts w:asciiTheme="minorBidi" w:hAnsiTheme="minorBidi"/>
+        </w:rPr>
+        <w:sym w:font="Wingdings" w:char="F0E0"/>
+      </w:r>
+      <w:r>
+        <w:rPr>
+          <w:rFonts w:asciiTheme="minorBidi" w:hAnsiTheme="minorBidi"/>
+        </w:rPr>
+        <w:t xml:space="preserve"> Statement  Statements</w:t>
+      </w:r>
+      <w:r>
+        <w:rPr>
+          <w:rFonts w:asciiTheme="minorBidi" w:hAnsiTheme="minorBidi"/>
+        </w:rPr>
+        <w:t xml:space="preserve"> | </w:t>
+      </w:r>
+      <w:r>
+        <w:rPr>
+          <w:rFonts w:asciiTheme="minorBidi" w:hAnsiTheme="minorBidi"/>
+        </w:rPr>
+        <w:t>ε</w:t>
+      </w:r>
+    </w:p>
+    <w:p>
+      <w:pPr>
+        <w:pStyle w:val="ListParagraph"/>
+        <w:numPr>
+          <w:ilvl w:val="0"/>
+          <w:numId w:val="4"/>
+        </w:numPr>
+        <w:rPr>
+          <w:rFonts w:asciiTheme="minorBidi" w:hAnsiTheme="minorBidi"/>
+        </w:rPr>
+      </w:pPr>
+      <w:r>
+        <w:rPr>
+          <w:rFonts w:asciiTheme="minorBidi" w:hAnsiTheme="minorBidi"/>
+        </w:rPr>
+        <w:t xml:space="preserve">Statement </w:t>
+      </w:r>
+      <w:r>
+        <w:rPr>
+          <w:rFonts w:asciiTheme="minorBidi" w:hAnsiTheme="minorBidi"/>
+        </w:rPr>
+        <w:sym w:font="Wingdings" w:char="F0E0"/>
+      </w:r>
+      <w:r>
+        <w:rPr>
+          <w:rFonts w:asciiTheme="minorBidi" w:hAnsiTheme="minorBidi"/>
+        </w:rPr>
+        <w:t xml:space="preserve"> | Write_Statement</w:t>
+      </w:r>
+    </w:p>
+    <w:p>
+      <w:pPr>
+        <w:pStyle w:val="ListParagraph"/>
+        <w:ind w:left="1440" w:firstLine="720"/>
+        <w:rPr>
+          <w:rFonts w:asciiTheme="minorBidi" w:hAnsiTheme="minorBidi"/>
+        </w:rPr>
+      </w:pPr>
+      <w:r>
+        <w:rPr>
+          <w:rFonts w:asciiTheme="minorBidi" w:hAnsiTheme="minorBidi"/>
+        </w:rPr>
+        <w:t>| Read_Statement</w:t>
+      </w:r>
+    </w:p>
+    <w:p>
+      <w:pPr>
+        <w:pStyle w:val="ListParagraph"/>
+        <w:ind w:left="1440" w:firstLine="720"/>
+        <w:rPr>
+          <w:rFonts w:asciiTheme="minorBidi" w:hAnsiTheme="minorBidi"/>
+        </w:rPr>
+      </w:pPr>
+      <w:r>
+        <w:rPr>
+          <w:rFonts w:asciiTheme="minorBidi" w:hAnsiTheme="minorBidi"/>
+        </w:rPr>
+        <w:t>| Assignment_Statement</w:t>
+      </w:r>
+    </w:p>
+    <w:p>
+      <w:pPr>
+        <w:pStyle w:val="ListParagraph"/>
+        <w:ind w:left="1440" w:firstLine="720"/>
+        <w:rPr>
+          <w:rFonts w:asciiTheme="minorBidi" w:hAnsiTheme="minorBidi"/>
+        </w:rPr>
+      </w:pPr>
+      <w:r>
+        <w:rPr>
+          <w:rFonts w:asciiTheme="minorBidi" w:hAnsiTheme="minorBidi"/>
+        </w:rPr>
+        <w:t>| Declaration_Statement</w:t>
+      </w:r>
+    </w:p>
+    <w:p>
+      <w:pPr>
+        <w:pStyle w:val="ListParagraph"/>
+        <w:ind w:left="1440" w:firstLine="720"/>
+        <w:rPr>
+          <w:rFonts w:asciiTheme="minorBidi" w:hAnsiTheme="minorBidi"/>
+        </w:rPr>
+      </w:pPr>
+      <w:r>
+        <w:rPr>
+          <w:rFonts w:asciiTheme="minorBidi" w:hAnsiTheme="minorBidi"/>
+        </w:rPr>
+        <w:t>| Condition_Statement</w:t>
+      </w:r>
+    </w:p>
+    <w:p>
+      <w:pPr>
+        <w:pStyle w:val="ListParagraph"/>
+        <w:ind w:left="1440" w:firstLine="720"/>
+        <w:rPr>
+          <w:rFonts w:asciiTheme="minorBidi" w:hAnsiTheme="minorBidi"/>
+        </w:rPr>
+      </w:pPr>
+      <w:r>
+        <w:rPr>
+          <w:rFonts w:asciiTheme="minorBidi" w:hAnsiTheme="minorBidi"/>
+        </w:rPr>
+        <w:t>| If_Statement</w:t>
+      </w:r>
+    </w:p>
+    <w:p>
+      <w:pPr>
+        <w:pStyle w:val="ListParagraph"/>
+        <w:ind w:left="1440" w:firstLine="720"/>
+        <w:rPr>
+          <w:rFonts w:asciiTheme="minorBidi" w:hAnsiTheme="minorBidi"/>
+        </w:rPr>
+      </w:pPr>
+      <w:r>
+        <w:rPr>
+          <w:rFonts w:asciiTheme="minorBidi" w:hAnsiTheme="minorBidi"/>
+        </w:rPr>
+        <w:t>| Repeat_Statement</w:t>
+      </w:r>
+    </w:p>
+    <w:p>
+      <w:pPr>
+        <w:pStyle w:val="ListParagraph"/>
+        <w:ind w:left="1440" w:firstLine="720"/>
+        <w:rPr>
+          <w:rFonts w:asciiTheme="minorBidi" w:hAnsiTheme="minorBidi"/>
+        </w:rPr>
+      </w:pPr>
+      <w:r>
+        <w:rPr>
+          <w:rFonts w:asciiTheme="minorBidi" w:hAnsiTheme="minorBidi"/>
+        </w:rPr>
+        <w:t xml:space="preserve">| </w:t>
+      </w:r>
+      <w:r>
+        <w:rPr>
+          <w:rFonts w:asciiTheme="minorBidi" w:hAnsiTheme="minorBidi"/>
+        </w:rPr>
+        <w:t>Function_Call</w:t>
+      </w:r>
+    </w:p>
+    <w:p>
+      <w:pPr>
+        <w:pStyle w:val="ListParagraph"/>
+        <w:ind w:left="1440" w:firstLine="720"/>
+        <w:rPr>
+          <w:rFonts w:asciiTheme="minorBidi" w:hAnsiTheme="minorBidi"/>
+        </w:rPr>
+      </w:pPr>
+      <w:r>
+        <w:rPr>
+          <w:rFonts w:asciiTheme="minorBidi" w:hAnsiTheme="minorBidi"/>
+        </w:rPr>
+        <w:t>| c</w:t>
+      </w:r>
+      <w:r>
+        <w:rPr>
+          <w:rFonts w:asciiTheme="minorBidi" w:hAnsiTheme="minorBidi"/>
+        </w:rPr>
+        <w:t>omment_</w:t>
+      </w:r>
+      <w:r>
+        <w:rPr>
+          <w:rFonts w:asciiTheme="minorBidi" w:hAnsiTheme="minorBidi"/>
+        </w:rPr>
+        <w:t>s</w:t>
+      </w:r>
+      <w:r>
+        <w:rPr>
+          <w:rFonts w:asciiTheme="minorBidi" w:hAnsiTheme="minorBidi"/>
+        </w:rPr>
+        <w:t>tatement</w:t>
+      </w:r>
+    </w:p>
+    <w:p>
+      <w:pPr>
+        <w:pStyle w:val="ListParagraph"/>
+        <w:ind w:left="1440" w:firstLine="720"/>
+        <w:rPr>
+          <w:rFonts w:asciiTheme="minorBidi" w:hAnsiTheme="minorBidi"/>
+        </w:rPr>
+      </w:pPr>
+      <w:r>
+        <w:rPr>
+          <w:rFonts w:asciiTheme="minorBidi" w:hAnsiTheme="minorBidi"/>
+        </w:rPr>
+        <w:t>| ε</w:t>
+      </w:r>
+    </w:p>
+    <w:p>
+      <w:pPr>
+        <w:pStyle w:val="ListParagraph"/>
+        <w:numPr>
+          <w:ilvl w:val="0"/>
+          <w:numId w:val="4"/>
+        </w:numPr>
+        <w:rPr>
+          <w:rFonts w:asciiTheme="minorBidi" w:hAnsiTheme="minorBidi"/>
+        </w:rPr>
+      </w:pPr>
+      <w:r>
+        <w:rPr>
+          <w:rFonts w:asciiTheme="minorBidi" w:hAnsiTheme="minorBidi"/>
+        </w:rPr>
+        <w:t xml:space="preserve">Write_Statement </w:t>
+      </w:r>
+      <w:r>
+        <w:rPr>
+          <w:rFonts w:asciiTheme="minorBidi" w:hAnsiTheme="minorBidi"/>
+        </w:rPr>
+        <w:sym w:font="Wingdings" w:char="F0E0"/>
+      </w:r>
+      <w:r>
+        <w:rPr>
+          <w:rFonts w:asciiTheme="minorBidi" w:hAnsiTheme="minorBidi"/>
+        </w:rPr>
+        <w:t xml:space="preserve"> write Ex ;</w:t>
+      </w:r>
+    </w:p>
+    <w:p>
+      <w:pPr>
+        <w:pStyle w:val="ListParagraph"/>
+        <w:numPr>
+          <w:ilvl w:val="0"/>
+          <w:numId w:val="4"/>
+        </w:numPr>
+        <w:rPr>
+          <w:rFonts w:asciiTheme="minorBidi" w:hAnsiTheme="minorBidi"/>
+        </w:rPr>
+      </w:pPr>
+      <w:r>
+        <w:rPr>
+          <w:rFonts w:asciiTheme="minorBidi" w:hAnsiTheme="minorBidi"/>
+        </w:rPr>
+        <w:t xml:space="preserve">Ex </w:t>
+      </w:r>
+      <w:r>
+        <w:rPr>
+          <w:rFonts w:asciiTheme="minorBidi" w:hAnsiTheme="minorBidi"/>
+        </w:rPr>
+        <w:sym w:font="Wingdings" w:char="F0E0"/>
+      </w:r>
+      <w:r>
+        <w:rPr>
+          <w:rFonts w:asciiTheme="minorBidi" w:hAnsiTheme="minorBidi"/>
+        </w:rPr>
+        <w:t xml:space="preserve"> Expression | endl</w:t>
+      </w:r>
+    </w:p>
+    <w:p>
+      <w:pPr>
+        <w:pStyle w:val="ListParagraph"/>
+        <w:numPr>
+          <w:ilvl w:val="0"/>
+          <w:numId w:val="4"/>
+        </w:numPr>
+        <w:rPr>
+          <w:rFonts w:asciiTheme="minorBidi" w:hAnsiTheme="minorBidi"/>
+        </w:rPr>
+      </w:pPr>
+      <w:r>
+        <w:rPr>
+          <w:rFonts w:asciiTheme="minorBidi" w:hAnsiTheme="minorBidi"/>
+        </w:rPr>
+        <w:t xml:space="preserve">Expression </w:t>
+      </w:r>
+      <w:r>
+        <w:rPr>
+          <w:rFonts w:asciiTheme="minorBidi" w:hAnsiTheme="minorBidi"/>
+        </w:rPr>
+        <w:sym w:font="Wingdings" w:char="F0E0"/>
+      </w:r>
+      <w:r>
+        <w:rPr>
+          <w:rFonts w:asciiTheme="minorBidi" w:hAnsiTheme="minorBidi"/>
+        </w:rPr>
+        <w:t xml:space="preserve"> string | Term | Equation</w:t>
+      </w:r>
+    </w:p>
+    <w:p>
+      <w:pPr>
+        <w:pStyle w:val="ListParagraph"/>
+        <w:numPr>
+          <w:ilvl w:val="0"/>
+          <w:numId w:val="4"/>
+        </w:numPr>
+        <w:rPr>
+          <w:rFonts w:asciiTheme="minorBidi" w:hAnsiTheme="minorBidi"/>
+        </w:rPr>
+      </w:pPr>
+      <w:r>
+        <w:rPr>
+          <w:rFonts w:asciiTheme="minorBidi" w:hAnsiTheme="minorBidi"/>
+        </w:rPr>
+        <w:t xml:space="preserve">Term </w:t>
+      </w:r>
+      <w:r>
+        <w:rPr>
+          <w:rFonts w:asciiTheme="minorBidi" w:hAnsiTheme="minorBidi"/>
+        </w:rPr>
+        <w:sym w:font="Wingdings" w:char="F0E0"/>
+      </w:r>
+      <w:r>
+        <w:rPr>
+          <w:rFonts w:asciiTheme="minorBidi" w:hAnsiTheme="minorBidi"/>
+        </w:rPr>
+        <w:t xml:space="preserve"> number </w:t>
+      </w:r>
+      <w:r>
+        <w:rPr>
+          <w:rFonts w:asciiTheme="minorBidi" w:hAnsiTheme="minorBidi"/>
+        </w:rPr>
+        <w:t>Equation`</w:t>
+      </w:r>
+      <w:r>
+        <w:rPr>
+          <w:rFonts w:asciiTheme="minorBidi" w:hAnsiTheme="minorBidi"/>
+        </w:rPr>
+        <w:t xml:space="preserve">| identifier </w:t>
+      </w:r>
+      <w:r>
+        <w:rPr>
+          <w:rFonts w:asciiTheme="minorBidi" w:hAnsiTheme="minorBidi"/>
+        </w:rPr>
+        <w:t>Equation`</w:t>
+      </w:r>
+      <w:r>
+        <w:rPr>
+          <w:rFonts w:asciiTheme="minorBidi" w:hAnsiTheme="minorBidi"/>
+        </w:rPr>
+        <w:t>| Function_Call</w:t>
+      </w:r>
+      <w:r>
+        <w:rPr>
+          <w:rFonts w:asciiTheme="minorBidi" w:hAnsiTheme="minorBidi"/>
+        </w:rPr>
+        <w:t xml:space="preserve"> </w:t>
+      </w:r>
+      <w:r>
+        <w:rPr>
+          <w:rFonts w:asciiTheme="minorBidi" w:hAnsiTheme="minorBidi"/>
+        </w:rPr>
+        <w:t>Equation`</w:t>
+      </w:r>
+    </w:p>
+    <w:p>
+      <w:pPr>
+        <w:pStyle w:val="ListParagraph"/>
+        <w:numPr>
+          <w:ilvl w:val="0"/>
+          <w:numId w:val="4"/>
+        </w:numPr>
+        <w:rPr>
+          <w:rFonts w:asciiTheme="minorBidi" w:hAnsiTheme="minorBidi"/>
+        </w:rPr>
+      </w:pPr>
+      <w:r>
+        <w:rPr>
+          <w:rFonts w:asciiTheme="minorBidi" w:hAnsiTheme="minorBidi"/>
+        </w:rPr>
+        <w:t xml:space="preserve">Function_Call </w:t>
+      </w:r>
+      <w:r>
+        <w:rPr>
+          <w:rFonts w:asciiTheme="minorBidi" w:hAnsiTheme="minorBidi"/>
+        </w:rPr>
+        <w:sym w:font="Wingdings" w:char="F0E0"/>
+      </w:r>
+      <w:r>
+        <w:rPr>
+          <w:rFonts w:asciiTheme="minorBidi" w:hAnsiTheme="minorBidi"/>
+        </w:rPr>
+        <w:t xml:space="preserve"> identifier ( </w:t>
+      </w:r>
+      <w:r>
+        <w:rPr>
+          <w:rFonts w:asciiTheme="minorBidi" w:hAnsiTheme="minorBidi"/>
+        </w:rPr>
+        <w:t>Args</w:t>
+      </w:r>
+      <w:r>
+        <w:rPr>
+          <w:rFonts w:asciiTheme="minorBidi" w:hAnsiTheme="minorBidi"/>
+        </w:rPr>
+        <w:t xml:space="preserve"> ) </w:t>
+      </w:r>
+    </w:p>
+    <w:p>
+      <w:pPr>
+        <w:pStyle w:val="ListParagraph"/>
+        <w:numPr>
+          <w:ilvl w:val="0"/>
+          <w:numId w:val="4"/>
+        </w:numPr>
+        <w:rPr>
+          <w:rFonts w:asciiTheme="minorBidi" w:hAnsiTheme="minorBidi"/>
+          <w:color w:val="000000" w:themeColor="text1"/>
+        </w:rPr>
+      </w:pPr>
+      <w:r>
+        <w:rPr>
+          <w:rFonts w:asciiTheme="minorBidi" w:hAnsiTheme="minorBidi"/>
+          <w:color w:val="000000" w:themeColor="text1"/>
+        </w:rPr>
+        <w:t xml:space="preserve">Args </w:t>
+      </w:r>
+      <w:r>
+        <w:rPr>
+          <w:rFonts w:asciiTheme="minorBidi" w:hAnsiTheme="minorBidi"/>
+          <w:color w:val="000000" w:themeColor="text1"/>
+        </w:rPr>
+        <w:sym w:font="Wingdings" w:char="F0E0"/>
+      </w:r>
+      <w:r>
+        <w:rPr>
+          <w:rFonts w:asciiTheme="minorBidi" w:hAnsiTheme="minorBidi"/>
+          <w:color w:val="000000" w:themeColor="text1"/>
+        </w:rPr>
+        <w:t xml:space="preserve"> </w:t>
+      </w:r>
+      <w:r>
+        <w:rPr>
+          <w:rFonts w:asciiTheme="minorBidi" w:hAnsiTheme="minorBidi"/>
+          <w:color w:val="000000" w:themeColor="text1"/>
+        </w:rPr>
+        <w:t>Args</w:t>
+      </w:r>
+      <w:r>
+        <w:rPr>
+          <w:rFonts w:asciiTheme="minorBidi" w:hAnsiTheme="minorBidi"/>
+          <w:color w:val="000000" w:themeColor="text1"/>
+        </w:rPr>
+        <w:t xml:space="preserve"> , </w:t>
+      </w:r>
+      <w:r>
+        <w:rPr>
+          <w:rFonts w:asciiTheme="minorBidi" w:hAnsiTheme="minorBidi"/>
+          <w:color w:val="000000" w:themeColor="text1"/>
+        </w:rPr>
+        <w:t>Term</w:t>
+      </w:r>
+      <w:r>
+        <w:rPr>
+          <w:rFonts w:asciiTheme="minorBidi" w:hAnsiTheme="minorBidi"/>
+          <w:color w:val="000000" w:themeColor="text1"/>
+        </w:rPr>
+        <w:t xml:space="preserve"> | </w:t>
+      </w:r>
+      <w:r>
+        <w:rPr>
+          <w:rFonts w:asciiTheme="minorBidi" w:hAnsiTheme="minorBidi"/>
+          <w:color w:val="000000" w:themeColor="text1"/>
+        </w:rPr>
+        <w:t>Term</w:t>
+      </w:r>
+      <w:r>
+        <w:rPr>
+          <w:rFonts w:asciiTheme="minorBidi" w:hAnsiTheme="minorBidi"/>
+          <w:color w:val="000000" w:themeColor="text1"/>
+        </w:rPr>
+        <w:t xml:space="preserve"> |</w:t>
+      </w:r>
+      <w:r>
+        <w:rPr>
+          <w:rFonts w:asciiTheme="minorBidi" w:hAnsiTheme="minorBidi"/>
+          <w:color w:val="000000" w:themeColor="text1"/>
+        </w:rPr>
+        <w:t xml:space="preserve"> </w:t>
+      </w:r>
+      <w:r>
+        <w:rPr>
+          <w:rFonts w:asciiTheme="minorBidi" w:hAnsiTheme="minorBidi"/>
+          <w:color w:val="000000" w:themeColor="text1"/>
+        </w:rPr>
+        <w:t>ε</w:t>
+      </w:r>
+    </w:p>
+    <w:p>
+      <w:pPr>
+        <w:pStyle w:val="ListParagraph"/>
+        <w:numPr>
+          <w:ilvl w:val="1"/>
+          <w:numId w:val="4"/>
+        </w:numPr>
+        <w:jc w:val="both"/>
+        <w:rPr>
+          <w:rFonts w:asciiTheme="minorBidi" w:hAnsiTheme="minorBidi"/>
+          <w:color w:val="FF0000"/>
+        </w:rPr>
+      </w:pPr>
       <w:proofErr w:type="spellStart"/>
       <w:r>
         <w:rPr>
           <w:rFonts w:asciiTheme="minorBidi" w:hAnsiTheme="minorBidi"/>
-        </w:rPr>
-        <w:t>Return_Statement</w:t>
+          <w:color w:val="FF0000"/>
+        </w:rPr>
+        <w:t>Args</w:t>
       </w:r>
       <w:proofErr w:type="spellEnd"/>
       <w:r>
         <w:rPr>
           <w:rFonts w:asciiTheme="minorBidi" w:hAnsiTheme="minorBidi"/>
-        </w:rPr>
-        <w:t xml:space="preserve"> }</w:t>
-      </w:r>
-    </w:p>
-    <w:p>
-      <w:pPr>
-        <w:pStyle w:val="ListParagraph"/>
-        <w:numPr>
-          <w:ilvl w:val="0"/>
+          <w:color w:val="FF0000"/>
+        </w:rPr>
+        <w:t xml:space="preserve"> </w:t>
+      </w:r>
+      <w:r>
+        <w:rPr>
+          <w:rFonts w:asciiTheme="minorBidi" w:hAnsiTheme="minorBidi"/>
+          <w:color w:val="FF0000"/>
+        </w:rPr>
+        <w:sym w:font="Wingdings" w:char="F0E0"/>
+      </w:r>
+      <w:r>
+        <w:rPr>
+          <w:rFonts w:asciiTheme="minorBidi" w:hAnsiTheme="minorBidi"/>
+          <w:color w:val="FF0000"/>
+        </w:rPr>
+        <w:t xml:space="preserve"> </w:t>
+      </w:r>
+      <w:r>
+        <w:rPr>
+          <w:rFonts w:asciiTheme="minorBidi" w:hAnsiTheme="minorBidi"/>
+          <w:color w:val="FF0000"/>
+        </w:rPr>
+        <w:t>Term</w:t>
+      </w:r>
+      <w:r>
+        <w:rPr>
+          <w:rFonts w:asciiTheme="minorBidi" w:hAnsiTheme="minorBidi"/>
+          <w:color w:val="FF0000"/>
+        </w:rPr>
+        <w:t xml:space="preserve"> </w:t>
+      </w:r>
+      <w:proofErr w:type="spellStart"/>
+      <w:r>
+        <w:rPr>
+          <w:rFonts w:asciiTheme="minorBidi" w:hAnsiTheme="minorBidi"/>
+          <w:color w:val="FF0000"/>
+        </w:rPr>
+        <w:t>Args</w:t>
+      </w:r>
+      <w:proofErr w:type="spellEnd"/>
+      <w:r>
+        <w:rPr>
+          <w:rFonts w:asciiTheme="minorBidi" w:hAnsiTheme="minorBidi"/>
+          <w:color w:val="FF0000"/>
+        </w:rPr>
+        <w:t>`</w:t>
+      </w:r>
+      <w:r>
+        <w:rPr>
+          <w:rFonts w:asciiTheme="minorBidi" w:hAnsiTheme="minorBidi"/>
+          <w:color w:val="FF0000"/>
+        </w:rPr>
+        <w:t xml:space="preserve"> | </w:t>
+      </w:r>
+      <w:r>
+        <w:rPr>
+          <w:rFonts w:asciiTheme="minorBidi" w:hAnsiTheme="minorBidi"/>
+          <w:color w:val="FF0000"/>
+        </w:rPr>
+        <w:t>ε</w:t>
+      </w:r>
+    </w:p>
+    <w:p>
+      <w:pPr>
+        <w:pStyle w:val="ListParagraph"/>
+        <w:numPr>
+          <w:ilvl w:val="1"/>
           <w:numId w:val="4"/>
         </w:numPr>
         <w:jc w:val="both"/>
         <w:rPr>
           <w:rFonts w:asciiTheme="minorBidi" w:hAnsiTheme="minorBidi"/>
-          <w:u w:val="single"/>
-        </w:rPr>
-      </w:pPr>
-      <w:r>
-        <w:rPr>
-          <w:rFonts w:asciiTheme="minorBidi" w:hAnsiTheme="minorBidi"/>
-        </w:rPr>
-        <w:t xml:space="preserve">Statements </w:t>
-      </w:r>
-      <w:r>
-        <w:rPr>
-          <w:rFonts w:asciiTheme="minorBidi" w:hAnsiTheme="minorBidi"/>
+          <w:color w:val="FF0000"/>
+        </w:rPr>
+      </w:pPr>
+      <w:r>
+        <w:rPr>
+          <w:rFonts w:asciiTheme="minorBidi" w:hAnsiTheme="minorBidi"/>
+          <w:color w:val="FF0000"/>
+        </w:rPr>
+        <w:t>Args</w:t>
+      </w:r>
+      <w:r>
+        <w:rPr>
+          <w:rFonts w:asciiTheme="minorBidi" w:hAnsiTheme="minorBidi"/>
+          <w:color w:val="FF0000"/>
+        </w:rPr>
+        <w:t>`</w:t>
+      </w:r>
+      <w:r>
+        <w:rPr>
+          <w:rFonts w:asciiTheme="minorBidi" w:hAnsiTheme="minorBidi"/>
+          <w:color w:val="FF0000"/>
+        </w:rPr>
+        <w:t xml:space="preserve"> </w:t>
+      </w:r>
+      <w:r>
+        <w:rPr>
+          <w:rFonts w:asciiTheme="minorBidi" w:hAnsiTheme="minorBidi"/>
+          <w:color w:val="FF0000"/>
         </w:rPr>
         <w:sym w:font="Wingdings" w:char="F0E0"/>
       </w:r>
       <w:r>
         <w:rPr>
           <w:rFonts w:asciiTheme="minorBidi" w:hAnsiTheme="minorBidi"/>
-        </w:rPr>
-        <w:t xml:space="preserve"> Statement  Statements | Statement </w:t>
+          <w:color w:val="FF0000"/>
+        </w:rPr>
+        <w:t xml:space="preserve"> , </w:t>
+      </w:r>
+      <w:r>
+        <w:rPr>
+          <w:rFonts w:asciiTheme="minorBidi" w:hAnsiTheme="minorBidi"/>
+          <w:color w:val="FF0000"/>
+        </w:rPr>
+        <w:t>Term</w:t>
+      </w:r>
+      <w:r>
+        <w:rPr>
+          <w:rFonts w:asciiTheme="minorBidi" w:hAnsiTheme="minorBidi"/>
+          <w:color w:val="FF0000"/>
+        </w:rPr>
+        <w:t xml:space="preserve"> </w:t>
+      </w:r>
+      <w:proofErr w:type="spellStart"/>
+      <w:r>
+        <w:rPr>
+          <w:rFonts w:asciiTheme="minorBidi" w:hAnsiTheme="minorBidi"/>
+          <w:color w:val="FF0000"/>
+        </w:rPr>
+        <w:t>Args</w:t>
+      </w:r>
+      <w:proofErr w:type="spellEnd"/>
+      <w:r>
+        <w:rPr>
+          <w:rFonts w:asciiTheme="minorBidi" w:hAnsiTheme="minorBidi"/>
+          <w:color w:val="FF0000"/>
+        </w:rPr>
+        <w:t>`</w:t>
+      </w:r>
+      <w:r>
+        <w:rPr>
+          <w:rFonts w:asciiTheme="minorBidi" w:hAnsiTheme="minorBidi"/>
+          <w:color w:val="FF0000"/>
+        </w:rPr>
+        <w:t xml:space="preserve"> | ε</w:t>
+      </w:r>
+    </w:p>
+    <w:p>
+      <w:pPr>
+        <w:pStyle w:val="ListParagraph"/>
+        <w:numPr>
+          <w:ilvl w:val="0"/>
+          <w:numId w:val="4"/>
+        </w:numPr>
+        <w:jc w:val="both"/>
+        <w:rPr>
+          <w:rFonts w:asciiTheme="minorBidi" w:hAnsiTheme="minorBidi"/>
+          <w:color w:val="FF0000"/>
+        </w:rPr>
+      </w:pPr>
+      <w:r>
+        <w:rPr>
+          <w:rFonts w:asciiTheme="minorBidi" w:hAnsiTheme="minorBidi"/>
+        </w:rPr>
+        <w:t xml:space="preserve">Equation </w:t>
+      </w:r>
+      <w:r>
+        <w:rPr>
+          <w:rFonts w:asciiTheme="minorBidi" w:hAnsiTheme="minorBidi"/>
+        </w:rPr>
+        <w:sym w:font="Wingdings" w:char="F0E0"/>
+      </w:r>
+      <w:r>
+        <w:rPr>
+          <w:rFonts w:asciiTheme="minorBidi" w:hAnsiTheme="minorBidi"/>
+        </w:rPr>
+        <w:t xml:space="preserve">  Equation Op | Op | Bracket</w:t>
       </w:r>
     </w:p>
     <w:p>
@@ -1527,29 +2208,396 @@
         <w:jc w:val="both"/>
         <w:rPr>
           <w:rFonts w:asciiTheme="minorBidi" w:hAnsiTheme="minorBidi"/>
-          <w:color w:val="FF0000"/>
-        </w:rPr>
-      </w:pPr>
-      <w:r>
-        <w:rPr>
-          <w:rFonts w:asciiTheme="minorBidi" w:hAnsiTheme="minorBidi"/>
-          <w:color w:val="FF0000"/>
-        </w:rPr>
-        <w:t xml:space="preserve">Statements </w:t>
-      </w:r>
-      <w:r>
-        <w:rPr>
-          <w:rFonts w:asciiTheme="minorBidi" w:hAnsiTheme="minorBidi"/>
-          <w:color w:val="FF0000"/>
+          <w:color w:val="EE0000"/>
+        </w:rPr>
+      </w:pPr>
+      <w:r>
+        <w:rPr>
+          <w:rFonts w:asciiTheme="minorBidi" w:hAnsiTheme="minorBidi"/>
+          <w:color w:val="EE0000"/>
+        </w:rPr>
+        <w:t xml:space="preserve">Equation </w:t>
+      </w:r>
+      <w:r>
+        <w:rPr>
+          <w:rFonts w:asciiTheme="minorBidi" w:hAnsiTheme="minorBidi"/>
+          <w:color w:val="EE0000"/>
         </w:rPr>
         <w:sym w:font="Wingdings" w:char="F0E0"/>
       </w:r>
       <w:r>
         <w:rPr>
           <w:rFonts w:asciiTheme="minorBidi" w:hAnsiTheme="minorBidi"/>
-          <w:color w:val="FF0000"/>
-        </w:rPr>
-        <w:t xml:space="preserve"> Statement Statements</w:t>
+          <w:color w:val="EE0000"/>
+        </w:rPr>
+        <w:t xml:space="preserve"> Op Equation` | Bracket Equation`</w:t>
+      </w:r>
+    </w:p>
+    <w:p>
+      <w:pPr>
+        <w:pStyle w:val="ListParagraph"/>
+        <w:numPr>
+          <w:ilvl w:val="1"/>
+          <w:numId w:val="4"/>
+        </w:numPr>
+        <w:jc w:val="both"/>
+        <w:rPr>
+          <w:rFonts w:asciiTheme="minorBidi" w:hAnsiTheme="minorBidi"/>
+          <w:color w:val="FF0000"/>
+        </w:rPr>
+      </w:pPr>
+      <w:r>
+        <w:rPr>
+          <w:rFonts w:asciiTheme="minorBidi" w:hAnsiTheme="minorBidi"/>
+          <w:color w:val="FF0000"/>
+        </w:rPr>
+        <w:t>Equation`</w:t>
+      </w:r>
+      <w:r>
+        <w:rPr>
+          <w:rFonts w:asciiTheme="minorBidi" w:hAnsiTheme="minorBidi"/>
+          <w:color w:val="FF0000"/>
+        </w:rPr>
+        <w:sym w:font="Wingdings" w:char="F0E0"/>
+      </w:r>
+      <w:r>
+        <w:rPr>
+          <w:rFonts w:asciiTheme="minorBidi" w:hAnsiTheme="minorBidi"/>
+          <w:color w:val="FF0000"/>
+        </w:rPr>
+        <w:t xml:space="preserve"> Op Equation`</w:t>
+      </w:r>
+      <w:r>
+        <w:rPr>
+          <w:rFonts w:asciiTheme="minorBidi" w:hAnsiTheme="minorBidi"/>
+          <w:color w:val="FF0000"/>
+        </w:rPr>
+        <w:t xml:space="preserve"> </w:t>
+      </w:r>
+      <w:r>
+        <w:rPr>
+          <w:rFonts w:asciiTheme="minorBidi" w:hAnsiTheme="minorBidi"/>
+          <w:color w:val="FF0000"/>
+        </w:rPr>
+        <w:t>| ε</w:t>
+      </w:r>
+    </w:p>
+    <w:p>
+      <w:pPr>
+        <w:pStyle w:val="ListParagraph"/>
+        <w:numPr>
+          <w:ilvl w:val="0"/>
+          <w:numId w:val="4"/>
+        </w:numPr>
+        <w:jc w:val="both"/>
+        <w:rPr>
+          <w:rFonts w:asciiTheme="minorBidi" w:hAnsiTheme="minorBidi"/>
+          <w:color w:val="FF0000"/>
+        </w:rPr>
+      </w:pPr>
+      <w:r>
+        <w:rPr>
+          <w:rFonts w:asciiTheme="minorBidi" w:hAnsiTheme="minorBidi"/>
+        </w:rPr>
+        <w:t xml:space="preserve">Op </w:t>
+      </w:r>
+      <w:r>
+        <w:rPr>
+          <w:rFonts w:asciiTheme="minorBidi" w:hAnsiTheme="minorBidi"/>
+        </w:rPr>
+        <w:sym w:font="Wingdings" w:char="F0E0"/>
+      </w:r>
+      <w:r>
+        <w:rPr>
+          <w:rFonts w:asciiTheme="minorBidi" w:hAnsiTheme="minorBidi"/>
+        </w:rPr>
+        <w:t xml:space="preserve"> </w:t>
+      </w:r>
+      <w:r>
+        <w:rPr>
+          <w:rFonts w:asciiTheme="minorBidi" w:hAnsiTheme="minorBidi"/>
+        </w:rPr>
+        <w:t xml:space="preserve">Term arithmetic_operator </w:t>
+      </w:r>
+      <w:r>
+        <w:rPr>
+          <w:rFonts w:asciiTheme="minorBidi" w:hAnsiTheme="minorBidi"/>
+        </w:rPr>
+        <w:t>Fac | arithmetic_operator Fac</w:t>
+      </w:r>
+    </w:p>
+    <w:p>
+      <w:pPr>
+        <w:pStyle w:val="ListParagraph"/>
+        <w:numPr>
+          <w:ilvl w:val="0"/>
+          <w:numId w:val="4"/>
+        </w:numPr>
+        <w:jc w:val="both"/>
+        <w:rPr>
+          <w:rFonts w:asciiTheme="minorBidi" w:hAnsiTheme="minorBidi"/>
+          <w:color w:val="FF0000"/>
+        </w:rPr>
+      </w:pPr>
+      <w:r>
+        <w:rPr>
+          <w:rFonts w:asciiTheme="minorBidi" w:hAnsiTheme="minorBidi"/>
+        </w:rPr>
+        <w:t>Fac</w:t>
+      </w:r>
+      <w:r>
+        <w:rPr>
+          <w:rFonts w:asciiTheme="minorBidi" w:hAnsiTheme="minorBidi"/>
+        </w:rPr>
+        <w:t xml:space="preserve"> </w:t>
+      </w:r>
+      <w:r>
+        <w:rPr>
+          <w:rFonts w:asciiTheme="minorBidi" w:hAnsiTheme="minorBidi"/>
+        </w:rPr>
+        <w:sym w:font="Wingdings" w:char="F0E0"/>
+      </w:r>
+      <w:r>
+        <w:rPr>
+          <w:rFonts w:asciiTheme="minorBidi" w:hAnsiTheme="minorBidi"/>
+        </w:rPr>
+        <w:t xml:space="preserve"> Term | Bracket</w:t>
+      </w:r>
+    </w:p>
+    <w:p>
+      <w:pPr>
+        <w:pStyle w:val="ListParagraph"/>
+        <w:numPr>
+          <w:ilvl w:val="0"/>
+          <w:numId w:val="4"/>
+        </w:numPr>
+        <w:jc w:val="both"/>
+        <w:rPr>
+          <w:rFonts w:asciiTheme="minorBidi" w:hAnsiTheme="minorBidi"/>
+          <w:color w:val="FF0000"/>
+        </w:rPr>
+      </w:pPr>
+      <w:r>
+        <w:rPr>
+          <w:rFonts w:asciiTheme="minorBidi" w:hAnsiTheme="minorBidi"/>
+          <w:color w:val="000000" w:themeColor="text1"/>
+        </w:rPr>
+        <w:t xml:space="preserve">Bracket </w:t>
+      </w:r>
+      <w:r>
+        <w:rPr>
+          <w:rFonts w:asciiTheme="minorBidi" w:hAnsiTheme="minorBidi"/>
+          <w:color w:val="000000" w:themeColor="text1"/>
+        </w:rPr>
+        <w:sym w:font="Wingdings" w:char="F0E0"/>
+      </w:r>
+      <w:r>
+        <w:rPr>
+          <w:rFonts w:asciiTheme="minorBidi" w:hAnsiTheme="minorBidi"/>
+          <w:color w:val="000000" w:themeColor="text1"/>
+        </w:rPr>
+        <w:t xml:space="preserve"> ( Equation )</w:t>
+      </w:r>
+    </w:p>
+    <w:p>
+      <w:pPr>
+        <w:pStyle w:val="ListParagraph"/>
+        <w:numPr>
+          <w:ilvl w:val="0"/>
+          <w:numId w:val="4"/>
+        </w:numPr>
+        <w:jc w:val="both"/>
+        <w:rPr>
+          <w:rFonts w:asciiTheme="minorBidi" w:hAnsiTheme="minorBidi"/>
+          <w:color w:val="FF0000"/>
+        </w:rPr>
+      </w:pPr>
+      <w:r>
+        <w:rPr>
+          <w:rFonts w:asciiTheme="minorBidi" w:hAnsiTheme="minorBidi"/>
+          <w:color w:val="000000" w:themeColor="text1"/>
+        </w:rPr>
+        <w:t xml:space="preserve">Read_Statement </w:t>
+      </w:r>
+      <w:r>
+        <w:rPr>
+          <w:rFonts w:asciiTheme="minorBidi" w:hAnsiTheme="minorBidi"/>
+          <w:color w:val="000000" w:themeColor="text1"/>
+        </w:rPr>
+        <w:sym w:font="Wingdings" w:char="F0E0"/>
+      </w:r>
+      <w:r>
+        <w:rPr>
+          <w:rFonts w:asciiTheme="minorBidi" w:hAnsiTheme="minorBidi"/>
+          <w:color w:val="000000" w:themeColor="text1"/>
+        </w:rPr>
+        <w:t xml:space="preserve"> read identifier ;</w:t>
+      </w:r>
+    </w:p>
+    <w:p>
+      <w:pPr>
+        <w:pStyle w:val="ListParagraph"/>
+        <w:numPr>
+          <w:ilvl w:val="0"/>
+          <w:numId w:val="4"/>
+        </w:numPr>
+        <w:jc w:val="both"/>
+        <w:rPr>
+          <w:rFonts w:asciiTheme="minorBidi" w:hAnsiTheme="minorBidi"/>
+          <w:color w:val="FF0000"/>
+        </w:rPr>
+      </w:pPr>
+      <w:r>
+        <w:rPr>
+          <w:rFonts w:asciiTheme="minorBidi" w:hAnsiTheme="minorBidi"/>
+        </w:rPr>
+        <w:t xml:space="preserve">Assignment_Statement </w:t>
+      </w:r>
+      <w:r>
+        <w:rPr>
+          <w:rFonts w:asciiTheme="minorBidi" w:hAnsiTheme="minorBidi"/>
+        </w:rPr>
+        <w:sym w:font="Wingdings" w:char="F0E0"/>
+      </w:r>
+      <w:r>
+        <w:rPr>
+          <w:rFonts w:asciiTheme="minorBidi" w:hAnsiTheme="minorBidi"/>
+        </w:rPr>
+        <w:t xml:space="preserve"> identifier := Expression</w:t>
+      </w:r>
+      <w:r>
+        <w:rPr>
+          <w:rFonts w:asciiTheme="minorBidi" w:hAnsiTheme="minorBidi"/>
+        </w:rPr>
+        <w:t xml:space="preserve"> ;</w:t>
+      </w:r>
+    </w:p>
+    <w:p>
+      <w:pPr>
+        <w:pStyle w:val="ListParagraph"/>
+        <w:numPr>
+          <w:ilvl w:val="0"/>
+          <w:numId w:val="4"/>
+        </w:numPr>
+        <w:jc w:val="both"/>
+        <w:rPr>
+          <w:rFonts w:asciiTheme="minorBidi" w:hAnsiTheme="minorBidi"/>
+          <w:color w:val="000000" w:themeColor="text1"/>
+        </w:rPr>
+      </w:pPr>
+      <w:r>
+        <w:rPr>
+          <w:rFonts w:asciiTheme="minorBidi" w:hAnsiTheme="minorBidi"/>
+          <w:color w:val="000000" w:themeColor="text1"/>
+        </w:rPr>
+        <w:t xml:space="preserve">Declaration_Statement </w:t>
+      </w:r>
+      <w:r>
+        <w:rPr>
+          <w:rFonts w:asciiTheme="minorBidi" w:hAnsiTheme="minorBidi"/>
+          <w:color w:val="000000" w:themeColor="text1"/>
+        </w:rPr>
+        <w:sym w:font="Wingdings" w:char="F0E0"/>
+      </w:r>
+      <w:r>
+        <w:rPr>
+          <w:rFonts w:asciiTheme="minorBidi" w:hAnsiTheme="minorBidi"/>
+          <w:color w:val="000000" w:themeColor="text1"/>
+        </w:rPr>
+        <w:t xml:space="preserve"> Data</w:t>
+      </w:r>
+      <w:r>
+        <w:rPr>
+          <w:rFonts w:asciiTheme="minorBidi" w:hAnsiTheme="minorBidi"/>
+          <w:color w:val="000000" w:themeColor="text1"/>
+        </w:rPr>
+        <w:t>t</w:t>
+      </w:r>
+      <w:r>
+        <w:rPr>
+          <w:rFonts w:asciiTheme="minorBidi" w:hAnsiTheme="minorBidi"/>
+          <w:color w:val="000000" w:themeColor="text1"/>
+        </w:rPr>
+        <w:t>ype IdentList ;</w:t>
+      </w:r>
+    </w:p>
+    <w:p>
+      <w:pPr>
+        <w:pStyle w:val="ListParagraph"/>
+        <w:jc w:val="both"/>
+        <w:rPr>
+          <w:rFonts w:asciiTheme="minorBidi" w:hAnsiTheme="minorBidi"/>
+          <w:color w:val="000000" w:themeColor="text1"/>
+        </w:rPr>
+      </w:pPr>
+    </w:p>
+    <w:p>
+      <w:pPr>
+        <w:pStyle w:val="ListParagraph"/>
+        <w:numPr>
+          <w:ilvl w:val="0"/>
+          <w:numId w:val="4"/>
+        </w:numPr>
+        <w:jc w:val="both"/>
+        <w:rPr>
+          <w:rFonts w:asciiTheme="minorBidi" w:hAnsiTheme="minorBidi"/>
+          <w:color w:val="000000" w:themeColor="text1"/>
+        </w:rPr>
+      </w:pPr>
+      <w:r>
+        <w:rPr>
+          <w:rFonts w:asciiTheme="minorBidi" w:hAnsiTheme="minorBidi"/>
+          <w:color w:val="000000" w:themeColor="text1"/>
+        </w:rPr>
+        <w:t xml:space="preserve">IdentList </w:t>
+      </w:r>
+      <w:r>
+        <w:rPr>
+          <w:rFonts w:asciiTheme="minorBidi" w:hAnsiTheme="minorBidi"/>
+        </w:rPr>
+        <w:sym w:font="Wingdings" w:char="F0E0"/>
+      </w:r>
+      <w:r>
+        <w:rPr>
+          <w:rFonts w:asciiTheme="minorBidi" w:hAnsiTheme="minorBidi"/>
+          <w:color w:val="000000" w:themeColor="text1"/>
+        </w:rPr>
+        <w:t xml:space="preserve"> Ident , IdentList | Ident        </w:t>
+      </w:r>
+    </w:p>
+    <w:p>
+      <w:pPr>
+        <w:pStyle w:val="ListParagraph"/>
+        <w:numPr>
+          <w:ilvl w:val="1"/>
+          <w:numId w:val="4"/>
+        </w:numPr>
+        <w:jc w:val="both"/>
+        <w:rPr>
+          <w:rFonts w:asciiTheme="minorBidi" w:hAnsiTheme="minorBidi"/>
+          <w:color w:val="FF0000"/>
+        </w:rPr>
+      </w:pPr>
+      <w:r>
+        <w:rPr>
+          <w:rFonts w:asciiTheme="minorBidi" w:hAnsiTheme="minorBidi"/>
+          <w:color w:val="FF0000"/>
+        </w:rPr>
+        <w:t xml:space="preserve">IdentList </w:t>
+      </w:r>
+      <w:r>
+        <w:rPr>
+          <w:rFonts w:asciiTheme="minorBidi" w:hAnsiTheme="minorBidi"/>
+          <w:color w:val="FF0000"/>
+        </w:rPr>
+        <w:sym w:font="Wingdings" w:char="F0E0"/>
+      </w:r>
+      <w:r>
+        <w:rPr>
+          <w:rFonts w:asciiTheme="minorBidi" w:hAnsiTheme="minorBidi"/>
+          <w:color w:val="FF0000"/>
+        </w:rPr>
+        <w:t xml:space="preserve"> Ident IdentList</w:t>
       </w:r>
       <w:r>
         <w:rPr>
@@ -1558,20 +2606,6 @@
         </w:rPr>
         <w:t>`</w:t>
       </w:r>
-      <w:r>
-        <w:rPr>
-          <w:rFonts w:asciiTheme="minorBidi" w:hAnsiTheme="minorBidi"/>
-          <w:color w:val="FF0000"/>
-        </w:rPr>
-        <w:t xml:space="preserve"> | </w:t>
-      </w:r>
-      <w:r>
-        <w:rPr>
-          <w:rFonts w:asciiTheme="minorBidi" w:hAnsiTheme="minorBidi"/>
-          <w:color w:val="FF0000"/>
-        </w:rPr>
-        <w:t>ε</w:t>
-      </w:r>
     </w:p>
     <w:p>
       <w:pPr>
@@ -1583,15 +2617,23 @@
         <w:jc w:val="both"/>
         <w:rPr>
           <w:rFonts w:asciiTheme="minorBidi" w:hAnsiTheme="minorBidi"/>
-          <w:u w:val="single"/>
-        </w:rPr>
-      </w:pPr>
-      <w:r>
-        <w:rPr>
-          <w:rFonts w:asciiTheme="minorBidi" w:hAnsiTheme="minorBidi"/>
-          <w:color w:val="FF0000"/>
-        </w:rPr>
-        <w:t>Statements`</w:t>
+          <w:color w:val="FF0000"/>
+        </w:rPr>
+      </w:pPr>
+      <w:r>
+        <w:rPr>
+          <w:rFonts w:asciiTheme="minorBidi" w:hAnsiTheme="minorBidi"/>
+          <w:color w:val="FF0000"/>
+        </w:rPr>
+        <w:lastRenderedPageBreak/>
+        <w:t>IdentList</w:t>
+      </w:r>
+      <w:r>
+        <w:rPr>
+          <w:rFonts w:asciiTheme="minorBidi" w:hAnsiTheme="minorBidi"/>
+          <w:color w:val="FF0000"/>
+        </w:rPr>
+        <w:t>`</w:t>
       </w:r>
       <w:r>
         <w:rPr>
@@ -1612,462 +2654,140 @@
           <w:rFonts w:asciiTheme="minorBidi" w:hAnsiTheme="minorBidi"/>
           <w:color w:val="FF0000"/>
         </w:rPr>
-        <w:t xml:space="preserve"> Statements | </w:t>
-      </w:r>
-      <w:r>
-        <w:rPr>
-          <w:rFonts w:asciiTheme="minorBidi" w:hAnsiTheme="minorBidi"/>
-          <w:color w:val="FF0000"/>
-        </w:rPr>
-        <w:t>ε</w:t>
-      </w:r>
-    </w:p>
-    <w:p>
-      <w:pPr>
-        <w:pStyle w:val="ListParagraph"/>
-        <w:numPr>
-          <w:ilvl w:val="0"/>
-          <w:numId w:val="4"/>
-        </w:numPr>
-        <w:rPr>
-          <w:rFonts w:asciiTheme="minorBidi" w:hAnsiTheme="minorBidi"/>
-        </w:rPr>
-      </w:pPr>
-      <w:r>
-        <w:rPr>
-          <w:rFonts w:asciiTheme="minorBidi" w:hAnsiTheme="minorBidi"/>
-        </w:rPr>
-        <w:t xml:space="preserve">Statement </w:t>
-      </w:r>
-      <w:r>
-        <w:rPr>
-          <w:rFonts w:asciiTheme="minorBidi" w:hAnsiTheme="minorBidi"/>
+        <w:t xml:space="preserve"> , IdentList | ε</w:t>
+      </w:r>
+    </w:p>
+    <w:p>
+      <w:pPr>
+        <w:pStyle w:val="ListParagraph"/>
+        <w:numPr>
+          <w:ilvl w:val="0"/>
+          <w:numId w:val="4"/>
+        </w:numPr>
+        <w:jc w:val="both"/>
+        <w:rPr>
+          <w:rFonts w:asciiTheme="minorBidi" w:hAnsiTheme="minorBidi"/>
+          <w:color w:val="000000" w:themeColor="text1"/>
+        </w:rPr>
+      </w:pPr>
+      <w:r>
+        <w:rPr>
+          <w:rFonts w:asciiTheme="minorBidi" w:hAnsiTheme="minorBidi"/>
+          <w:color w:val="000000" w:themeColor="text1"/>
+        </w:rPr>
+        <w:t xml:space="preserve">Ident </w:t>
+      </w:r>
+      <w:r>
+        <w:rPr>
+          <w:rFonts w:asciiTheme="minorBidi" w:hAnsiTheme="minorBidi"/>
+          <w:color w:val="000000" w:themeColor="text1"/>
         </w:rPr>
         <w:sym w:font="Wingdings" w:char="F0E0"/>
       </w:r>
       <w:r>
         <w:rPr>
           <w:rFonts w:asciiTheme="minorBidi" w:hAnsiTheme="minorBidi"/>
-        </w:rPr>
-        <w:t xml:space="preserve"> | Write_Statement</w:t>
-      </w:r>
-    </w:p>
-    <w:p>
-      <w:pPr>
-        <w:pStyle w:val="ListParagraph"/>
-        <w:ind w:left="1440" w:firstLine="720"/>
-        <w:rPr>
-          <w:rFonts w:asciiTheme="minorBidi" w:hAnsiTheme="minorBidi"/>
-        </w:rPr>
-      </w:pPr>
-      <w:r>
-        <w:rPr>
-          <w:rFonts w:asciiTheme="minorBidi" w:hAnsiTheme="minorBidi"/>
-        </w:rPr>
-        <w:t>| Read_Statement</w:t>
-      </w:r>
-    </w:p>
-    <w:p>
-      <w:pPr>
-        <w:pStyle w:val="ListParagraph"/>
-        <w:ind w:left="1440" w:firstLine="720"/>
-        <w:rPr>
-          <w:rFonts w:asciiTheme="minorBidi" w:hAnsiTheme="minorBidi"/>
-        </w:rPr>
-      </w:pPr>
-      <w:r>
-        <w:rPr>
-          <w:rFonts w:asciiTheme="minorBidi" w:hAnsiTheme="minorBidi"/>
-        </w:rPr>
-        <w:t>| Assignment_Statement</w:t>
-      </w:r>
-    </w:p>
-    <w:p>
-      <w:pPr>
-        <w:pStyle w:val="ListParagraph"/>
-        <w:ind w:left="1440" w:firstLine="720"/>
-        <w:rPr>
-          <w:rFonts w:asciiTheme="minorBidi" w:hAnsiTheme="minorBidi"/>
-        </w:rPr>
-      </w:pPr>
-      <w:r>
-        <w:rPr>
-          <w:rFonts w:asciiTheme="minorBidi" w:hAnsiTheme="minorBidi"/>
-        </w:rPr>
-        <w:t>| Declaration_Statement</w:t>
-      </w:r>
-    </w:p>
-    <w:p>
-      <w:pPr>
-        <w:pStyle w:val="ListParagraph"/>
-        <w:ind w:left="1440" w:firstLine="720"/>
-        <w:rPr>
-          <w:rFonts w:asciiTheme="minorBidi" w:hAnsiTheme="minorBidi"/>
-        </w:rPr>
-      </w:pPr>
-      <w:r>
-        <w:rPr>
-          <w:rFonts w:asciiTheme="minorBidi" w:hAnsiTheme="minorBidi"/>
-        </w:rPr>
-        <w:t>| Condition_Statement</w:t>
-      </w:r>
-    </w:p>
-    <w:p>
-      <w:pPr>
-        <w:pStyle w:val="ListParagraph"/>
-        <w:ind w:left="1440" w:firstLine="720"/>
-        <w:rPr>
-          <w:rFonts w:asciiTheme="minorBidi" w:hAnsiTheme="minorBidi"/>
-        </w:rPr>
-      </w:pPr>
-      <w:r>
-        <w:rPr>
-          <w:rFonts w:asciiTheme="minorBidi" w:hAnsiTheme="minorBidi"/>
-        </w:rPr>
-        <w:t>| If_Statement</w:t>
-      </w:r>
-    </w:p>
-    <w:p>
-      <w:pPr>
-        <w:pStyle w:val="ListParagraph"/>
-        <w:ind w:left="1440" w:firstLine="720"/>
-        <w:rPr>
-          <w:rFonts w:asciiTheme="minorBidi" w:hAnsiTheme="minorBidi"/>
-        </w:rPr>
-      </w:pPr>
-      <w:r>
-        <w:rPr>
-          <w:rFonts w:asciiTheme="minorBidi" w:hAnsiTheme="minorBidi"/>
-        </w:rPr>
-        <w:t>| Repeat_Statement</w:t>
-      </w:r>
-    </w:p>
-    <w:p>
-      <w:pPr>
-        <w:pStyle w:val="ListParagraph"/>
-        <w:ind w:left="1440" w:firstLine="720"/>
-        <w:rPr>
-          <w:rFonts w:asciiTheme="minorBidi" w:hAnsiTheme="minorBidi"/>
-        </w:rPr>
-      </w:pPr>
-      <w:r>
-        <w:rPr>
-          <w:rFonts w:asciiTheme="minorBidi" w:hAnsiTheme="minorBidi"/>
-        </w:rPr>
-        <w:t xml:space="preserve">| </w:t>
-      </w:r>
-      <w:r>
-        <w:rPr>
-          <w:rFonts w:asciiTheme="minorBidi" w:hAnsiTheme="minorBidi"/>
-        </w:rPr>
-        <w:t>Function_Call</w:t>
-      </w:r>
-    </w:p>
-    <w:p>
-      <w:pPr>
-        <w:pStyle w:val="ListParagraph"/>
-        <w:ind w:left="1440" w:firstLine="720"/>
-        <w:rPr>
-          <w:rFonts w:asciiTheme="minorBidi" w:hAnsiTheme="minorBidi"/>
-        </w:rPr>
-      </w:pPr>
-      <w:r>
-        <w:rPr>
-          <w:rFonts w:asciiTheme="minorBidi" w:hAnsiTheme="minorBidi"/>
-        </w:rPr>
-        <w:t>| c</w:t>
-      </w:r>
-      <w:r>
-        <w:rPr>
-          <w:rFonts w:asciiTheme="minorBidi" w:hAnsiTheme="minorBidi"/>
-        </w:rPr>
-        <w:t>omment_</w:t>
-      </w:r>
-      <w:r>
-        <w:rPr>
-          <w:rFonts w:asciiTheme="minorBidi" w:hAnsiTheme="minorBidi"/>
-        </w:rPr>
-        <w:t>s</w:t>
-      </w:r>
-      <w:r>
-        <w:rPr>
-          <w:rFonts w:asciiTheme="minorBidi" w:hAnsiTheme="minorBidi"/>
-        </w:rPr>
-        <w:t>tatement</w:t>
-      </w:r>
-    </w:p>
-    <w:p>
-      <w:pPr>
-        <w:pStyle w:val="ListParagraph"/>
-        <w:ind w:left="1440" w:firstLine="720"/>
-        <w:rPr>
-          <w:rFonts w:asciiTheme="minorBidi" w:hAnsiTheme="minorBidi"/>
-        </w:rPr>
-      </w:pPr>
-      <w:r>
-        <w:rPr>
-          <w:rFonts w:asciiTheme="minorBidi" w:hAnsiTheme="minorBidi"/>
-        </w:rPr>
-        <w:t>| ε</w:t>
-      </w:r>
-    </w:p>
-    <w:p>
-      <w:pPr>
-        <w:pStyle w:val="ListParagraph"/>
-        <w:numPr>
-          <w:ilvl w:val="0"/>
-          <w:numId w:val="4"/>
-        </w:numPr>
-        <w:rPr>
-          <w:rFonts w:asciiTheme="minorBidi" w:hAnsiTheme="minorBidi"/>
-        </w:rPr>
-      </w:pPr>
-      <w:r>
-        <w:rPr>
-          <w:rFonts w:asciiTheme="minorBidi" w:hAnsiTheme="minorBidi"/>
-        </w:rPr>
-        <w:t xml:space="preserve">Write_Statement </w:t>
-      </w:r>
-      <w:r>
-        <w:rPr>
-          <w:rFonts w:asciiTheme="minorBidi" w:hAnsiTheme="minorBidi"/>
+          <w:color w:val="000000" w:themeColor="text1"/>
+        </w:rPr>
+        <w:t xml:space="preserve"> identifier | identifier := Expression   </w:t>
+      </w:r>
+    </w:p>
+    <w:p>
+      <w:pPr>
+        <w:pStyle w:val="ListParagraph"/>
+        <w:numPr>
+          <w:ilvl w:val="1"/>
+          <w:numId w:val="4"/>
+        </w:numPr>
+        <w:jc w:val="both"/>
+        <w:rPr>
+          <w:rFonts w:asciiTheme="minorBidi" w:hAnsiTheme="minorBidi"/>
+          <w:color w:val="FF0000"/>
+        </w:rPr>
+      </w:pPr>
+      <w:r>
+        <w:rPr>
+          <w:rFonts w:asciiTheme="minorBidi" w:hAnsiTheme="minorBidi"/>
+          <w:color w:val="FF0000"/>
+        </w:rPr>
+        <w:t xml:space="preserve">Ident </w:t>
+      </w:r>
+      <w:r>
+        <w:rPr>
+          <w:rFonts w:asciiTheme="minorBidi" w:hAnsiTheme="minorBidi"/>
+          <w:color w:val="FF0000"/>
         </w:rPr>
         <w:sym w:font="Wingdings" w:char="F0E0"/>
       </w:r>
       <w:r>
         <w:rPr>
           <w:rFonts w:asciiTheme="minorBidi" w:hAnsiTheme="minorBidi"/>
-        </w:rPr>
-        <w:t xml:space="preserve"> write Ex ;</w:t>
-      </w:r>
-    </w:p>
-    <w:p>
-      <w:pPr>
-        <w:pStyle w:val="ListParagraph"/>
-        <w:numPr>
-          <w:ilvl w:val="0"/>
-          <w:numId w:val="4"/>
-        </w:numPr>
-        <w:rPr>
-          <w:rFonts w:asciiTheme="minorBidi" w:hAnsiTheme="minorBidi"/>
-        </w:rPr>
-      </w:pPr>
-      <w:r>
-        <w:rPr>
-          <w:rFonts w:asciiTheme="minorBidi" w:hAnsiTheme="minorBidi"/>
-        </w:rPr>
-        <w:t xml:space="preserve">Ex </w:t>
-      </w:r>
-      <w:r>
-        <w:rPr>
-          <w:rFonts w:asciiTheme="minorBidi" w:hAnsiTheme="minorBidi"/>
+          <w:color w:val="FF0000"/>
+        </w:rPr>
+        <w:t xml:space="preserve"> identifier Ident</w:t>
+      </w:r>
+      <w:r>
+        <w:rPr>
+          <w:rFonts w:asciiTheme="minorBidi" w:hAnsiTheme="minorBidi"/>
+          <w:color w:val="FF0000"/>
+        </w:rPr>
+        <w:t>`</w:t>
+      </w:r>
+    </w:p>
+    <w:p>
+      <w:pPr>
+        <w:pStyle w:val="ListParagraph"/>
+        <w:numPr>
+          <w:ilvl w:val="1"/>
+          <w:numId w:val="4"/>
+        </w:numPr>
+        <w:jc w:val="both"/>
+        <w:rPr>
+          <w:rFonts w:asciiTheme="minorBidi" w:hAnsiTheme="minorBidi"/>
+          <w:color w:val="FF0000"/>
+        </w:rPr>
+      </w:pPr>
+      <w:r>
+        <w:rPr>
+          <w:rFonts w:asciiTheme="minorBidi" w:hAnsiTheme="minorBidi"/>
+          <w:color w:val="FF0000"/>
+        </w:rPr>
+        <w:t>Ident</w:t>
+      </w:r>
+      <w:r>
+        <w:rPr>
+          <w:rFonts w:asciiTheme="minorBidi" w:hAnsiTheme="minorBidi"/>
+          <w:color w:val="FF0000"/>
+        </w:rPr>
+        <w:t>`</w:t>
+      </w:r>
+      <w:r>
+        <w:rPr>
+          <w:rFonts w:asciiTheme="minorBidi" w:hAnsiTheme="minorBidi"/>
+          <w:color w:val="FF0000"/>
+        </w:rPr>
+        <w:t xml:space="preserve"> </w:t>
+      </w:r>
+      <w:r>
+        <w:rPr>
+          <w:rFonts w:asciiTheme="minorBidi" w:hAnsiTheme="minorBidi"/>
+          <w:color w:val="FF0000"/>
         </w:rPr>
         <w:sym w:font="Wingdings" w:char="F0E0"/>
       </w:r>
       <w:r>
         <w:rPr>
           <w:rFonts w:asciiTheme="minorBidi" w:hAnsiTheme="minorBidi"/>
-        </w:rPr>
-        <w:t xml:space="preserve"> Expression | endl</w:t>
-      </w:r>
-    </w:p>
-    <w:p>
-      <w:pPr>
-        <w:pStyle w:val="ListParagraph"/>
-        <w:numPr>
-          <w:ilvl w:val="0"/>
-          <w:numId w:val="4"/>
-        </w:numPr>
-        <w:rPr>
-          <w:rFonts w:asciiTheme="minorBidi" w:hAnsiTheme="minorBidi"/>
-        </w:rPr>
-      </w:pPr>
-      <w:r>
-        <w:rPr>
-          <w:rFonts w:asciiTheme="minorBidi" w:hAnsiTheme="minorBidi"/>
-        </w:rPr>
-        <w:t xml:space="preserve">Expression </w:t>
-      </w:r>
-      <w:r>
-        <w:rPr>
-          <w:rFonts w:asciiTheme="minorBidi" w:hAnsiTheme="minorBidi"/>
-        </w:rPr>
-        <w:sym w:font="Wingdings" w:char="F0E0"/>
-      </w:r>
-      <w:r>
-        <w:rPr>
-          <w:rFonts w:asciiTheme="minorBidi" w:hAnsiTheme="minorBidi"/>
-        </w:rPr>
-        <w:t xml:space="preserve"> string | Term | Equation</w:t>
-      </w:r>
-    </w:p>
-    <w:p>
-      <w:pPr>
-        <w:pStyle w:val="ListParagraph"/>
-        <w:numPr>
-          <w:ilvl w:val="0"/>
-          <w:numId w:val="4"/>
-        </w:numPr>
-        <w:rPr>
-          <w:rFonts w:asciiTheme="minorBidi" w:hAnsiTheme="minorBidi"/>
-        </w:rPr>
-      </w:pPr>
-      <w:r>
-        <w:rPr>
-          <w:rFonts w:asciiTheme="minorBidi" w:hAnsiTheme="minorBidi"/>
-        </w:rPr>
-        <w:t xml:space="preserve">Term </w:t>
-      </w:r>
-      <w:r>
-        <w:rPr>
-          <w:rFonts w:asciiTheme="minorBidi" w:hAnsiTheme="minorBidi"/>
-        </w:rPr>
-        <w:sym w:font="Wingdings" w:char="F0E0"/>
-      </w:r>
-      <w:r>
-        <w:rPr>
-          <w:rFonts w:asciiTheme="minorBidi" w:hAnsiTheme="minorBidi"/>
-        </w:rPr>
-        <w:t xml:space="preserve"> number | identifier | Function_Call</w:t>
-      </w:r>
-    </w:p>
-    <w:p>
-      <w:pPr>
-        <w:pStyle w:val="ListParagraph"/>
-        <w:numPr>
-          <w:ilvl w:val="0"/>
-          <w:numId w:val="4"/>
-        </w:numPr>
-        <w:rPr>
-          <w:rFonts w:asciiTheme="minorBidi" w:hAnsiTheme="minorBidi"/>
-        </w:rPr>
-      </w:pPr>
-      <w:r>
-        <w:rPr>
-          <w:rFonts w:asciiTheme="minorBidi" w:hAnsiTheme="minorBidi"/>
-        </w:rPr>
-        <w:t xml:space="preserve">Function_Call </w:t>
-      </w:r>
-      <w:r>
-        <w:rPr>
-          <w:rFonts w:asciiTheme="minorBidi" w:hAnsiTheme="minorBidi"/>
-        </w:rPr>
-        <w:sym w:font="Wingdings" w:char="F0E0"/>
-      </w:r>
-      <w:r>
-        <w:rPr>
-          <w:rFonts w:asciiTheme="minorBidi" w:hAnsiTheme="minorBidi"/>
-        </w:rPr>
-        <w:t xml:space="preserve"> identifier ( </w:t>
-      </w:r>
-      <w:r>
-        <w:rPr>
-          <w:rFonts w:asciiTheme="minorBidi" w:hAnsiTheme="minorBidi"/>
-        </w:rPr>
-        <w:t>Args</w:t>
-      </w:r>
-      <w:r>
-        <w:rPr>
-          <w:rFonts w:asciiTheme="minorBidi" w:hAnsiTheme="minorBidi"/>
-        </w:rPr>
-        <w:t xml:space="preserve"> ) </w:t>
-      </w:r>
-    </w:p>
-    <w:p>
-      <w:pPr>
-        <w:pStyle w:val="ListParagraph"/>
-        <w:numPr>
-          <w:ilvl w:val="0"/>
-          <w:numId w:val="4"/>
-        </w:numPr>
-        <w:rPr>
-          <w:rFonts w:asciiTheme="minorBidi" w:hAnsiTheme="minorBidi"/>
-          <w:color w:val="000000" w:themeColor="text1"/>
-        </w:rPr>
-      </w:pPr>
-      <w:r>
-        <w:rPr>
-          <w:rFonts w:asciiTheme="minorBidi" w:hAnsiTheme="minorBidi"/>
-          <w:color w:val="000000" w:themeColor="text1"/>
-        </w:rPr>
-        <w:t xml:space="preserve">Args </w:t>
-      </w:r>
-      <w:r>
-        <w:rPr>
-          <w:rFonts w:asciiTheme="minorBidi" w:hAnsiTheme="minorBidi"/>
-          <w:color w:val="000000" w:themeColor="text1"/>
-        </w:rPr>
-        <w:sym w:font="Wingdings" w:char="F0E0"/>
-      </w:r>
-      <w:r>
-        <w:rPr>
-          <w:rFonts w:asciiTheme="minorBidi" w:hAnsiTheme="minorBidi"/>
-          <w:color w:val="000000" w:themeColor="text1"/>
-        </w:rPr>
-        <w:t xml:space="preserve"> </w:t>
-      </w:r>
-      <w:r>
-        <w:rPr>
-          <w:rFonts w:asciiTheme="minorBidi" w:hAnsiTheme="minorBidi"/>
-          <w:color w:val="000000" w:themeColor="text1"/>
-        </w:rPr>
-        <w:t>Args</w:t>
-      </w:r>
-      <w:r>
-        <w:rPr>
-          <w:rFonts w:asciiTheme="minorBidi" w:hAnsiTheme="minorBidi"/>
-          <w:color w:val="000000" w:themeColor="text1"/>
-        </w:rPr>
-        <w:t xml:space="preserve"> , </w:t>
-      </w:r>
-      <w:r>
-        <w:rPr>
-          <w:rFonts w:asciiTheme="minorBidi" w:hAnsiTheme="minorBidi"/>
-          <w:color w:val="000000" w:themeColor="text1"/>
-        </w:rPr>
-        <w:t>Term</w:t>
-      </w:r>
-      <w:r>
-        <w:rPr>
-          <w:rFonts w:asciiTheme="minorBidi" w:hAnsiTheme="minorBidi"/>
-          <w:color w:val="000000" w:themeColor="text1"/>
-        </w:rPr>
-        <w:t xml:space="preserve"> | </w:t>
-      </w:r>
-      <w:r>
-        <w:rPr>
-          <w:rFonts w:asciiTheme="minorBidi" w:hAnsiTheme="minorBidi"/>
-          <w:color w:val="000000" w:themeColor="text1"/>
-        </w:rPr>
-        <w:t>Term</w:t>
-      </w:r>
-      <w:r>
-        <w:rPr>
-          <w:rFonts w:asciiTheme="minorBidi" w:hAnsiTheme="minorBidi"/>
-          <w:color w:val="000000" w:themeColor="text1"/>
-        </w:rPr>
-        <w:t xml:space="preserve"> |</w:t>
-      </w:r>
-      <w:r>
-        <w:rPr>
-          <w:rFonts w:asciiTheme="minorBidi" w:hAnsiTheme="minorBidi"/>
-          <w:color w:val="000000" w:themeColor="text1"/>
-        </w:rPr>
-        <w:t xml:space="preserve"> </w:t>
-      </w:r>
-      <w:r>
-        <w:rPr>
-          <w:rFonts w:asciiTheme="minorBidi" w:hAnsiTheme="minorBidi"/>
-          <w:color w:val="000000" w:themeColor="text1"/>
-        </w:rPr>
-        <w:t>ε</w:t>
-      </w:r>
-    </w:p>
-    <w:p>
-      <w:pPr>
-        <w:pStyle w:val="ListParagraph"/>
-        <w:numPr>
-          <w:ilvl w:val="1"/>
+          <w:color w:val="FF0000"/>
+        </w:rPr>
+        <w:t xml:space="preserve"> := Expression | ε</w:t>
+      </w:r>
+    </w:p>
+    <w:p>
+      <w:pPr>
+        <w:pStyle w:val="ListParagraph"/>
+        <w:numPr>
+          <w:ilvl w:val="0"/>
           <w:numId w:val="4"/>
         </w:numPr>
         <w:jc w:val="both"/>
@@ -2076,812 +2796,12 @@
           <w:color w:val="FF0000"/>
         </w:rPr>
       </w:pPr>
-      <w:proofErr w:type="spellStart"/>
-      <w:r>
-        <w:rPr>
-          <w:rFonts w:asciiTheme="minorBidi" w:hAnsiTheme="minorBidi"/>
-          <w:color w:val="FF0000"/>
-        </w:rPr>
-        <w:t>Args</w:t>
-      </w:r>
-      <w:proofErr w:type="spellEnd"/>
-      <w:r>
-        <w:rPr>
-          <w:rFonts w:asciiTheme="minorBidi" w:hAnsiTheme="minorBidi"/>
-          <w:color w:val="FF0000"/>
-        </w:rPr>
-        <w:t xml:space="preserve"> </w:t>
-      </w:r>
-      <w:r>
-        <w:rPr>
-          <w:rFonts w:asciiTheme="minorBidi" w:hAnsiTheme="minorBidi"/>
-          <w:color w:val="FF0000"/>
-        </w:rPr>
-        <w:sym w:font="Wingdings" w:char="F0E0"/>
-      </w:r>
-      <w:r>
-        <w:rPr>
-          <w:rFonts w:asciiTheme="minorBidi" w:hAnsiTheme="minorBidi"/>
-          <w:color w:val="FF0000"/>
-        </w:rPr>
-        <w:t xml:space="preserve"> </w:t>
-      </w:r>
-      <w:r>
-        <w:rPr>
-          <w:rFonts w:asciiTheme="minorBidi" w:hAnsiTheme="minorBidi"/>
-          <w:color w:val="FF0000"/>
-        </w:rPr>
-        <w:t>Term</w:t>
-      </w:r>
-      <w:r>
-        <w:rPr>
-          <w:rFonts w:asciiTheme="minorBidi" w:hAnsiTheme="minorBidi"/>
-          <w:color w:val="FF0000"/>
-        </w:rPr>
-        <w:t xml:space="preserve"> </w:t>
-      </w:r>
-      <w:proofErr w:type="spellStart"/>
-      <w:r>
-        <w:rPr>
-          <w:rFonts w:asciiTheme="minorBidi" w:hAnsiTheme="minorBidi"/>
-          <w:color w:val="FF0000"/>
-        </w:rPr>
-        <w:t>Args</w:t>
-      </w:r>
-      <w:proofErr w:type="spellEnd"/>
-      <w:r>
-        <w:rPr>
-          <w:rFonts w:asciiTheme="minorBidi" w:hAnsiTheme="minorBidi"/>
-          <w:color w:val="FF0000"/>
-        </w:rPr>
-        <w:t>`</w:t>
-      </w:r>
-      <w:r>
-        <w:rPr>
-          <w:rFonts w:asciiTheme="minorBidi" w:hAnsiTheme="minorBidi"/>
-          <w:color w:val="FF0000"/>
-        </w:rPr>
-        <w:t xml:space="preserve"> | </w:t>
-      </w:r>
-      <w:r>
-        <w:rPr>
-          <w:rFonts w:asciiTheme="minorBidi" w:hAnsiTheme="minorBidi"/>
-          <w:color w:val="FF0000"/>
-        </w:rPr>
-        <w:t>ε</w:t>
-      </w:r>
-    </w:p>
-    <w:p>
-      <w:pPr>
-        <w:pStyle w:val="ListParagraph"/>
-        <w:numPr>
-          <w:ilvl w:val="1"/>
-          <w:numId w:val="4"/>
-        </w:numPr>
-        <w:jc w:val="both"/>
-        <w:rPr>
-          <w:rFonts w:asciiTheme="minorBidi" w:hAnsiTheme="minorBidi"/>
-          <w:color w:val="FF0000"/>
-        </w:rPr>
-      </w:pPr>
-      <w:r>
-        <w:rPr>
-          <w:rFonts w:asciiTheme="minorBidi" w:hAnsiTheme="minorBidi"/>
-          <w:color w:val="FF0000"/>
-        </w:rPr>
-        <w:t>Args</w:t>
-      </w:r>
-      <w:r>
-        <w:rPr>
-          <w:rFonts w:asciiTheme="minorBidi" w:hAnsiTheme="minorBidi"/>
-          <w:color w:val="FF0000"/>
-        </w:rPr>
-        <w:t>`</w:t>
-      </w:r>
-      <w:r>
-        <w:rPr>
-          <w:rFonts w:asciiTheme="minorBidi" w:hAnsiTheme="minorBidi"/>
-          <w:color w:val="FF0000"/>
-        </w:rPr>
-        <w:t xml:space="preserve"> </w:t>
-      </w:r>
-      <w:r>
-        <w:rPr>
-          <w:rFonts w:asciiTheme="minorBidi" w:hAnsiTheme="minorBidi"/>
-          <w:color w:val="FF0000"/>
-        </w:rPr>
-        <w:sym w:font="Wingdings" w:char="F0E0"/>
-      </w:r>
-      <w:r>
-        <w:rPr>
-          <w:rFonts w:asciiTheme="minorBidi" w:hAnsiTheme="minorBidi"/>
-          <w:color w:val="FF0000"/>
-        </w:rPr>
-        <w:t xml:space="preserve"> , </w:t>
-      </w:r>
-      <w:r>
-        <w:rPr>
-          <w:rFonts w:asciiTheme="minorBidi" w:hAnsiTheme="minorBidi"/>
-          <w:color w:val="FF0000"/>
-        </w:rPr>
-        <w:t>Term</w:t>
-      </w:r>
-      <w:r>
-        <w:rPr>
-          <w:rFonts w:asciiTheme="minorBidi" w:hAnsiTheme="minorBidi"/>
-          <w:color w:val="FF0000"/>
-        </w:rPr>
-        <w:t xml:space="preserve"> </w:t>
-      </w:r>
-      <w:proofErr w:type="spellStart"/>
-      <w:r>
-        <w:rPr>
-          <w:rFonts w:asciiTheme="minorBidi" w:hAnsiTheme="minorBidi"/>
-          <w:color w:val="FF0000"/>
-        </w:rPr>
-        <w:t>Args</w:t>
-      </w:r>
-      <w:proofErr w:type="spellEnd"/>
-      <w:r>
-        <w:rPr>
-          <w:rFonts w:asciiTheme="minorBidi" w:hAnsiTheme="minorBidi"/>
-          <w:color w:val="FF0000"/>
-        </w:rPr>
-        <w:t>`</w:t>
-      </w:r>
-      <w:r>
-        <w:rPr>
-          <w:rFonts w:asciiTheme="minorBidi" w:hAnsiTheme="minorBidi"/>
-          <w:color w:val="FF0000"/>
-        </w:rPr>
-        <w:t xml:space="preserve"> | ε</w:t>
-      </w:r>
-    </w:p>
-    <w:p>
-      <w:pPr>
-        <w:pStyle w:val="ListParagraph"/>
-        <w:numPr>
-          <w:ilvl w:val="0"/>
-          <w:numId w:val="4"/>
-        </w:numPr>
-        <w:jc w:val="both"/>
-        <w:rPr>
-          <w:rFonts w:asciiTheme="minorBidi" w:hAnsiTheme="minorBidi"/>
-          <w:color w:val="FF0000"/>
-        </w:rPr>
-      </w:pPr>
-      <w:r>
-        <w:rPr>
-          <w:rFonts w:asciiTheme="minorBidi" w:hAnsiTheme="minorBidi"/>
-        </w:rPr>
-        <w:t xml:space="preserve">Equation </w:t>
-      </w:r>
-      <w:r>
-        <w:rPr>
-          <w:rFonts w:asciiTheme="minorBidi" w:hAnsiTheme="minorBidi"/>
-        </w:rPr>
-        <w:sym w:font="Wingdings" w:char="F0E0"/>
-      </w:r>
-      <w:r>
-        <w:rPr>
-          <w:rFonts w:asciiTheme="minorBidi" w:hAnsiTheme="minorBidi"/>
-        </w:rPr>
-        <w:t xml:space="preserve">  Equation Op | Op | Bracket</w:t>
-      </w:r>
-    </w:p>
-    <w:p>
-      <w:pPr>
-        <w:pStyle w:val="ListParagraph"/>
-        <w:numPr>
-          <w:ilvl w:val="1"/>
-          <w:numId w:val="4"/>
-        </w:numPr>
-        <w:jc w:val="both"/>
-        <w:rPr>
-          <w:rFonts w:asciiTheme="minorBidi" w:hAnsiTheme="minorBidi"/>
-          <w:color w:val="EE0000"/>
-        </w:rPr>
-      </w:pPr>
-      <w:r>
-        <w:rPr>
-          <w:rFonts w:asciiTheme="minorBidi" w:hAnsiTheme="minorBidi"/>
-          <w:color w:val="EE0000"/>
-        </w:rPr>
-        <w:t xml:space="preserve">Equation </w:t>
-      </w:r>
-      <w:r>
-        <w:rPr>
-          <w:rFonts w:asciiTheme="minorBidi" w:hAnsiTheme="minorBidi"/>
-          <w:color w:val="EE0000"/>
-        </w:rPr>
-        <w:sym w:font="Wingdings" w:char="F0E0"/>
-      </w:r>
-      <w:r>
-        <w:rPr>
-          <w:rFonts w:asciiTheme="minorBidi" w:hAnsiTheme="minorBidi"/>
-          <w:color w:val="EE0000"/>
-        </w:rPr>
-        <w:t xml:space="preserve"> Op Equation` | Bracket Equation`</w:t>
-      </w:r>
-    </w:p>
-    <w:p>
-      <w:pPr>
-        <w:pStyle w:val="ListParagraph"/>
-        <w:numPr>
-          <w:ilvl w:val="1"/>
-          <w:numId w:val="4"/>
-        </w:numPr>
-        <w:jc w:val="both"/>
-        <w:rPr>
-          <w:rFonts w:asciiTheme="minorBidi" w:hAnsiTheme="minorBidi"/>
-          <w:color w:val="FF0000"/>
-        </w:rPr>
-      </w:pPr>
-      <w:r>
-        <w:rPr>
-          <w:rFonts w:asciiTheme="minorBidi" w:hAnsiTheme="minorBidi"/>
-          <w:color w:val="FF0000"/>
-        </w:rPr>
-        <w:t>Equation`</w:t>
-      </w:r>
-      <w:r>
-        <w:rPr>
-          <w:rFonts w:asciiTheme="minorBidi" w:hAnsiTheme="minorBidi"/>
-          <w:color w:val="FF0000"/>
-        </w:rPr>
-        <w:sym w:font="Wingdings" w:char="F0E0"/>
-      </w:r>
-      <w:r>
-        <w:rPr>
-          <w:rFonts w:asciiTheme="minorBidi" w:hAnsiTheme="minorBidi"/>
-          <w:color w:val="FF0000"/>
-        </w:rPr>
-        <w:t xml:space="preserve"> Op Equation`</w:t>
-      </w:r>
-      <w:r>
-        <w:rPr>
-          <w:rFonts w:asciiTheme="minorBidi" w:hAnsiTheme="minorBidi"/>
-          <w:color w:val="FF0000"/>
-        </w:rPr>
-        <w:t xml:space="preserve"> </w:t>
-      </w:r>
-      <w:r>
-        <w:rPr>
-          <w:rFonts w:asciiTheme="minorBidi" w:hAnsiTheme="minorBidi"/>
-          <w:color w:val="FF0000"/>
-        </w:rPr>
-        <w:t>| ε</w:t>
-      </w:r>
-    </w:p>
-    <w:p>
-      <w:pPr>
-        <w:pStyle w:val="ListParagraph"/>
-        <w:numPr>
-          <w:ilvl w:val="0"/>
-          <w:numId w:val="4"/>
-        </w:numPr>
-        <w:jc w:val="both"/>
-        <w:rPr>
-          <w:rFonts w:asciiTheme="minorBidi" w:hAnsiTheme="minorBidi"/>
-          <w:color w:val="FF0000"/>
-        </w:rPr>
-      </w:pPr>
-      <w:r>
-        <w:rPr>
-          <w:rFonts w:asciiTheme="minorBidi" w:hAnsiTheme="minorBidi"/>
-        </w:rPr>
-        <w:t xml:space="preserve">Op </w:t>
-      </w:r>
-      <w:r>
-        <w:rPr>
-          <w:rFonts w:asciiTheme="minorBidi" w:hAnsiTheme="minorBidi"/>
-        </w:rPr>
-        <w:sym w:font="Wingdings" w:char="F0E0"/>
-      </w:r>
-      <w:r>
-        <w:rPr>
-          <w:rFonts w:asciiTheme="minorBidi" w:hAnsiTheme="minorBidi"/>
-        </w:rPr>
-        <w:t xml:space="preserve"> </w:t>
-      </w:r>
-      <w:r>
-        <w:rPr>
-          <w:rFonts w:asciiTheme="minorBidi" w:hAnsiTheme="minorBidi"/>
-        </w:rPr>
-        <w:t xml:space="preserve">Term arithmetic_operator </w:t>
-      </w:r>
-      <w:r>
-        <w:rPr>
-          <w:rFonts w:asciiTheme="minorBidi" w:hAnsiTheme="minorBidi"/>
-        </w:rPr>
-        <w:t>Fac | arithmetic_operator Fac</w:t>
-      </w:r>
-    </w:p>
-    <w:p>
-      <w:pPr>
-        <w:pStyle w:val="ListParagraph"/>
-        <w:numPr>
-          <w:ilvl w:val="0"/>
-          <w:numId w:val="4"/>
-        </w:numPr>
-        <w:jc w:val="both"/>
-        <w:rPr>
-          <w:rFonts w:asciiTheme="minorBidi" w:hAnsiTheme="minorBidi"/>
-          <w:color w:val="FF0000"/>
-        </w:rPr>
-      </w:pPr>
-      <w:r>
-        <w:rPr>
-          <w:rFonts w:asciiTheme="minorBidi" w:hAnsiTheme="minorBidi"/>
-        </w:rPr>
-        <w:t>Fac</w:t>
-      </w:r>
-      <w:r>
-        <w:rPr>
-          <w:rFonts w:asciiTheme="minorBidi" w:hAnsiTheme="minorBidi"/>
-        </w:rPr>
-        <w:t xml:space="preserve"> </w:t>
-      </w:r>
-      <w:r>
-        <w:rPr>
-          <w:rFonts w:asciiTheme="minorBidi" w:hAnsiTheme="minorBidi"/>
-        </w:rPr>
-        <w:sym w:font="Wingdings" w:char="F0E0"/>
-      </w:r>
-      <w:r>
-        <w:rPr>
-          <w:rFonts w:asciiTheme="minorBidi" w:hAnsiTheme="minorBidi"/>
-        </w:rPr>
-        <w:t xml:space="preserve"> Term | Bracket</w:t>
-      </w:r>
-    </w:p>
-    <w:p>
-      <w:pPr>
-        <w:pStyle w:val="ListParagraph"/>
-        <w:numPr>
-          <w:ilvl w:val="0"/>
-          <w:numId w:val="4"/>
-        </w:numPr>
-        <w:jc w:val="both"/>
-        <w:rPr>
-          <w:rFonts w:asciiTheme="minorBidi" w:hAnsiTheme="minorBidi"/>
-          <w:color w:val="FF0000"/>
-        </w:rPr>
-      </w:pPr>
-      <w:r>
-        <w:rPr>
-          <w:rFonts w:asciiTheme="minorBidi" w:hAnsiTheme="minorBidi"/>
-          <w:color w:val="000000" w:themeColor="text1"/>
-        </w:rPr>
-        <w:t xml:space="preserve">Bracket </w:t>
-      </w:r>
-      <w:r>
-        <w:rPr>
-          <w:rFonts w:asciiTheme="minorBidi" w:hAnsiTheme="minorBidi"/>
-          <w:color w:val="000000" w:themeColor="text1"/>
-        </w:rPr>
-        <w:sym w:font="Wingdings" w:char="F0E0"/>
-      </w:r>
-      <w:r>
-        <w:rPr>
-          <w:rFonts w:asciiTheme="minorBidi" w:hAnsiTheme="minorBidi"/>
-          <w:color w:val="000000" w:themeColor="text1"/>
-        </w:rPr>
-        <w:t xml:space="preserve"> ( Equation )</w:t>
-      </w:r>
-    </w:p>
-    <w:p>
-      <w:pPr>
-        <w:pStyle w:val="ListParagraph"/>
-        <w:numPr>
-          <w:ilvl w:val="0"/>
-          <w:numId w:val="4"/>
-        </w:numPr>
-        <w:jc w:val="both"/>
-        <w:rPr>
-          <w:rFonts w:asciiTheme="minorBidi" w:hAnsiTheme="minorBidi"/>
-          <w:color w:val="FF0000"/>
-        </w:rPr>
-      </w:pPr>
-      <w:r>
-        <w:rPr>
-          <w:rFonts w:asciiTheme="minorBidi" w:hAnsiTheme="minorBidi"/>
-          <w:color w:val="000000" w:themeColor="text1"/>
-        </w:rPr>
-        <w:t xml:space="preserve">Read_Statement </w:t>
-      </w:r>
-      <w:r>
-        <w:rPr>
-          <w:rFonts w:asciiTheme="minorBidi" w:hAnsiTheme="minorBidi"/>
-          <w:color w:val="000000" w:themeColor="text1"/>
-        </w:rPr>
-        <w:sym w:font="Wingdings" w:char="F0E0"/>
-      </w:r>
-      <w:r>
-        <w:rPr>
-          <w:rFonts w:asciiTheme="minorBidi" w:hAnsiTheme="minorBidi"/>
-          <w:color w:val="000000" w:themeColor="text1"/>
-        </w:rPr>
-        <w:t xml:space="preserve"> read identifier ;</w:t>
-      </w:r>
-    </w:p>
-    <w:p>
-      <w:pPr>
-        <w:pStyle w:val="ListParagraph"/>
-        <w:numPr>
-          <w:ilvl w:val="0"/>
-          <w:numId w:val="4"/>
-        </w:numPr>
-        <w:jc w:val="both"/>
-        <w:rPr>
-          <w:rFonts w:asciiTheme="minorBidi" w:hAnsiTheme="minorBidi"/>
-          <w:color w:val="FF0000"/>
-        </w:rPr>
-      </w:pPr>
-      <w:r>
-        <w:rPr>
-          <w:rFonts w:asciiTheme="minorBidi" w:hAnsiTheme="minorBidi"/>
-        </w:rPr>
-        <w:t xml:space="preserve">Assignment_Statement </w:t>
-      </w:r>
-      <w:r>
-        <w:rPr>
-          <w:rFonts w:asciiTheme="minorBidi" w:hAnsiTheme="minorBidi"/>
-        </w:rPr>
-        <w:sym w:font="Wingdings" w:char="F0E0"/>
-      </w:r>
-      <w:r>
-        <w:rPr>
-          <w:rFonts w:asciiTheme="minorBidi" w:hAnsiTheme="minorBidi"/>
-        </w:rPr>
-        <w:t xml:space="preserve"> identifier := Expression</w:t>
-      </w:r>
-      <w:r>
-        <w:rPr>
-          <w:rFonts w:asciiTheme="minorBidi" w:hAnsiTheme="minorBidi"/>
-        </w:rPr>
-        <w:t xml:space="preserve"> ;</w:t>
-      </w:r>
-    </w:p>
-    <w:p>
-      <w:pPr>
-        <w:pStyle w:val="ListParagraph"/>
-        <w:numPr>
-          <w:ilvl w:val="0"/>
-          <w:numId w:val="4"/>
-        </w:numPr>
-        <w:jc w:val="both"/>
-        <w:rPr>
-          <w:rFonts w:asciiTheme="minorBidi" w:hAnsiTheme="minorBidi"/>
-          <w:color w:val="000000" w:themeColor="text1"/>
-        </w:rPr>
-      </w:pPr>
-      <w:r>
-        <w:rPr>
-          <w:rFonts w:asciiTheme="minorBidi" w:hAnsiTheme="minorBidi"/>
-          <w:color w:val="000000" w:themeColor="text1"/>
-        </w:rPr>
-        <w:t xml:space="preserve">Declaration_Statement </w:t>
-      </w:r>
-      <w:r>
-        <w:rPr>
-          <w:rFonts w:asciiTheme="minorBidi" w:hAnsiTheme="minorBidi"/>
-          <w:color w:val="000000" w:themeColor="text1"/>
-        </w:rPr>
-        <w:sym w:font="Wingdings" w:char="F0E0"/>
-      </w:r>
-      <w:r>
-        <w:rPr>
-          <w:rFonts w:asciiTheme="minorBidi" w:hAnsiTheme="minorBidi"/>
-          <w:color w:val="000000" w:themeColor="text1"/>
-        </w:rPr>
-        <w:t xml:space="preserve"> Data</w:t>
-      </w:r>
-      <w:r>
-        <w:rPr>
-          <w:rFonts w:asciiTheme="minorBidi" w:hAnsiTheme="minorBidi"/>
-          <w:color w:val="000000" w:themeColor="text1"/>
-        </w:rPr>
-        <w:t>t</w:t>
-      </w:r>
-      <w:r>
-        <w:rPr>
-          <w:rFonts w:asciiTheme="minorBidi" w:hAnsiTheme="minorBidi"/>
-          <w:color w:val="000000" w:themeColor="text1"/>
-        </w:rPr>
-        <w:t>ype IdentList ;</w:t>
-      </w:r>
-    </w:p>
-    <w:p>
-      <w:pPr>
-        <w:pStyle w:val="ListParagraph"/>
-        <w:jc w:val="both"/>
-        <w:rPr>
-          <w:rFonts w:asciiTheme="minorBidi" w:hAnsiTheme="minorBidi"/>
-          <w:color w:val="000000" w:themeColor="text1"/>
-        </w:rPr>
-      </w:pPr>
-    </w:p>
-    <w:p>
-      <w:pPr>
-        <w:pStyle w:val="ListParagraph"/>
-        <w:numPr>
-          <w:ilvl w:val="0"/>
-          <w:numId w:val="4"/>
-        </w:numPr>
-        <w:jc w:val="both"/>
-        <w:rPr>
-          <w:rFonts w:asciiTheme="minorBidi" w:hAnsiTheme="minorBidi"/>
-          <w:color w:val="000000" w:themeColor="text1"/>
-        </w:rPr>
-      </w:pPr>
-      <w:r>
-        <w:rPr>
-          <w:rFonts w:asciiTheme="minorBidi" w:hAnsiTheme="minorBidi"/>
-          <w:color w:val="000000" w:themeColor="text1"/>
-        </w:rPr>
-        <w:lastRenderedPageBreak/>
-        <w:t xml:space="preserve">IdentList </w:t>
-      </w:r>
-      <w:r>
-        <w:rPr>
-          <w:rFonts w:asciiTheme="minorBidi" w:hAnsiTheme="minorBidi"/>
-        </w:rPr>
-        <w:sym w:font="Wingdings" w:char="F0E0"/>
-      </w:r>
-      <w:r>
-        <w:rPr>
-          <w:rFonts w:asciiTheme="minorBidi" w:hAnsiTheme="minorBidi"/>
-          <w:color w:val="000000" w:themeColor="text1"/>
-        </w:rPr>
-        <w:t xml:space="preserve"> Ident , IdentList | Ident        </w:t>
-      </w:r>
-    </w:p>
-    <w:p>
-      <w:pPr>
-        <w:pStyle w:val="ListParagraph"/>
-        <w:numPr>
-          <w:ilvl w:val="1"/>
-          <w:numId w:val="4"/>
-        </w:numPr>
-        <w:jc w:val="both"/>
-        <w:rPr>
-          <w:rFonts w:asciiTheme="minorBidi" w:hAnsiTheme="minorBidi"/>
-          <w:color w:val="FF0000"/>
-        </w:rPr>
-      </w:pPr>
-      <w:r>
-        <w:rPr>
-          <w:rFonts w:asciiTheme="minorBidi" w:hAnsiTheme="minorBidi"/>
-          <w:color w:val="FF0000"/>
-        </w:rPr>
-        <w:t xml:space="preserve">IdentList </w:t>
-      </w:r>
-      <w:r>
-        <w:rPr>
-          <w:rFonts w:asciiTheme="minorBidi" w:hAnsiTheme="minorBidi"/>
-          <w:color w:val="FF0000"/>
-        </w:rPr>
-        <w:sym w:font="Wingdings" w:char="F0E0"/>
-      </w:r>
-      <w:r>
-        <w:rPr>
-          <w:rFonts w:asciiTheme="minorBidi" w:hAnsiTheme="minorBidi"/>
-          <w:color w:val="FF0000"/>
-        </w:rPr>
-        <w:t xml:space="preserve"> Ident IdentList</w:t>
-      </w:r>
-      <w:r>
-        <w:rPr>
-          <w:rFonts w:asciiTheme="minorBidi" w:hAnsiTheme="minorBidi"/>
-          <w:color w:val="FF0000"/>
-        </w:rPr>
-        <w:t>`</w:t>
-      </w:r>
-    </w:p>
-    <w:p>
-      <w:pPr>
-        <w:pStyle w:val="ListParagraph"/>
-        <w:numPr>
-          <w:ilvl w:val="1"/>
-          <w:numId w:val="4"/>
-        </w:numPr>
-        <w:jc w:val="both"/>
-        <w:rPr>
-          <w:rFonts w:asciiTheme="minorBidi" w:hAnsiTheme="minorBidi"/>
-          <w:color w:val="FF0000"/>
-        </w:rPr>
-      </w:pPr>
-      <w:r>
-        <w:rPr>
-          <w:rFonts w:asciiTheme="minorBidi" w:hAnsiTheme="minorBidi"/>
-          <w:color w:val="FF0000"/>
-        </w:rPr>
-        <w:t>IdentList</w:t>
-      </w:r>
-      <w:r>
-        <w:rPr>
-          <w:rFonts w:asciiTheme="minorBidi" w:hAnsiTheme="minorBidi"/>
-          <w:color w:val="FF0000"/>
-        </w:rPr>
-        <w:t>`</w:t>
-      </w:r>
-      <w:r>
-        <w:rPr>
-          <w:rFonts w:asciiTheme="minorBidi" w:hAnsiTheme="minorBidi"/>
-          <w:color w:val="FF0000"/>
-        </w:rPr>
-        <w:t xml:space="preserve"> </w:t>
-      </w:r>
-      <w:r>
-        <w:rPr>
-          <w:rFonts w:asciiTheme="minorBidi" w:hAnsiTheme="minorBidi"/>
-          <w:color w:val="FF0000"/>
-        </w:rPr>
-        <w:sym w:font="Wingdings" w:char="F0E0"/>
-      </w:r>
-      <w:r>
-        <w:rPr>
-          <w:rFonts w:asciiTheme="minorBidi" w:hAnsiTheme="minorBidi"/>
-          <w:color w:val="FF0000"/>
-        </w:rPr>
-        <w:t xml:space="preserve"> , IdentList | ε</w:t>
-      </w:r>
-    </w:p>
-    <w:p>
-      <w:pPr>
-        <w:pStyle w:val="ListParagraph"/>
-        <w:numPr>
-          <w:ilvl w:val="0"/>
-          <w:numId w:val="4"/>
-        </w:numPr>
-        <w:jc w:val="both"/>
-        <w:rPr>
-          <w:rFonts w:asciiTheme="minorBidi" w:hAnsiTheme="minorBidi"/>
-          <w:color w:val="000000" w:themeColor="text1"/>
-        </w:rPr>
-      </w:pPr>
-      <w:r>
-        <w:rPr>
-          <w:rFonts w:asciiTheme="minorBidi" w:hAnsiTheme="minorBidi"/>
-          <w:color w:val="000000" w:themeColor="text1"/>
-        </w:rPr>
-        <w:t xml:space="preserve">Ident </w:t>
-      </w:r>
-      <w:r>
-        <w:rPr>
-          <w:rFonts w:asciiTheme="minorBidi" w:hAnsiTheme="minorBidi"/>
-          <w:color w:val="000000" w:themeColor="text1"/>
-        </w:rPr>
-        <w:sym w:font="Wingdings" w:char="F0E0"/>
-      </w:r>
-      <w:r>
-        <w:rPr>
-          <w:rFonts w:asciiTheme="minorBidi" w:hAnsiTheme="minorBidi"/>
-          <w:color w:val="000000" w:themeColor="text1"/>
-        </w:rPr>
-        <w:t xml:space="preserve"> identifier | identifier := Expression   </w:t>
-      </w:r>
-    </w:p>
-    <w:p>
-      <w:pPr>
-        <w:pStyle w:val="ListParagraph"/>
-        <w:numPr>
-          <w:ilvl w:val="1"/>
-          <w:numId w:val="4"/>
-        </w:numPr>
-        <w:jc w:val="both"/>
-        <w:rPr>
-          <w:rFonts w:asciiTheme="minorBidi" w:hAnsiTheme="minorBidi"/>
-          <w:color w:val="FF0000"/>
-        </w:rPr>
-      </w:pPr>
-      <w:r>
-        <w:rPr>
-          <w:rFonts w:asciiTheme="minorBidi" w:hAnsiTheme="minorBidi"/>
-          <w:color w:val="FF0000"/>
-        </w:rPr>
-        <w:t xml:space="preserve">Ident </w:t>
-      </w:r>
-      <w:r>
-        <w:rPr>
-          <w:rFonts w:asciiTheme="minorBidi" w:hAnsiTheme="minorBidi"/>
-          <w:color w:val="FF0000"/>
-        </w:rPr>
-        <w:sym w:font="Wingdings" w:char="F0E0"/>
-      </w:r>
-      <w:r>
-        <w:rPr>
-          <w:rFonts w:asciiTheme="minorBidi" w:hAnsiTheme="minorBidi"/>
-          <w:color w:val="FF0000"/>
-        </w:rPr>
-        <w:t xml:space="preserve"> identifier Ident</w:t>
-      </w:r>
-      <w:r>
-        <w:rPr>
-          <w:rFonts w:asciiTheme="minorBidi" w:hAnsiTheme="minorBidi"/>
-          <w:color w:val="FF0000"/>
-        </w:rPr>
-        <w:t>`</w:t>
-      </w:r>
-    </w:p>
-    <w:p>
-      <w:pPr>
-        <w:pStyle w:val="ListParagraph"/>
-        <w:numPr>
-          <w:ilvl w:val="1"/>
-          <w:numId w:val="4"/>
-        </w:numPr>
-        <w:jc w:val="both"/>
-        <w:rPr>
-          <w:rFonts w:asciiTheme="minorBidi" w:hAnsiTheme="minorBidi"/>
-          <w:color w:val="FF0000"/>
-        </w:rPr>
-      </w:pPr>
-      <w:r>
-        <w:rPr>
-          <w:rFonts w:asciiTheme="minorBidi" w:hAnsiTheme="minorBidi"/>
-          <w:color w:val="FF0000"/>
-        </w:rPr>
-        <w:t>Ident</w:t>
-      </w:r>
-      <w:r>
-        <w:rPr>
-          <w:rFonts w:asciiTheme="minorBidi" w:hAnsiTheme="minorBidi"/>
-          <w:color w:val="FF0000"/>
-        </w:rPr>
-        <w:t>`</w:t>
-      </w:r>
-      <w:r>
-        <w:rPr>
-          <w:rFonts w:asciiTheme="minorBidi" w:hAnsiTheme="minorBidi"/>
-          <w:color w:val="FF0000"/>
-        </w:rPr>
-        <w:t xml:space="preserve"> </w:t>
-      </w:r>
-      <w:r>
-        <w:rPr>
-          <w:rFonts w:asciiTheme="minorBidi" w:hAnsiTheme="minorBidi"/>
-          <w:color w:val="FF0000"/>
-        </w:rPr>
-        <w:sym w:font="Wingdings" w:char="F0E0"/>
-      </w:r>
-      <w:r>
-        <w:rPr>
-          <w:rFonts w:asciiTheme="minorBidi" w:hAnsiTheme="minorBidi"/>
-          <w:color w:val="FF0000"/>
-        </w:rPr>
-        <w:t xml:space="preserve"> := Expression | ε</w:t>
-      </w:r>
-    </w:p>
-    <w:p>
-      <w:pPr>
-        <w:pStyle w:val="ListParagraph"/>
-        <w:numPr>
-          <w:ilvl w:val="0"/>
-          <w:numId w:val="4"/>
-        </w:numPr>
-        <w:jc w:val="both"/>
-        <w:rPr>
-          <w:rFonts w:asciiTheme="minorBidi" w:hAnsiTheme="minorBidi"/>
-          <w:color w:val="FF0000"/>
-        </w:rPr>
-      </w:pPr>
-      <w:proofErr w:type="spellStart"/>
-      <w:r>
-        <w:rPr>
-          <w:rFonts w:asciiTheme="minorBidi" w:hAnsiTheme="minorBidi"/>
-          <w:color w:val="000000" w:themeColor="text1"/>
-        </w:rPr>
-        <w:t>Return_Statement</w:t>
-      </w:r>
-      <w:proofErr w:type="spellEnd"/>
-      <w:r>
-        <w:rPr>
-          <w:rFonts w:asciiTheme="minorBidi" w:hAnsiTheme="minorBidi"/>
-          <w:color w:val="000000" w:themeColor="text1"/>
-        </w:rPr>
-        <w:t xml:space="preserve"> </w:t>
+      <w:r>
+        <w:rPr>
+          <w:rFonts w:asciiTheme="minorBidi" w:hAnsiTheme="minorBidi"/>
+          <w:color w:val="000000" w:themeColor="text1"/>
+        </w:rPr>
+        <w:t xml:space="preserve">Return_Statement </w:t>
       </w:r>
       <w:r>
         <w:rPr>

--- a/Documents/ParserDoc.docx
+++ b/Documents/ParserDoc.docx
@@ -1121,18 +1121,30 @@
         <w:rPr>
           <w:rFonts w:asciiTheme="minorBidi" w:hAnsiTheme="minorBidi"/>
         </w:rPr>
-        <w:t xml:space="preserve">Function_Statements </w:t>
-      </w:r>
-      <w:r>
-        <w:rPr>
-          <w:rFonts w:asciiTheme="minorBidi" w:hAnsiTheme="minorBidi"/>
-        </w:rPr>
         <w:t xml:space="preserve">Function_Statement </w:t>
       </w:r>
       <w:r>
         <w:rPr>
           <w:rFonts w:asciiTheme="minorBidi" w:hAnsiTheme="minorBidi"/>
         </w:rPr>
+        <w:t>Function_Statement</w:t>
+      </w:r>
+      <w:r>
+        <w:rPr>
+          <w:rFonts w:asciiTheme="minorBidi" w:hAnsiTheme="minorBidi"/>
+        </w:rPr>
+        <w:t>s</w:t>
+      </w:r>
+      <w:r>
+        <w:rPr>
+          <w:rFonts w:asciiTheme="minorBidi" w:hAnsiTheme="minorBidi"/>
+        </w:rPr>
+        <w:t xml:space="preserve"> </w:t>
+      </w:r>
+      <w:r>
+        <w:rPr>
+          <w:rFonts w:asciiTheme="minorBidi" w:hAnsiTheme="minorBidi"/>
+        </w:rPr>
         <w:t>| ε</w:t>
       </w:r>
     </w:p>
@@ -2005,7 +2017,41 @@
           <w:color w:val="FF0000"/>
         </w:rPr>
       </w:pPr>
-      <w:proofErr w:type="spellStart"/>
+      <w:r>
+        <w:rPr>
+          <w:rFonts w:asciiTheme="minorBidi" w:hAnsiTheme="minorBidi"/>
+          <w:color w:val="FF0000"/>
+        </w:rPr>
+        <w:t xml:space="preserve">Args </w:t>
+      </w:r>
+      <w:r>
+        <w:rPr>
+          <w:rFonts w:asciiTheme="minorBidi" w:hAnsiTheme="minorBidi"/>
+          <w:color w:val="FF0000"/>
+        </w:rPr>
+        <w:sym w:font="Wingdings" w:char="F0E0"/>
+      </w:r>
+      <w:r>
+        <w:rPr>
+          <w:rFonts w:asciiTheme="minorBidi" w:hAnsiTheme="minorBidi"/>
+          <w:color w:val="FF0000"/>
+        </w:rPr>
+        <w:t xml:space="preserve"> </w:t>
+      </w:r>
+      <w:r>
+        <w:rPr>
+          <w:rFonts w:asciiTheme="minorBidi" w:hAnsiTheme="minorBidi"/>
+          <w:color w:val="FF0000"/>
+        </w:rPr>
+        <w:t>Term</w:t>
+      </w:r>
+      <w:r>
+        <w:rPr>
+          <w:rFonts w:asciiTheme="minorBidi" w:hAnsiTheme="minorBidi"/>
+          <w:color w:val="FF0000"/>
+        </w:rPr>
+        <w:t xml:space="preserve"> </w:t>
+      </w:r>
       <w:r>
         <w:rPr>
           <w:rFonts w:asciiTheme="minorBidi" w:hAnsiTheme="minorBidi"/>
@@ -2013,7 +2059,55 @@
         </w:rPr>
         <w:t>Args</w:t>
       </w:r>
-      <w:proofErr w:type="spellEnd"/>
+      <w:r>
+        <w:rPr>
+          <w:rFonts w:asciiTheme="minorBidi" w:hAnsiTheme="minorBidi"/>
+          <w:color w:val="FF0000"/>
+        </w:rPr>
+        <w:t>`</w:t>
+      </w:r>
+      <w:r>
+        <w:rPr>
+          <w:rFonts w:asciiTheme="minorBidi" w:hAnsiTheme="minorBidi"/>
+          <w:color w:val="FF0000"/>
+        </w:rPr>
+        <w:t xml:space="preserve"> | </w:t>
+      </w:r>
+      <w:r>
+        <w:rPr>
+          <w:rFonts w:asciiTheme="minorBidi" w:hAnsiTheme="minorBidi"/>
+          <w:color w:val="FF0000"/>
+        </w:rPr>
+        <w:t>ε</w:t>
+      </w:r>
+    </w:p>
+    <w:p>
+      <w:pPr>
+        <w:pStyle w:val="ListParagraph"/>
+        <w:numPr>
+          <w:ilvl w:val="1"/>
+          <w:numId w:val="4"/>
+        </w:numPr>
+        <w:jc w:val="both"/>
+        <w:rPr>
+          <w:rFonts w:asciiTheme="minorBidi" w:hAnsiTheme="minorBidi"/>
+          <w:color w:val="FF0000"/>
+        </w:rPr>
+      </w:pPr>
+      <w:r>
+        <w:rPr>
+          <w:rFonts w:asciiTheme="minorBidi" w:hAnsiTheme="minorBidi"/>
+          <w:color w:val="FF0000"/>
+        </w:rPr>
+        <w:t>Args</w:t>
+      </w:r>
+      <w:r>
+        <w:rPr>
+          <w:rFonts w:asciiTheme="minorBidi" w:hAnsiTheme="minorBidi"/>
+          <w:color w:val="FF0000"/>
+        </w:rPr>
+        <w:t>`</w:t>
+      </w:r>
       <w:r>
         <w:rPr>
           <w:rFonts w:asciiTheme="minorBidi" w:hAnsiTheme="minorBidi"/>
@@ -2033,6 +2127,20 @@
           <w:rFonts w:asciiTheme="minorBidi" w:hAnsiTheme="minorBidi"/>
           <w:color w:val="FF0000"/>
         </w:rPr>
+        <w:t xml:space="preserve"> , </w:t>
+      </w:r>
+      <w:r>
+        <w:rPr>
+          <w:rFonts w:asciiTheme="minorBidi" w:hAnsiTheme="minorBidi"/>
+          <w:color w:val="FF0000"/>
+        </w:rPr>
+        <w:t>Term</w:t>
+      </w:r>
+      <w:r>
+        <w:rPr>
+          <w:rFonts w:asciiTheme="minorBidi" w:hAnsiTheme="minorBidi"/>
+          <w:color w:val="FF0000"/>
+        </w:rPr>
         <w:t xml:space="preserve"> </w:t>
       </w:r>
       <w:r>
@@ -2040,7 +2148,123 @@
           <w:rFonts w:asciiTheme="minorBidi" w:hAnsiTheme="minorBidi"/>
           <w:color w:val="FF0000"/>
         </w:rPr>
-        <w:t>Term</w:t>
+        <w:t>Args</w:t>
+      </w:r>
+      <w:r>
+        <w:rPr>
+          <w:rFonts w:asciiTheme="minorBidi" w:hAnsiTheme="minorBidi"/>
+          <w:color w:val="FF0000"/>
+        </w:rPr>
+        <w:t>`</w:t>
+      </w:r>
+      <w:r>
+        <w:rPr>
+          <w:rFonts w:asciiTheme="minorBidi" w:hAnsiTheme="minorBidi"/>
+          <w:color w:val="FF0000"/>
+        </w:rPr>
+        <w:t xml:space="preserve"> | ε</w:t>
+      </w:r>
+    </w:p>
+    <w:p>
+      <w:pPr>
+        <w:pStyle w:val="ListParagraph"/>
+        <w:numPr>
+          <w:ilvl w:val="0"/>
+          <w:numId w:val="4"/>
+        </w:numPr>
+        <w:jc w:val="both"/>
+        <w:rPr>
+          <w:rFonts w:asciiTheme="minorBidi" w:hAnsiTheme="minorBidi"/>
+          <w:color w:val="FF0000"/>
+        </w:rPr>
+      </w:pPr>
+      <w:r>
+        <w:rPr>
+          <w:rFonts w:asciiTheme="minorBidi" w:hAnsiTheme="minorBidi"/>
+        </w:rPr>
+        <w:t xml:space="preserve">Equation </w:t>
+      </w:r>
+      <w:r>
+        <w:rPr>
+          <w:rFonts w:asciiTheme="minorBidi" w:hAnsiTheme="minorBidi"/>
+        </w:rPr>
+        <w:sym w:font="Wingdings" w:char="F0E0"/>
+      </w:r>
+      <w:r>
+        <w:rPr>
+          <w:rFonts w:asciiTheme="minorBidi" w:hAnsiTheme="minorBidi"/>
+        </w:rPr>
+        <w:t xml:space="preserve">  Equation Op | Op | Bracket</w:t>
+      </w:r>
+    </w:p>
+    <w:p>
+      <w:pPr>
+        <w:pStyle w:val="ListParagraph"/>
+        <w:numPr>
+          <w:ilvl w:val="1"/>
+          <w:numId w:val="4"/>
+        </w:numPr>
+        <w:jc w:val="both"/>
+        <w:rPr>
+          <w:rFonts w:asciiTheme="minorBidi" w:hAnsiTheme="minorBidi"/>
+          <w:color w:val="EE0000"/>
+        </w:rPr>
+      </w:pPr>
+      <w:r>
+        <w:rPr>
+          <w:rFonts w:asciiTheme="minorBidi" w:hAnsiTheme="minorBidi"/>
+          <w:color w:val="EE0000"/>
+        </w:rPr>
+        <w:t xml:space="preserve">Equation </w:t>
+      </w:r>
+      <w:r>
+        <w:rPr>
+          <w:rFonts w:asciiTheme="minorBidi" w:hAnsiTheme="minorBidi"/>
+          <w:color w:val="EE0000"/>
+        </w:rPr>
+        <w:sym w:font="Wingdings" w:char="F0E0"/>
+      </w:r>
+      <w:r>
+        <w:rPr>
+          <w:rFonts w:asciiTheme="minorBidi" w:hAnsiTheme="minorBidi"/>
+          <w:color w:val="EE0000"/>
+        </w:rPr>
+        <w:t xml:space="preserve"> Op Equation` | Bracket Equation`</w:t>
+      </w:r>
+    </w:p>
+    <w:p>
+      <w:pPr>
+        <w:pStyle w:val="ListParagraph"/>
+        <w:numPr>
+          <w:ilvl w:val="1"/>
+          <w:numId w:val="4"/>
+        </w:numPr>
+        <w:jc w:val="both"/>
+        <w:rPr>
+          <w:rFonts w:asciiTheme="minorBidi" w:hAnsiTheme="minorBidi"/>
+          <w:color w:val="FF0000"/>
+        </w:rPr>
+      </w:pPr>
+      <w:r>
+        <w:rPr>
+          <w:rFonts w:asciiTheme="minorBidi" w:hAnsiTheme="minorBidi"/>
+          <w:color w:val="FF0000"/>
+        </w:rPr>
+        <w:t>Equation`</w:t>
+      </w:r>
+      <w:r>
+        <w:rPr>
+          <w:rFonts w:asciiTheme="minorBidi" w:hAnsiTheme="minorBidi"/>
+          <w:color w:val="FF0000"/>
+        </w:rPr>
+        <w:sym w:font="Wingdings" w:char="F0E0"/>
+      </w:r>
+      <w:r>
+        <w:rPr>
+          <w:rFonts w:asciiTheme="minorBidi" w:hAnsiTheme="minorBidi"/>
+          <w:color w:val="FF0000"/>
+        </w:rPr>
+        <w:t xml:space="preserve"> Op Equation`</w:t>
       </w:r>
       <w:r>
         <w:rPr>
@@ -2049,15 +2273,352 @@
         </w:rPr>
         <w:t xml:space="preserve"> </w:t>
       </w:r>
-      <w:proofErr w:type="spellStart"/>
-      <w:r>
-        <w:rPr>
-          <w:rFonts w:asciiTheme="minorBidi" w:hAnsiTheme="minorBidi"/>
-          <w:color w:val="FF0000"/>
-        </w:rPr>
-        <w:t>Args</w:t>
-      </w:r>
-      <w:proofErr w:type="spellEnd"/>
+      <w:r>
+        <w:rPr>
+          <w:rFonts w:asciiTheme="minorBidi" w:hAnsiTheme="minorBidi"/>
+          <w:color w:val="FF0000"/>
+        </w:rPr>
+        <w:t>| ε</w:t>
+      </w:r>
+    </w:p>
+    <w:p>
+      <w:pPr>
+        <w:pStyle w:val="ListParagraph"/>
+        <w:numPr>
+          <w:ilvl w:val="0"/>
+          <w:numId w:val="4"/>
+        </w:numPr>
+        <w:jc w:val="both"/>
+        <w:rPr>
+          <w:rFonts w:asciiTheme="minorBidi" w:hAnsiTheme="minorBidi"/>
+          <w:color w:val="FF0000"/>
+        </w:rPr>
+      </w:pPr>
+      <w:r>
+        <w:rPr>
+          <w:rFonts w:asciiTheme="minorBidi" w:hAnsiTheme="minorBidi"/>
+        </w:rPr>
+        <w:t xml:space="preserve">Op </w:t>
+      </w:r>
+      <w:r>
+        <w:rPr>
+          <w:rFonts w:asciiTheme="minorBidi" w:hAnsiTheme="minorBidi"/>
+        </w:rPr>
+        <w:sym w:font="Wingdings" w:char="F0E0"/>
+      </w:r>
+      <w:r>
+        <w:rPr>
+          <w:rFonts w:asciiTheme="minorBidi" w:hAnsiTheme="minorBidi"/>
+        </w:rPr>
+        <w:t xml:space="preserve"> </w:t>
+      </w:r>
+      <w:r>
+        <w:rPr>
+          <w:rFonts w:asciiTheme="minorBidi" w:hAnsiTheme="minorBidi"/>
+        </w:rPr>
+        <w:t xml:space="preserve">Term arithmetic_operator </w:t>
+      </w:r>
+      <w:r>
+        <w:rPr>
+          <w:rFonts w:asciiTheme="minorBidi" w:hAnsiTheme="minorBidi"/>
+        </w:rPr>
+        <w:t>Fac | arithmetic_operator Fac</w:t>
+      </w:r>
+    </w:p>
+    <w:p>
+      <w:pPr>
+        <w:pStyle w:val="ListParagraph"/>
+        <w:numPr>
+          <w:ilvl w:val="0"/>
+          <w:numId w:val="4"/>
+        </w:numPr>
+        <w:jc w:val="both"/>
+        <w:rPr>
+          <w:rFonts w:asciiTheme="minorBidi" w:hAnsiTheme="minorBidi"/>
+          <w:color w:val="FF0000"/>
+        </w:rPr>
+      </w:pPr>
+      <w:r>
+        <w:rPr>
+          <w:rFonts w:asciiTheme="minorBidi" w:hAnsiTheme="minorBidi"/>
+        </w:rPr>
+        <w:t>Fac</w:t>
+      </w:r>
+      <w:r>
+        <w:rPr>
+          <w:rFonts w:asciiTheme="minorBidi" w:hAnsiTheme="minorBidi"/>
+        </w:rPr>
+        <w:t xml:space="preserve"> </w:t>
+      </w:r>
+      <w:r>
+        <w:rPr>
+          <w:rFonts w:asciiTheme="minorBidi" w:hAnsiTheme="minorBidi"/>
+        </w:rPr>
+        <w:sym w:font="Wingdings" w:char="F0E0"/>
+      </w:r>
+      <w:r>
+        <w:rPr>
+          <w:rFonts w:asciiTheme="minorBidi" w:hAnsiTheme="minorBidi"/>
+        </w:rPr>
+        <w:t xml:space="preserve"> Term | Bracket</w:t>
+      </w:r>
+    </w:p>
+    <w:p>
+      <w:pPr>
+        <w:pStyle w:val="ListParagraph"/>
+        <w:numPr>
+          <w:ilvl w:val="0"/>
+          <w:numId w:val="4"/>
+        </w:numPr>
+        <w:jc w:val="both"/>
+        <w:rPr>
+          <w:rFonts w:asciiTheme="minorBidi" w:hAnsiTheme="minorBidi"/>
+          <w:color w:val="FF0000"/>
+        </w:rPr>
+      </w:pPr>
+      <w:r>
+        <w:rPr>
+          <w:rFonts w:asciiTheme="minorBidi" w:hAnsiTheme="minorBidi"/>
+          <w:color w:val="000000" w:themeColor="text1"/>
+        </w:rPr>
+        <w:t xml:space="preserve">Bracket </w:t>
+      </w:r>
+      <w:r>
+        <w:rPr>
+          <w:rFonts w:asciiTheme="minorBidi" w:hAnsiTheme="minorBidi"/>
+          <w:color w:val="000000" w:themeColor="text1"/>
+        </w:rPr>
+        <w:sym w:font="Wingdings" w:char="F0E0"/>
+      </w:r>
+      <w:r>
+        <w:rPr>
+          <w:rFonts w:asciiTheme="minorBidi" w:hAnsiTheme="minorBidi"/>
+          <w:color w:val="000000" w:themeColor="text1"/>
+        </w:rPr>
+        <w:t xml:space="preserve"> ( Equation )</w:t>
+      </w:r>
+    </w:p>
+    <w:p>
+      <w:pPr>
+        <w:pStyle w:val="ListParagraph"/>
+        <w:numPr>
+          <w:ilvl w:val="0"/>
+          <w:numId w:val="4"/>
+        </w:numPr>
+        <w:jc w:val="both"/>
+        <w:rPr>
+          <w:rFonts w:asciiTheme="minorBidi" w:hAnsiTheme="minorBidi"/>
+          <w:color w:val="FF0000"/>
+        </w:rPr>
+      </w:pPr>
+      <w:r>
+        <w:rPr>
+          <w:rFonts w:asciiTheme="minorBidi" w:hAnsiTheme="minorBidi"/>
+          <w:color w:val="000000" w:themeColor="text1"/>
+        </w:rPr>
+        <w:t xml:space="preserve">Read_Statement </w:t>
+      </w:r>
+      <w:r>
+        <w:rPr>
+          <w:rFonts w:asciiTheme="minorBidi" w:hAnsiTheme="minorBidi"/>
+          <w:color w:val="000000" w:themeColor="text1"/>
+        </w:rPr>
+        <w:sym w:font="Wingdings" w:char="F0E0"/>
+      </w:r>
+      <w:r>
+        <w:rPr>
+          <w:rFonts w:asciiTheme="minorBidi" w:hAnsiTheme="minorBidi"/>
+          <w:color w:val="000000" w:themeColor="text1"/>
+        </w:rPr>
+        <w:t xml:space="preserve"> read identifier ;</w:t>
+      </w:r>
+    </w:p>
+    <w:p>
+      <w:pPr>
+        <w:pStyle w:val="ListParagraph"/>
+        <w:numPr>
+          <w:ilvl w:val="0"/>
+          <w:numId w:val="4"/>
+        </w:numPr>
+        <w:jc w:val="both"/>
+        <w:rPr>
+          <w:rFonts w:asciiTheme="minorBidi" w:hAnsiTheme="minorBidi"/>
+          <w:color w:val="FF0000"/>
+        </w:rPr>
+      </w:pPr>
+      <w:r>
+        <w:rPr>
+          <w:rFonts w:asciiTheme="minorBidi" w:hAnsiTheme="minorBidi"/>
+        </w:rPr>
+        <w:t xml:space="preserve">Assignment_Statement </w:t>
+      </w:r>
+      <w:r>
+        <w:rPr>
+          <w:rFonts w:asciiTheme="minorBidi" w:hAnsiTheme="minorBidi"/>
+        </w:rPr>
+        <w:sym w:font="Wingdings" w:char="F0E0"/>
+      </w:r>
+      <w:r>
+        <w:rPr>
+          <w:rFonts w:asciiTheme="minorBidi" w:hAnsiTheme="minorBidi"/>
+        </w:rPr>
+        <w:t xml:space="preserve"> identifier := Expression</w:t>
+      </w:r>
+      <w:r>
+        <w:rPr>
+          <w:rFonts w:asciiTheme="minorBidi" w:hAnsiTheme="minorBidi"/>
+        </w:rPr>
+        <w:t xml:space="preserve"> ;</w:t>
+      </w:r>
+    </w:p>
+    <w:p>
+      <w:pPr>
+        <w:pStyle w:val="ListParagraph"/>
+        <w:numPr>
+          <w:ilvl w:val="0"/>
+          <w:numId w:val="4"/>
+        </w:numPr>
+        <w:jc w:val="both"/>
+        <w:rPr>
+          <w:rFonts w:asciiTheme="minorBidi" w:hAnsiTheme="minorBidi"/>
+          <w:color w:val="000000" w:themeColor="text1"/>
+        </w:rPr>
+      </w:pPr>
+      <w:r>
+        <w:rPr>
+          <w:rFonts w:asciiTheme="minorBidi" w:hAnsiTheme="minorBidi"/>
+          <w:color w:val="000000" w:themeColor="text1"/>
+        </w:rPr>
+        <w:t xml:space="preserve">Declaration_Statement </w:t>
+      </w:r>
+      <w:r>
+        <w:rPr>
+          <w:rFonts w:asciiTheme="minorBidi" w:hAnsiTheme="minorBidi"/>
+          <w:color w:val="000000" w:themeColor="text1"/>
+        </w:rPr>
+        <w:sym w:font="Wingdings" w:char="F0E0"/>
+      </w:r>
+      <w:r>
+        <w:rPr>
+          <w:rFonts w:asciiTheme="minorBidi" w:hAnsiTheme="minorBidi"/>
+          <w:color w:val="000000" w:themeColor="text1"/>
+        </w:rPr>
+        <w:t xml:space="preserve"> Data</w:t>
+      </w:r>
+      <w:r>
+        <w:rPr>
+          <w:rFonts w:asciiTheme="minorBidi" w:hAnsiTheme="minorBidi"/>
+          <w:color w:val="000000" w:themeColor="text1"/>
+        </w:rPr>
+        <w:t>t</w:t>
+      </w:r>
+      <w:r>
+        <w:rPr>
+          <w:rFonts w:asciiTheme="minorBidi" w:hAnsiTheme="minorBidi"/>
+          <w:color w:val="000000" w:themeColor="text1"/>
+        </w:rPr>
+        <w:t>ype IdentList ;</w:t>
+      </w:r>
+    </w:p>
+    <w:p>
+      <w:pPr>
+        <w:pStyle w:val="ListParagraph"/>
+        <w:jc w:val="both"/>
+        <w:rPr>
+          <w:rFonts w:asciiTheme="minorBidi" w:hAnsiTheme="minorBidi"/>
+          <w:color w:val="000000" w:themeColor="text1"/>
+        </w:rPr>
+      </w:pPr>
+    </w:p>
+    <w:p>
+      <w:pPr>
+        <w:pStyle w:val="ListParagraph"/>
+        <w:jc w:val="both"/>
+        <w:rPr>
+          <w:rFonts w:asciiTheme="minorBidi" w:hAnsiTheme="minorBidi"/>
+          <w:color w:val="000000" w:themeColor="text1"/>
+        </w:rPr>
+      </w:pPr>
+    </w:p>
+    <w:p>
+      <w:pPr>
+        <w:pStyle w:val="ListParagraph"/>
+        <w:jc w:val="both"/>
+        <w:rPr>
+          <w:rFonts w:asciiTheme="minorBidi" w:hAnsiTheme="minorBidi"/>
+          <w:color w:val="000000" w:themeColor="text1"/>
+        </w:rPr>
+      </w:pPr>
+    </w:p>
+    <w:p>
+      <w:pPr>
+        <w:pStyle w:val="ListParagraph"/>
+        <w:numPr>
+          <w:ilvl w:val="0"/>
+          <w:numId w:val="4"/>
+        </w:numPr>
+        <w:jc w:val="both"/>
+        <w:rPr>
+          <w:rFonts w:asciiTheme="minorBidi" w:hAnsiTheme="minorBidi"/>
+          <w:color w:val="000000" w:themeColor="text1"/>
+        </w:rPr>
+      </w:pPr>
+      <w:r>
+        <w:rPr>
+          <w:rFonts w:asciiTheme="minorBidi" w:hAnsiTheme="minorBidi"/>
+          <w:color w:val="000000" w:themeColor="text1"/>
+        </w:rPr>
+        <w:lastRenderedPageBreak/>
+        <w:t xml:space="preserve">IdentList </w:t>
+      </w:r>
+      <w:r>
+        <w:rPr>
+          <w:rFonts w:asciiTheme="minorBidi" w:hAnsiTheme="minorBidi"/>
+        </w:rPr>
+        <w:sym w:font="Wingdings" w:char="F0E0"/>
+      </w:r>
+      <w:r>
+        <w:rPr>
+          <w:rFonts w:asciiTheme="minorBidi" w:hAnsiTheme="minorBidi"/>
+          <w:color w:val="000000" w:themeColor="text1"/>
+        </w:rPr>
+        <w:t xml:space="preserve"> Ident , IdentList | Ident        </w:t>
+      </w:r>
+    </w:p>
+    <w:p>
+      <w:pPr>
+        <w:pStyle w:val="ListParagraph"/>
+        <w:numPr>
+          <w:ilvl w:val="1"/>
+          <w:numId w:val="4"/>
+        </w:numPr>
+        <w:jc w:val="both"/>
+        <w:rPr>
+          <w:rFonts w:asciiTheme="minorBidi" w:hAnsiTheme="minorBidi"/>
+          <w:color w:val="FF0000"/>
+        </w:rPr>
+      </w:pPr>
+      <w:r>
+        <w:rPr>
+          <w:rFonts w:asciiTheme="minorBidi" w:hAnsiTheme="minorBidi"/>
+          <w:color w:val="FF0000"/>
+        </w:rPr>
+        <w:t xml:space="preserve">IdentList </w:t>
+      </w:r>
+      <w:r>
+        <w:rPr>
+          <w:rFonts w:asciiTheme="minorBidi" w:hAnsiTheme="minorBidi"/>
+          <w:color w:val="FF0000"/>
+        </w:rPr>
+        <w:sym w:font="Wingdings" w:char="F0E0"/>
+      </w:r>
+      <w:r>
+        <w:rPr>
+          <w:rFonts w:asciiTheme="minorBidi" w:hAnsiTheme="minorBidi"/>
+          <w:color w:val="FF0000"/>
+        </w:rPr>
+        <w:t xml:space="preserve"> Ident IdentList</w:t>
+      </w:r>
       <w:r>
         <w:rPr>
           <w:rFonts w:asciiTheme="minorBidi" w:hAnsiTheme="minorBidi"/>
@@ -2065,20 +2626,6 @@
         </w:rPr>
         <w:t>`</w:t>
       </w:r>
-      <w:r>
-        <w:rPr>
-          <w:rFonts w:asciiTheme="minorBidi" w:hAnsiTheme="minorBidi"/>
-          <w:color w:val="FF0000"/>
-        </w:rPr>
-        <w:t xml:space="preserve"> | </w:t>
-      </w:r>
-      <w:r>
-        <w:rPr>
-          <w:rFonts w:asciiTheme="minorBidi" w:hAnsiTheme="minorBidi"/>
-          <w:color w:val="FF0000"/>
-        </w:rPr>
-        <w:t>ε</w:t>
-      </w:r>
     </w:p>
     <w:p>
       <w:pPr>
@@ -2098,534 +2645,6 @@
           <w:rFonts w:asciiTheme="minorBidi" w:hAnsiTheme="minorBidi"/>
           <w:color w:val="FF0000"/>
         </w:rPr>
-        <w:t>Args</w:t>
-      </w:r>
-      <w:r>
-        <w:rPr>
-          <w:rFonts w:asciiTheme="minorBidi" w:hAnsiTheme="minorBidi"/>
-          <w:color w:val="FF0000"/>
-        </w:rPr>
-        <w:t>`</w:t>
-      </w:r>
-      <w:r>
-        <w:rPr>
-          <w:rFonts w:asciiTheme="minorBidi" w:hAnsiTheme="minorBidi"/>
-          <w:color w:val="FF0000"/>
-        </w:rPr>
-        <w:t xml:space="preserve"> </w:t>
-      </w:r>
-      <w:r>
-        <w:rPr>
-          <w:rFonts w:asciiTheme="minorBidi" w:hAnsiTheme="minorBidi"/>
-          <w:color w:val="FF0000"/>
-        </w:rPr>
-        <w:sym w:font="Wingdings" w:char="F0E0"/>
-      </w:r>
-      <w:r>
-        <w:rPr>
-          <w:rFonts w:asciiTheme="minorBidi" w:hAnsiTheme="minorBidi"/>
-          <w:color w:val="FF0000"/>
-        </w:rPr>
-        <w:t xml:space="preserve"> , </w:t>
-      </w:r>
-      <w:r>
-        <w:rPr>
-          <w:rFonts w:asciiTheme="minorBidi" w:hAnsiTheme="minorBidi"/>
-          <w:color w:val="FF0000"/>
-        </w:rPr>
-        <w:t>Term</w:t>
-      </w:r>
-      <w:r>
-        <w:rPr>
-          <w:rFonts w:asciiTheme="minorBidi" w:hAnsiTheme="minorBidi"/>
-          <w:color w:val="FF0000"/>
-        </w:rPr>
-        <w:t xml:space="preserve"> </w:t>
-      </w:r>
-      <w:proofErr w:type="spellStart"/>
-      <w:r>
-        <w:rPr>
-          <w:rFonts w:asciiTheme="minorBidi" w:hAnsiTheme="minorBidi"/>
-          <w:color w:val="FF0000"/>
-        </w:rPr>
-        <w:t>Args</w:t>
-      </w:r>
-      <w:proofErr w:type="spellEnd"/>
-      <w:r>
-        <w:rPr>
-          <w:rFonts w:asciiTheme="minorBidi" w:hAnsiTheme="minorBidi"/>
-          <w:color w:val="FF0000"/>
-        </w:rPr>
-        <w:t>`</w:t>
-      </w:r>
-      <w:r>
-        <w:rPr>
-          <w:rFonts w:asciiTheme="minorBidi" w:hAnsiTheme="minorBidi"/>
-          <w:color w:val="FF0000"/>
-        </w:rPr>
-        <w:t xml:space="preserve"> | ε</w:t>
-      </w:r>
-    </w:p>
-    <w:p>
-      <w:pPr>
-        <w:pStyle w:val="ListParagraph"/>
-        <w:numPr>
-          <w:ilvl w:val="0"/>
-          <w:numId w:val="4"/>
-        </w:numPr>
-        <w:jc w:val="both"/>
-        <w:rPr>
-          <w:rFonts w:asciiTheme="minorBidi" w:hAnsiTheme="minorBidi"/>
-          <w:color w:val="FF0000"/>
-        </w:rPr>
-      </w:pPr>
-      <w:r>
-        <w:rPr>
-          <w:rFonts w:asciiTheme="minorBidi" w:hAnsiTheme="minorBidi"/>
-        </w:rPr>
-        <w:t xml:space="preserve">Equation </w:t>
-      </w:r>
-      <w:r>
-        <w:rPr>
-          <w:rFonts w:asciiTheme="minorBidi" w:hAnsiTheme="minorBidi"/>
-        </w:rPr>
-        <w:sym w:font="Wingdings" w:char="F0E0"/>
-      </w:r>
-      <w:r>
-        <w:rPr>
-          <w:rFonts w:asciiTheme="minorBidi" w:hAnsiTheme="minorBidi"/>
-        </w:rPr>
-        <w:t xml:space="preserve">  Equation Op | Op | Bracket</w:t>
-      </w:r>
-    </w:p>
-    <w:p>
-      <w:pPr>
-        <w:pStyle w:val="ListParagraph"/>
-        <w:numPr>
-          <w:ilvl w:val="1"/>
-          <w:numId w:val="4"/>
-        </w:numPr>
-        <w:jc w:val="both"/>
-        <w:rPr>
-          <w:rFonts w:asciiTheme="minorBidi" w:hAnsiTheme="minorBidi"/>
-          <w:color w:val="EE0000"/>
-        </w:rPr>
-      </w:pPr>
-      <w:r>
-        <w:rPr>
-          <w:rFonts w:asciiTheme="minorBidi" w:hAnsiTheme="minorBidi"/>
-          <w:color w:val="EE0000"/>
-        </w:rPr>
-        <w:t xml:space="preserve">Equation </w:t>
-      </w:r>
-      <w:r>
-        <w:rPr>
-          <w:rFonts w:asciiTheme="minorBidi" w:hAnsiTheme="minorBidi"/>
-          <w:color w:val="EE0000"/>
-        </w:rPr>
-        <w:sym w:font="Wingdings" w:char="F0E0"/>
-      </w:r>
-      <w:r>
-        <w:rPr>
-          <w:rFonts w:asciiTheme="minorBidi" w:hAnsiTheme="minorBidi"/>
-          <w:color w:val="EE0000"/>
-        </w:rPr>
-        <w:t xml:space="preserve"> Op Equation` | Bracket Equation`</w:t>
-      </w:r>
-    </w:p>
-    <w:p>
-      <w:pPr>
-        <w:pStyle w:val="ListParagraph"/>
-        <w:numPr>
-          <w:ilvl w:val="1"/>
-          <w:numId w:val="4"/>
-        </w:numPr>
-        <w:jc w:val="both"/>
-        <w:rPr>
-          <w:rFonts w:asciiTheme="minorBidi" w:hAnsiTheme="minorBidi"/>
-          <w:color w:val="FF0000"/>
-        </w:rPr>
-      </w:pPr>
-      <w:r>
-        <w:rPr>
-          <w:rFonts w:asciiTheme="minorBidi" w:hAnsiTheme="minorBidi"/>
-          <w:color w:val="FF0000"/>
-        </w:rPr>
-        <w:t>Equation`</w:t>
-      </w:r>
-      <w:r>
-        <w:rPr>
-          <w:rFonts w:asciiTheme="minorBidi" w:hAnsiTheme="minorBidi"/>
-          <w:color w:val="FF0000"/>
-        </w:rPr>
-        <w:sym w:font="Wingdings" w:char="F0E0"/>
-      </w:r>
-      <w:r>
-        <w:rPr>
-          <w:rFonts w:asciiTheme="minorBidi" w:hAnsiTheme="minorBidi"/>
-          <w:color w:val="FF0000"/>
-        </w:rPr>
-        <w:t xml:space="preserve"> Op Equation`</w:t>
-      </w:r>
-      <w:r>
-        <w:rPr>
-          <w:rFonts w:asciiTheme="minorBidi" w:hAnsiTheme="minorBidi"/>
-          <w:color w:val="FF0000"/>
-        </w:rPr>
-        <w:t xml:space="preserve"> </w:t>
-      </w:r>
-      <w:r>
-        <w:rPr>
-          <w:rFonts w:asciiTheme="minorBidi" w:hAnsiTheme="minorBidi"/>
-          <w:color w:val="FF0000"/>
-        </w:rPr>
-        <w:t>| ε</w:t>
-      </w:r>
-    </w:p>
-    <w:p>
-      <w:pPr>
-        <w:pStyle w:val="ListParagraph"/>
-        <w:numPr>
-          <w:ilvl w:val="0"/>
-          <w:numId w:val="4"/>
-        </w:numPr>
-        <w:jc w:val="both"/>
-        <w:rPr>
-          <w:rFonts w:asciiTheme="minorBidi" w:hAnsiTheme="minorBidi"/>
-          <w:color w:val="FF0000"/>
-        </w:rPr>
-      </w:pPr>
-      <w:r>
-        <w:rPr>
-          <w:rFonts w:asciiTheme="minorBidi" w:hAnsiTheme="minorBidi"/>
-        </w:rPr>
-        <w:t xml:space="preserve">Op </w:t>
-      </w:r>
-      <w:r>
-        <w:rPr>
-          <w:rFonts w:asciiTheme="minorBidi" w:hAnsiTheme="minorBidi"/>
-        </w:rPr>
-        <w:sym w:font="Wingdings" w:char="F0E0"/>
-      </w:r>
-      <w:r>
-        <w:rPr>
-          <w:rFonts w:asciiTheme="minorBidi" w:hAnsiTheme="minorBidi"/>
-        </w:rPr>
-        <w:t xml:space="preserve"> </w:t>
-      </w:r>
-      <w:r>
-        <w:rPr>
-          <w:rFonts w:asciiTheme="minorBidi" w:hAnsiTheme="minorBidi"/>
-        </w:rPr>
-        <w:t xml:space="preserve">Term arithmetic_operator </w:t>
-      </w:r>
-      <w:r>
-        <w:rPr>
-          <w:rFonts w:asciiTheme="minorBidi" w:hAnsiTheme="minorBidi"/>
-        </w:rPr>
-        <w:t>Fac | arithmetic_operator Fac</w:t>
-      </w:r>
-    </w:p>
-    <w:p>
-      <w:pPr>
-        <w:pStyle w:val="ListParagraph"/>
-        <w:numPr>
-          <w:ilvl w:val="0"/>
-          <w:numId w:val="4"/>
-        </w:numPr>
-        <w:jc w:val="both"/>
-        <w:rPr>
-          <w:rFonts w:asciiTheme="minorBidi" w:hAnsiTheme="minorBidi"/>
-          <w:color w:val="FF0000"/>
-        </w:rPr>
-      </w:pPr>
-      <w:r>
-        <w:rPr>
-          <w:rFonts w:asciiTheme="minorBidi" w:hAnsiTheme="minorBidi"/>
-        </w:rPr>
-        <w:t>Fac</w:t>
-      </w:r>
-      <w:r>
-        <w:rPr>
-          <w:rFonts w:asciiTheme="minorBidi" w:hAnsiTheme="minorBidi"/>
-        </w:rPr>
-        <w:t xml:space="preserve"> </w:t>
-      </w:r>
-      <w:r>
-        <w:rPr>
-          <w:rFonts w:asciiTheme="minorBidi" w:hAnsiTheme="minorBidi"/>
-        </w:rPr>
-        <w:sym w:font="Wingdings" w:char="F0E0"/>
-      </w:r>
-      <w:r>
-        <w:rPr>
-          <w:rFonts w:asciiTheme="minorBidi" w:hAnsiTheme="minorBidi"/>
-        </w:rPr>
-        <w:t xml:space="preserve"> Term | Bracket</w:t>
-      </w:r>
-    </w:p>
-    <w:p>
-      <w:pPr>
-        <w:pStyle w:val="ListParagraph"/>
-        <w:numPr>
-          <w:ilvl w:val="0"/>
-          <w:numId w:val="4"/>
-        </w:numPr>
-        <w:jc w:val="both"/>
-        <w:rPr>
-          <w:rFonts w:asciiTheme="minorBidi" w:hAnsiTheme="minorBidi"/>
-          <w:color w:val="FF0000"/>
-        </w:rPr>
-      </w:pPr>
-      <w:r>
-        <w:rPr>
-          <w:rFonts w:asciiTheme="minorBidi" w:hAnsiTheme="minorBidi"/>
-          <w:color w:val="000000" w:themeColor="text1"/>
-        </w:rPr>
-        <w:t xml:space="preserve">Bracket </w:t>
-      </w:r>
-      <w:r>
-        <w:rPr>
-          <w:rFonts w:asciiTheme="minorBidi" w:hAnsiTheme="minorBidi"/>
-          <w:color w:val="000000" w:themeColor="text1"/>
-        </w:rPr>
-        <w:sym w:font="Wingdings" w:char="F0E0"/>
-      </w:r>
-      <w:r>
-        <w:rPr>
-          <w:rFonts w:asciiTheme="minorBidi" w:hAnsiTheme="minorBidi"/>
-          <w:color w:val="000000" w:themeColor="text1"/>
-        </w:rPr>
-        <w:t xml:space="preserve"> ( Equation )</w:t>
-      </w:r>
-    </w:p>
-    <w:p>
-      <w:pPr>
-        <w:pStyle w:val="ListParagraph"/>
-        <w:numPr>
-          <w:ilvl w:val="0"/>
-          <w:numId w:val="4"/>
-        </w:numPr>
-        <w:jc w:val="both"/>
-        <w:rPr>
-          <w:rFonts w:asciiTheme="minorBidi" w:hAnsiTheme="minorBidi"/>
-          <w:color w:val="FF0000"/>
-        </w:rPr>
-      </w:pPr>
-      <w:r>
-        <w:rPr>
-          <w:rFonts w:asciiTheme="minorBidi" w:hAnsiTheme="minorBidi"/>
-          <w:color w:val="000000" w:themeColor="text1"/>
-        </w:rPr>
-        <w:t xml:space="preserve">Read_Statement </w:t>
-      </w:r>
-      <w:r>
-        <w:rPr>
-          <w:rFonts w:asciiTheme="minorBidi" w:hAnsiTheme="minorBidi"/>
-          <w:color w:val="000000" w:themeColor="text1"/>
-        </w:rPr>
-        <w:sym w:font="Wingdings" w:char="F0E0"/>
-      </w:r>
-      <w:r>
-        <w:rPr>
-          <w:rFonts w:asciiTheme="minorBidi" w:hAnsiTheme="minorBidi"/>
-          <w:color w:val="000000" w:themeColor="text1"/>
-        </w:rPr>
-        <w:t xml:space="preserve"> read identifier ;</w:t>
-      </w:r>
-    </w:p>
-    <w:p>
-      <w:pPr>
-        <w:pStyle w:val="ListParagraph"/>
-        <w:numPr>
-          <w:ilvl w:val="0"/>
-          <w:numId w:val="4"/>
-        </w:numPr>
-        <w:jc w:val="both"/>
-        <w:rPr>
-          <w:rFonts w:asciiTheme="minorBidi" w:hAnsiTheme="minorBidi"/>
-          <w:color w:val="FF0000"/>
-        </w:rPr>
-      </w:pPr>
-      <w:r>
-        <w:rPr>
-          <w:rFonts w:asciiTheme="minorBidi" w:hAnsiTheme="minorBidi"/>
-        </w:rPr>
-        <w:t xml:space="preserve">Assignment_Statement </w:t>
-      </w:r>
-      <w:r>
-        <w:rPr>
-          <w:rFonts w:asciiTheme="minorBidi" w:hAnsiTheme="minorBidi"/>
-        </w:rPr>
-        <w:sym w:font="Wingdings" w:char="F0E0"/>
-      </w:r>
-      <w:r>
-        <w:rPr>
-          <w:rFonts w:asciiTheme="minorBidi" w:hAnsiTheme="minorBidi"/>
-        </w:rPr>
-        <w:t xml:space="preserve"> identifier := Expression</w:t>
-      </w:r>
-      <w:r>
-        <w:rPr>
-          <w:rFonts w:asciiTheme="minorBidi" w:hAnsiTheme="minorBidi"/>
-        </w:rPr>
-        <w:t xml:space="preserve"> ;</w:t>
-      </w:r>
-    </w:p>
-    <w:p>
-      <w:pPr>
-        <w:pStyle w:val="ListParagraph"/>
-        <w:numPr>
-          <w:ilvl w:val="0"/>
-          <w:numId w:val="4"/>
-        </w:numPr>
-        <w:jc w:val="both"/>
-        <w:rPr>
-          <w:rFonts w:asciiTheme="minorBidi" w:hAnsiTheme="minorBidi"/>
-          <w:color w:val="000000" w:themeColor="text1"/>
-        </w:rPr>
-      </w:pPr>
-      <w:r>
-        <w:rPr>
-          <w:rFonts w:asciiTheme="minorBidi" w:hAnsiTheme="minorBidi"/>
-          <w:color w:val="000000" w:themeColor="text1"/>
-        </w:rPr>
-        <w:t xml:space="preserve">Declaration_Statement </w:t>
-      </w:r>
-      <w:r>
-        <w:rPr>
-          <w:rFonts w:asciiTheme="minorBidi" w:hAnsiTheme="minorBidi"/>
-          <w:color w:val="000000" w:themeColor="text1"/>
-        </w:rPr>
-        <w:sym w:font="Wingdings" w:char="F0E0"/>
-      </w:r>
-      <w:r>
-        <w:rPr>
-          <w:rFonts w:asciiTheme="minorBidi" w:hAnsiTheme="minorBidi"/>
-          <w:color w:val="000000" w:themeColor="text1"/>
-        </w:rPr>
-        <w:t xml:space="preserve"> Data</w:t>
-      </w:r>
-      <w:r>
-        <w:rPr>
-          <w:rFonts w:asciiTheme="minorBidi" w:hAnsiTheme="minorBidi"/>
-          <w:color w:val="000000" w:themeColor="text1"/>
-        </w:rPr>
-        <w:t>t</w:t>
-      </w:r>
-      <w:r>
-        <w:rPr>
-          <w:rFonts w:asciiTheme="minorBidi" w:hAnsiTheme="minorBidi"/>
-          <w:color w:val="000000" w:themeColor="text1"/>
-        </w:rPr>
-        <w:t>ype IdentList ;</w:t>
-      </w:r>
-    </w:p>
-    <w:p>
-      <w:pPr>
-        <w:pStyle w:val="ListParagraph"/>
-        <w:jc w:val="both"/>
-        <w:rPr>
-          <w:rFonts w:asciiTheme="minorBidi" w:hAnsiTheme="minorBidi"/>
-          <w:color w:val="000000" w:themeColor="text1"/>
-        </w:rPr>
-      </w:pPr>
-    </w:p>
-    <w:p>
-      <w:pPr>
-        <w:pStyle w:val="ListParagraph"/>
-        <w:numPr>
-          <w:ilvl w:val="0"/>
-          <w:numId w:val="4"/>
-        </w:numPr>
-        <w:jc w:val="both"/>
-        <w:rPr>
-          <w:rFonts w:asciiTheme="minorBidi" w:hAnsiTheme="minorBidi"/>
-          <w:color w:val="000000" w:themeColor="text1"/>
-        </w:rPr>
-      </w:pPr>
-      <w:r>
-        <w:rPr>
-          <w:rFonts w:asciiTheme="minorBidi" w:hAnsiTheme="minorBidi"/>
-          <w:color w:val="000000" w:themeColor="text1"/>
-        </w:rPr>
-        <w:t xml:space="preserve">IdentList </w:t>
-      </w:r>
-      <w:r>
-        <w:rPr>
-          <w:rFonts w:asciiTheme="minorBidi" w:hAnsiTheme="minorBidi"/>
-        </w:rPr>
-        <w:sym w:font="Wingdings" w:char="F0E0"/>
-      </w:r>
-      <w:r>
-        <w:rPr>
-          <w:rFonts w:asciiTheme="minorBidi" w:hAnsiTheme="minorBidi"/>
-          <w:color w:val="000000" w:themeColor="text1"/>
-        </w:rPr>
-        <w:t xml:space="preserve"> Ident , IdentList | Ident        </w:t>
-      </w:r>
-    </w:p>
-    <w:p>
-      <w:pPr>
-        <w:pStyle w:val="ListParagraph"/>
-        <w:numPr>
-          <w:ilvl w:val="1"/>
-          <w:numId w:val="4"/>
-        </w:numPr>
-        <w:jc w:val="both"/>
-        <w:rPr>
-          <w:rFonts w:asciiTheme="minorBidi" w:hAnsiTheme="minorBidi"/>
-          <w:color w:val="FF0000"/>
-        </w:rPr>
-      </w:pPr>
-      <w:r>
-        <w:rPr>
-          <w:rFonts w:asciiTheme="minorBidi" w:hAnsiTheme="minorBidi"/>
-          <w:color w:val="FF0000"/>
-        </w:rPr>
-        <w:t xml:space="preserve">IdentList </w:t>
-      </w:r>
-      <w:r>
-        <w:rPr>
-          <w:rFonts w:asciiTheme="minorBidi" w:hAnsiTheme="minorBidi"/>
-          <w:color w:val="FF0000"/>
-        </w:rPr>
-        <w:sym w:font="Wingdings" w:char="F0E0"/>
-      </w:r>
-      <w:r>
-        <w:rPr>
-          <w:rFonts w:asciiTheme="minorBidi" w:hAnsiTheme="minorBidi"/>
-          <w:color w:val="FF0000"/>
-        </w:rPr>
-        <w:t xml:space="preserve"> Ident IdentList</w:t>
-      </w:r>
-      <w:r>
-        <w:rPr>
-          <w:rFonts w:asciiTheme="minorBidi" w:hAnsiTheme="minorBidi"/>
-          <w:color w:val="FF0000"/>
-        </w:rPr>
-        <w:t>`</w:t>
-      </w:r>
-    </w:p>
-    <w:p>
-      <w:pPr>
-        <w:pStyle w:val="ListParagraph"/>
-        <w:numPr>
-          <w:ilvl w:val="1"/>
-          <w:numId w:val="4"/>
-        </w:numPr>
-        <w:jc w:val="both"/>
-        <w:rPr>
-          <w:rFonts w:asciiTheme="minorBidi" w:hAnsiTheme="minorBidi"/>
-          <w:color w:val="FF0000"/>
-        </w:rPr>
-      </w:pPr>
-      <w:r>
-        <w:rPr>
-          <w:rFonts w:asciiTheme="minorBidi" w:hAnsiTheme="minorBidi"/>
-          <w:color w:val="FF0000"/>
-        </w:rPr>
-        <w:lastRenderedPageBreak/>
         <w:t>IdentList</w:t>
       </w:r>
       <w:r>
